--- a/论文_DryBean机器学习项目报告.docx
+++ b/论文_DryBean机器学习项目报告.docx
@@ -473,7 +473,7 @@
       <w:cols w:space="720"/>
       <w:docGrid w:linePitch="360"/>
     </w:sectPr>
-    <w:bookmarkStart w:id="54" w:name="dry-bean-dataset-多分类机器学习项目报告"/>
+    <w:bookmarkStart w:id="64" w:name="dry-bean-dataset-多分类机器学习项目报告"/>
     <w:p>
       <w:pPr>
         <w:pStyle w:val="Heading1"/>
@@ -9451,7 +9451,7 @@
     </w:tbl>
     <w:bookmarkEnd w:id="32"/>
     <w:bookmarkEnd w:id="33"/>
-    <w:bookmarkStart w:id="39" w:name="系统展示评分占比-30"/>
+    <w:bookmarkStart w:id="49" w:name="系统展示评分占比-30"/>
     <w:p>
       <w:pPr>
         <w:pStyle w:val="Heading2"/>
@@ -9492,37 +9492,104 @@
         <w:rPr>
           <w:rFonts w:hint="eastAsia"/>
         </w:rPr>
-        <w:t xml:space="preserve">展示。</w:t>
-      </w:r>
-    </w:p>
-    <w:bookmarkStart w:id="34" w:name="工程模块架构"/>
-    <w:p>
-      <w:pPr>
-        <w:pStyle w:val="Heading3"/>
-      </w:pPr>
-      <w:r>
-        <w:t xml:space="preserve">6.1 </w:t>
-      </w:r>
-      <w:r>
-        <w:rPr>
-          <w:rFonts w:hint="eastAsia"/>
-        </w:rPr>
-        <w:t xml:space="preserve">工程模块架构</w:t>
+        <w:t xml:space="preserve">展示。项目代码已开源，教师可通过以下链接在线查看：</w:t>
       </w:r>
     </w:p>
     <w:p>
       <w:pPr>
-        <w:pStyle w:val="FirstParagraph"/>
-      </w:pPr>
-      <w:r>
-        <w:rPr>
-          <w:rFonts w:hint="eastAsia"/>
-        </w:rPr>
-        <w:t xml:space="preserve">项目采用模块化设计，严格遵循单一职责原则：</w:t>
+        <w:pStyle w:val="BlockText"/>
+      </w:pPr>
+      <w:r>
+        <w:rPr>
+          <w:b/>
+          <w:bCs/>
+        </w:rPr>
+        <w:t xml:space="preserve">GitHub </w:t>
+      </w:r>
+      <w:r>
+        <w:rPr>
+          <w:rFonts w:hint="eastAsia"/>
+          <w:b/>
+          <w:bCs/>
+        </w:rPr>
+        <w:t xml:space="preserve">仓库：</w:t>
+      </w:r>
+      <w:r>
+        <w:t xml:space="preserve"> </w:t>
+      </w:r>
+      <w:hyperlink r:id="rId34">
+        <w:r>
+          <w:rPr>
+            <w:rStyle w:val="Hyperlink"/>
+          </w:rPr>
+          <w:t xml:space="preserve">https://github.com/joyboy-type/machine-learning-final</w:t>
+        </w:r>
+      </w:hyperlink>
+    </w:p>
+    <w:bookmarkStart w:id="35" w:name="工程模块架构"/>
+    <w:p>
+      <w:pPr>
+        <w:pStyle w:val="Heading3"/>
+      </w:pPr>
+      <w:r>
+        <w:t xml:space="preserve">6.1 </w:t>
+      </w:r>
+      <w:r>
+        <w:rPr>
+          <w:rFonts w:hint="eastAsia"/>
+        </w:rPr>
+        <w:t xml:space="preserve">工程模块架构</w:t>
       </w:r>
     </w:p>
     <w:p>
       <w:pPr>
+        <w:pStyle w:val="FirstParagraph"/>
+      </w:pPr>
+      <w:r>
+        <w:rPr>
+          <w:rFonts w:hint="eastAsia"/>
+        </w:rPr>
+        <w:t xml:space="preserve">项目采用模块化设计，严格遵循单一职责原则。每个</w:t>
+      </w:r>
+      <w:r>
+        <w:t xml:space="preserve"> </w:t>
+      </w:r>
+      <w:r>
+        <w:rPr>
+          <w:rStyle w:val="VerbatimChar"/>
+        </w:rPr>
+        <w:t xml:space="preserve">.py</w:t>
+      </w:r>
+      <w:r>
+        <w:t xml:space="preserve"> </w:t>
+      </w:r>
+      <w:r>
+        <w:rPr>
+          <w:rFonts w:hint="eastAsia"/>
+        </w:rPr>
+        <w:t xml:space="preserve">文件仅负责一个明确的功能领域，通过</w:t>
+      </w:r>
+      <w:r>
+        <w:t xml:space="preserve"> </w:t>
+      </w:r>
+      <w:r>
+        <w:rPr>
+          <w:rStyle w:val="VerbatimChar"/>
+        </w:rPr>
+        <w:t xml:space="preserve">run.py</w:t>
+      </w:r>
+      <w:r>
+        <w:t xml:space="preserve"> </w:t>
+      </w:r>
+      <w:r>
+        <w:rPr>
+          <w:rFonts w:hint="eastAsia"/>
+        </w:rPr>
+        <w:t xml:space="preserve">作为统一入口调度所有模块。</w:t>
+      </w:r>
+    </w:p>
+    <w:p>
+      <w:pPr>
         <w:pStyle w:val="SourceCode"/>
       </w:pPr>
       <w:r>
@@ -9668,7 +9735,7 @@
           <w:rStyle w:val="VerbatimChar"/>
           <w:rFonts w:hint="eastAsia"/>
         </w:rPr>
-        <w:t xml:space="preserve">工具函数：高斯噪声生成、推理计时、结果格式化</w:t>
+        <w:t xml:space="preserve">工具函数：高斯/椒盐噪声生成、推理计时</w:t>
       </w:r>
       <w:r>
         <w:br/>
@@ -9700,7 +9767,7 @@
           <w:rStyle w:val="VerbatimChar"/>
           <w:rFonts w:hint="eastAsia"/>
         </w:rPr>
-        <w:t xml:space="preserve">原始数据目录</w:t>
+        <w:t xml:space="preserve">原始数据目录（3个CSV）</w:t>
       </w:r>
       <w:r>
         <w:br/>
@@ -9709,7 +9776,7 @@
         <w:rPr>
           <w:rStyle w:val="VerbatimChar"/>
         </w:rPr>
-        <w:t xml:space="preserve">|   +-- Dry_Bean_Dataset_Dirty_train.csv</w:t>
+        <w:t xml:space="preserve">+-- output/</w:t>
       </w:r>
       <w:r>
         <w:br/>
@@ -9718,7 +9785,14 @@
         <w:rPr>
           <w:rStyle w:val="VerbatimChar"/>
         </w:rPr>
-        <w:t xml:space="preserve">|   +-- Dry_Bean_Dataset_Dirty_test.csv</w:t>
+        <w:t xml:space="preserve">    +-- figures/       # </w:t>
+      </w:r>
+      <w:r>
+        <w:rPr>
+          <w:rStyle w:val="VerbatimChar"/>
+          <w:rFonts w:hint="eastAsia"/>
+        </w:rPr>
+        <w:t xml:space="preserve">14张评估图表</w:t>
       </w:r>
       <w:r>
         <w:br/>
@@ -9727,64 +9801,27 @@
         <w:rPr>
           <w:rStyle w:val="VerbatimChar"/>
         </w:rPr>
-        <w:t xml:space="preserve">|   +-- Dry_Bean_Dataset_Dirty_val.csv</w:t>
-      </w:r>
-      <w:r>
-        <w:br/>
+        <w:t xml:space="preserve">    +-- results/       # </w:t>
       </w:r>
       <w:r>
         <w:rPr>
           <w:rStyle w:val="VerbatimChar"/>
-        </w:rPr>
-        <w:t xml:space="preserve">+-- output/</w:t>
-      </w:r>
-      <w:r>
-        <w:br/>
-      </w:r>
-      <w:r>
-        <w:rPr>
-          <w:rStyle w:val="VerbatimChar"/>
-        </w:rPr>
-        <w:t xml:space="preserve">    +-- figures/       # </w:t>
-      </w:r>
-      <w:r>
-        <w:rPr>
-          <w:rStyle w:val="VerbatimChar"/>
-          <w:rFonts w:hint="eastAsia"/>
-        </w:rPr>
-        <w:t xml:space="preserve">13张评估图表</w:t>
-      </w:r>
-      <w:r>
-        <w:br/>
-      </w:r>
-      <w:r>
-        <w:rPr>
-          <w:rStyle w:val="VerbatimChar"/>
-        </w:rPr>
-        <w:t xml:space="preserve">    +-- results/       # </w:t>
-      </w:r>
-      <w:r>
-        <w:rPr>
-          <w:rStyle w:val="VerbatimChar"/>
           <w:rFonts w:hint="eastAsia"/>
         </w:rPr>
         <w:t xml:space="preserve">JSON格式完整实验结果</w:t>
       </w:r>
     </w:p>
-    <w:bookmarkEnd w:id="34"/>
-    <w:bookmarkStart w:id="35" w:name="设计原则"/>
     <w:p>
       <w:pPr>
-        <w:pStyle w:val="Heading3"/>
-      </w:pPr>
-      <w:r>
-        <w:t xml:space="preserve">6.2 </w:t>
-      </w:r>
-      <w:r>
-        <w:rPr>
-          <w:rFonts w:hint="eastAsia"/>
-        </w:rPr>
-        <w:t xml:space="preserve">设计原则</w:t>
+        <w:pStyle w:val="FirstParagraph"/>
+      </w:pPr>
+      <w:r>
+        <w:rPr>
+          <w:rFonts w:hint="eastAsia"/>
+          <w:b/>
+          <w:bCs/>
+        </w:rPr>
+        <w:t xml:space="preserve">设计原则：</w:t>
       </w:r>
     </w:p>
     <w:p>
@@ -9985,17 +10022,17 @@
         <w:rPr>
           <w:rFonts w:hint="eastAsia"/>
         </w:rPr>
-        <w:t xml:space="preserve">GUI，所有操作通过命令行参数控制</w:t>
+        <w:t xml:space="preserve">GUI，所有操作通过命令行参数控制，符合课程要求</w:t>
       </w:r>
     </w:p>
     <w:bookmarkEnd w:id="35"/>
-    <w:bookmarkStart w:id="36" w:name="命令行接口"/>
+    <w:bookmarkStart w:id="42" w:name="命令行接口"/>
     <w:p>
       <w:pPr>
         <w:pStyle w:val="Heading3"/>
       </w:pPr>
       <w:r>
-        <w:t xml:space="preserve">6.3 </w:t>
+        <w:t xml:space="preserve">6.2 </w:t>
       </w:r>
       <w:r>
         <w:rPr>
@@ -10006,432 +10043,344 @@
     </w:p>
     <w:p>
       <w:pPr>
-        <w:pStyle w:val="SourceCode"/>
-      </w:pPr>
-      <w:r>
-        <w:rPr>
-          <w:rStyle w:val="CommentTok"/>
-        </w:rPr>
-        <w:t xml:space="preserve"># 一键运行完整流程（数据分析 + 预处理 + 4算法训练 + 全维度评估）</w:t>
-      </w:r>
-      <w:r>
-        <w:br/>
-      </w:r>
-      <w:r>
-        <w:rPr>
-          <w:rStyle w:val="ExtensionTok"/>
-        </w:rPr>
-        <w:t xml:space="preserve">python</w:t>
-      </w:r>
-      <w:r>
-        <w:rPr>
-          <w:rStyle w:val="NormalTok"/>
-        </w:rPr>
-        <w:t xml:space="preserve"> run.py </w:t>
-      </w:r>
-      <w:r>
-        <w:rPr>
-          <w:rStyle w:val="AttributeTok"/>
-        </w:rPr>
-        <w:t xml:space="preserve">--all</w:t>
-      </w:r>
-      <w:r>
-        <w:br/>
-      </w:r>
-      <w:r>
-        <w:br/>
-      </w:r>
-      <w:r>
-        <w:rPr>
-          <w:rStyle w:val="CommentTok"/>
-        </w:rPr>
-        <w:t xml:space="preserve"># 运行数据分析与可视化（仅 4 张分析图）</w:t>
-      </w:r>
-      <w:r>
-        <w:br/>
-      </w:r>
-      <w:r>
-        <w:rPr>
-          <w:rStyle w:val="ExtensionTok"/>
-        </w:rPr>
-        <w:t xml:space="preserve">python</w:t>
-      </w:r>
-      <w:r>
-        <w:rPr>
-          <w:rStyle w:val="NormalTok"/>
-        </w:rPr>
-        <w:t xml:space="preserve"> run.py </w:t>
-      </w:r>
-      <w:r>
-        <w:rPr>
-          <w:rStyle w:val="AttributeTok"/>
-        </w:rPr>
-        <w:t xml:space="preserve">--analysis-only</w:t>
-      </w:r>
-      <w:r>
-        <w:br/>
-      </w:r>
-      <w:r>
-        <w:br/>
-      </w:r>
-      <w:r>
-        <w:rPr>
-          <w:rStyle w:val="CommentTok"/>
-        </w:rPr>
-        <w:t xml:space="preserve"># 仅执行数据预处理</w:t>
-      </w:r>
-      <w:r>
-        <w:br/>
-      </w:r>
-      <w:r>
-        <w:rPr>
-          <w:rStyle w:val="ExtensionTok"/>
-        </w:rPr>
-        <w:t xml:space="preserve">python</w:t>
-      </w:r>
-      <w:r>
-        <w:rPr>
-          <w:rStyle w:val="NormalTok"/>
-        </w:rPr>
-        <w:t xml:space="preserve"> run.py </w:t>
-      </w:r>
-      <w:r>
-        <w:rPr>
-          <w:rStyle w:val="AttributeTok"/>
-        </w:rPr>
-        <w:t xml:space="preserve">--preprocess-only</w:t>
-      </w:r>
-      <w:r>
-        <w:br/>
-      </w:r>
-      <w:r>
-        <w:br/>
-      </w:r>
-      <w:r>
-        <w:rPr>
-          <w:rStyle w:val="CommentTok"/>
-        </w:rPr>
-        <w:t xml:space="preserve"># 指定单个或多个算法</w:t>
-      </w:r>
-      <w:r>
-        <w:br/>
-      </w:r>
-      <w:r>
-        <w:rPr>
-          <w:rStyle w:val="ExtensionTok"/>
-        </w:rPr>
-        <w:t xml:space="preserve">python</w:t>
-      </w:r>
-      <w:r>
-        <w:rPr>
-          <w:rStyle w:val="NormalTok"/>
-        </w:rPr>
-        <w:t xml:space="preserve"> run.py </w:t>
-      </w:r>
-      <w:r>
-        <w:rPr>
-          <w:rStyle w:val="AttributeTok"/>
-        </w:rPr>
-        <w:t xml:space="preserve">--algorithm</w:t>
-      </w:r>
-      <w:r>
-        <w:rPr>
-          <w:rStyle w:val="NormalTok"/>
-        </w:rPr>
-        <w:t xml:space="preserve"> svm</w:t>
-      </w:r>
-      <w:r>
-        <w:br/>
-      </w:r>
-      <w:r>
-        <w:rPr>
-          <w:rStyle w:val="ExtensionTok"/>
-        </w:rPr>
-        <w:t xml:space="preserve">python</w:t>
-      </w:r>
-      <w:r>
-        <w:rPr>
-          <w:rStyle w:val="NormalTok"/>
-        </w:rPr>
-        <w:t xml:space="preserve"> run.py </w:t>
-      </w:r>
-      <w:r>
-        <w:rPr>
-          <w:rStyle w:val="AttributeTok"/>
-        </w:rPr>
-        <w:t xml:space="preserve">--algorithm</w:t>
-      </w:r>
-      <w:r>
-        <w:rPr>
-          <w:rStyle w:val="NormalTok"/>
-        </w:rPr>
-        <w:t xml:space="preserve"> svm,xgboost,mlp</w:t>
-      </w:r>
-      <w:r>
-        <w:br/>
-      </w:r>
-      <w:r>
-        <w:br/>
-      </w:r>
-      <w:r>
-        <w:rPr>
-          <w:rStyle w:val="CommentTok"/>
-        </w:rPr>
-        <w:t xml:space="preserve"># 启用 PCA 降维（95% 方差保留）</w:t>
-      </w:r>
-      <w:r>
-        <w:br/>
-      </w:r>
-      <w:r>
-        <w:rPr>
-          <w:rStyle w:val="ExtensionTok"/>
-        </w:rPr>
-        <w:t xml:space="preserve">python</w:t>
-      </w:r>
-      <w:r>
-        <w:rPr>
-          <w:rStyle w:val="NormalTok"/>
-        </w:rPr>
-        <w:t xml:space="preserve"> run.py </w:t>
-      </w:r>
-      <w:r>
-        <w:rPr>
-          <w:rStyle w:val="AttributeTok"/>
-        </w:rPr>
-        <w:t xml:space="preserve">--algorithm</w:t>
-      </w:r>
-      <w:r>
-        <w:rPr>
-          <w:rStyle w:val="NormalTok"/>
-        </w:rPr>
-        <w:t xml:space="preserve"> all </w:t>
-      </w:r>
-      <w:r>
-        <w:rPr>
-          <w:rStyle w:val="AttributeTok"/>
-        </w:rPr>
-        <w:t xml:space="preserve">--pca</w:t>
-      </w:r>
-      <w:r>
-        <w:br/>
-      </w:r>
-      <w:r>
-        <w:br/>
-      </w:r>
-      <w:r>
-        <w:rPr>
-          <w:rStyle w:val="CommentTok"/>
-        </w:rPr>
-        <w:t xml:space="preserve"># 查看帮助</w:t>
-      </w:r>
-      <w:r>
-        <w:br/>
-      </w:r>
-      <w:r>
-        <w:rPr>
-          <w:rStyle w:val="ExtensionTok"/>
-        </w:rPr>
-        <w:t xml:space="preserve">python</w:t>
-      </w:r>
-      <w:r>
-        <w:rPr>
-          <w:rStyle w:val="NormalTok"/>
-        </w:rPr>
-        <w:t xml:space="preserve"> run.py </w:t>
-      </w:r>
-      <w:r>
-        <w:rPr>
-          <w:rStyle w:val="AttributeTok"/>
-        </w:rPr>
-        <w:t xml:space="preserve">--help</w:t>
+        <w:pStyle w:val="FirstParagraph"/>
+      </w:pPr>
+      <w:r>
+        <w:rPr>
+          <w:rFonts w:hint="eastAsia"/>
+        </w:rPr>
+        <w:t xml:space="preserve">系统通过</w:t>
+      </w:r>
+      <w:r>
+        <w:t xml:space="preserve"> </w:t>
+      </w:r>
+      <w:r>
+        <w:rPr>
+          <w:rStyle w:val="VerbatimChar"/>
+        </w:rPr>
+        <w:t xml:space="preserve">run.py</w:t>
+      </w:r>
+      <w:r>
+        <w:t xml:space="preserve"> </w:t>
+      </w:r>
+      <w:r>
+        <w:rPr>
+          <w:rFonts w:hint="eastAsia"/>
+        </w:rPr>
+        <w:t xml:space="preserve">提供统一的命令行入口，支持灵活的参数组合。下图展示了命令行帮助界面：</w:t>
       </w:r>
     </w:p>
-    <w:bookmarkEnd w:id="36"/>
-    <w:bookmarkStart w:id="37" w:name="模型注册与扩展机制"/>
-    <w:p>
-      <w:pPr>
-        <w:pStyle w:val="Heading3"/>
-      </w:pPr>
-      <w:r>
-        <w:t xml:space="preserve">6.4 </w:t>
-      </w:r>
-      <w:r>
-        <w:rPr>
-          <w:rFonts w:hint="eastAsia"/>
-        </w:rPr>
-        <w:t xml:space="preserve">模型注册与扩展机制</w:t>
+    <w:p xmlns:a="http://schemas.openxmlformats.org/drawingml/2006/main" xmlns:pic="http://schemas.openxmlformats.org/drawingml/2006/picture">
+      <w:pPr>
+        <w:pStyle w:val="CaptionedFigure"/>
+      </w:pPr>
+      <w:r>
+        <w:drawing>
+          <wp:inline>
+            <wp:extent cx="5334000" cy="3065646"/>
+            <wp:effectExtent b="0" l="0" r="0" t="0"/>
+            <wp:docPr descr="CLI Help" title="" id="37" name="Picture"/>
+            <a:graphic>
+              <a:graphicData uri="http://schemas.openxmlformats.org/drawingml/2006/picture">
+                <pic:pic>
+                  <pic:nvPicPr>
+                    <pic:cNvPr descr="output/figures/screenshot_cli_help.png" id="38" name="Picture"/>
+                    <pic:cNvPicPr>
+                      <a:picLocks noChangeArrowheads="1" noChangeAspect="1"/>
+                    </pic:cNvPicPr>
+                  </pic:nvPicPr>
+                  <pic:blipFill>
+                    <a:blip r:embed="rId36"/>
+                    <a:stretch>
+                      <a:fillRect/>
+                    </a:stretch>
+                  </pic:blipFill>
+                  <pic:spPr bwMode="auto">
+                    <a:xfrm>
+                      <a:off x="0" y="0"/>
+                      <a:ext cx="5334000" cy="3065646"/>
+                    </a:xfrm>
+                    <a:prstGeom prst="rect">
+                      <a:avLst/>
+                    </a:prstGeom>
+                    <a:noFill/>
+                    <a:ln w="9525">
+                      <a:noFill/>
+                      <a:headEnd/>
+                      <a:tailEnd/>
+                    </a:ln>
+                  </pic:spPr>
+                </pic:pic>
+              </a:graphicData>
+            </a:graphic>
+          </wp:inline>
+        </w:drawing>
       </w:r>
     </w:p>
     <w:p>
       <w:pPr>
-        <w:pStyle w:val="FirstParagraph"/>
-      </w:pPr>
-      <w:r>
-        <w:rPr>
-          <w:rStyle w:val="VerbatimChar"/>
-        </w:rPr>
-        <w:t xml:space="preserve">train.py</w:t>
-      </w:r>
-      <w:r>
-        <w:t xml:space="preserve"> </w:t>
-      </w:r>
-      <w:r>
-        <w:rPr>
-          <w:rFonts w:hint="eastAsia"/>
-        </w:rPr>
-        <w:t xml:space="preserve">使用装饰器模式实现算法注册，添加新算法仅需：</w:t>
+        <w:pStyle w:val="ImageCaption"/>
+      </w:pPr>
+      <w:r>
+        <w:t xml:space="preserve">CLI Help</w:t>
       </w:r>
     </w:p>
     <w:p>
       <w:pPr>
-        <w:pStyle w:val="SourceCode"/>
-      </w:pPr>
-      <w:r>
-        <w:rPr>
-          <w:rStyle w:val="AttributeTok"/>
-        </w:rPr>
-        <w:t xml:space="preserve">@register</w:t>
-      </w:r>
-      <w:r>
-        <w:rPr>
-          <w:rStyle w:val="NormalTok"/>
-        </w:rPr>
-        <w:t xml:space="preserve">(</w:t>
-      </w:r>
-      <w:r>
-        <w:rPr>
-          <w:rStyle w:val="StringTok"/>
-        </w:rPr>
-        <w:t xml:space="preserve">"catboost"</w:t>
-      </w:r>
-      <w:r>
-        <w:rPr>
-          <w:rStyle w:val="NormalTok"/>
-        </w:rPr>
-        <w:t xml:space="preserve">)</w:t>
-      </w:r>
-      <w:r>
-        <w:br/>
-      </w:r>
-      <w:r>
-        <w:rPr>
-          <w:rStyle w:val="KeywordTok"/>
-        </w:rPr>
-        <w:t xml:space="preserve">def</w:t>
-      </w:r>
-      <w:r>
-        <w:rPr>
-          <w:rStyle w:val="NormalTok"/>
-        </w:rPr>
-        <w:t xml:space="preserve"> build_catboost():</w:t>
-      </w:r>
-      <w:r>
-        <w:br/>
-      </w:r>
-      <w:r>
-        <w:rPr>
-          <w:rStyle w:val="NormalTok"/>
-        </w:rPr>
-        <w:t xml:space="preserve">    </w:t>
-      </w:r>
-      <w:r>
-        <w:rPr>
-          <w:rStyle w:val="ControlFlowTok"/>
-        </w:rPr>
-        <w:t xml:space="preserve">return</w:t>
-      </w:r>
-      <w:r>
-        <w:rPr>
-          <w:rStyle w:val="NormalTok"/>
-        </w:rPr>
-        <w:t xml:space="preserve"> CatBoostClassifier(iterations</w:t>
-      </w:r>
-      <w:r>
-        <w:rPr>
-          <w:rStyle w:val="OperatorTok"/>
-        </w:rPr>
-        <w:t xml:space="preserve">=</w:t>
-      </w:r>
-      <w:r>
-        <w:rPr>
-          <w:rStyle w:val="DecValTok"/>
-        </w:rPr>
-        <w:t xml:space="preserve">200</w:t>
-      </w:r>
-      <w:r>
-        <w:rPr>
-          <w:rStyle w:val="NormalTok"/>
-        </w:rPr>
-        <w:t xml:space="preserve">, depth</w:t>
-      </w:r>
-      <w:r>
-        <w:rPr>
-          <w:rStyle w:val="OperatorTok"/>
-        </w:rPr>
-        <w:t xml:space="preserve">=</w:t>
-      </w:r>
-      <w:r>
-        <w:rPr>
-          <w:rStyle w:val="DecValTok"/>
-        </w:rPr>
-        <w:t xml:space="preserve">6</w:t>
-      </w:r>
-      <w:r>
-        <w:rPr>
-          <w:rStyle w:val="NormalTok"/>
-        </w:rPr>
-        <w:t xml:space="preserve">), </w:t>
-      </w:r>
-      <w:r>
-        <w:rPr>
-          <w:rStyle w:val="VariableTok"/>
-        </w:rPr>
-        <w:t xml:space="preserve">True</w:t>
+        <w:pStyle w:val="BodyText"/>
+      </w:pPr>
+      <w:r>
+        <w:rPr>
+          <w:rFonts w:hint="eastAsia"/>
+          <w:b/>
+          <w:bCs/>
+        </w:rPr>
+        <w:t xml:space="preserve">支持的命令：</w:t>
       </w:r>
     </w:p>
     <w:p>
       <w:pPr>
-        <w:pStyle w:val="FirstParagraph"/>
-      </w:pPr>
-      <w:r>
-        <w:rPr>
-          <w:rFonts w:hint="eastAsia"/>
-        </w:rPr>
-        <w:t xml:space="preserve">系统会自动将新算法纳入</w:t>
-      </w:r>
-      <w:r>
-        <w:t xml:space="preserve"> </w:t>
-      </w:r>
-      <w:r>
-        <w:rPr>
-          <w:rStyle w:val="VerbatimChar"/>
-        </w:rPr>
-        <w:t xml:space="preserve">--algorithm all</w:t>
-      </w:r>
-      <w:r>
-        <w:t xml:space="preserve"> </w:t>
-      </w:r>
-      <w:r>
-        <w:rPr>
-          <w:rFonts w:hint="eastAsia"/>
-        </w:rPr>
-        <w:t xml:space="preserve">的运行列表，无需修改任何其他模块。</w:t>
-      </w:r>
-    </w:p>
-    <w:bookmarkEnd w:id="37"/>
-    <w:bookmarkStart w:id="38" w:name="github-展示"/>
-    <w:p>
-      <w:pPr>
-        <w:pStyle w:val="Heading3"/>
-      </w:pPr>
-      <w:r>
-        <w:t xml:space="preserve">6.5 GitHub </w:t>
-      </w:r>
-      <w:r>
-        <w:rPr>
-          <w:rFonts w:hint="eastAsia"/>
-        </w:rPr>
-        <w:t xml:space="preserve">展示</w:t>
+        <w:pStyle w:val="SourceCode"/>
+      </w:pPr>
+      <w:r>
+        <w:rPr>
+          <w:rStyle w:val="ExtensionTok"/>
+        </w:rPr>
+        <w:t xml:space="preserve">python</w:t>
+      </w:r>
+      <w:r>
+        <w:rPr>
+          <w:rStyle w:val="NormalTok"/>
+        </w:rPr>
+        <w:t xml:space="preserve"> run.py </w:t>
+      </w:r>
+      <w:r>
+        <w:rPr>
+          <w:rStyle w:val="AttributeTok"/>
+        </w:rPr>
+        <w:t xml:space="preserve">--all</w:t>
+      </w:r>
+      <w:r>
+        <w:rPr>
+          <w:rStyle w:val="NormalTok"/>
+        </w:rPr>
+        <w:t xml:space="preserve">                   </w:t>
+      </w:r>
+      <w:r>
+        <w:rPr>
+          <w:rStyle w:val="CommentTok"/>
+        </w:rPr>
+        <w:t xml:space="preserve"># 一键完整流程</w:t>
+      </w:r>
+      <w:r>
+        <w:br/>
+      </w:r>
+      <w:r>
+        <w:rPr>
+          <w:rStyle w:val="ExtensionTok"/>
+        </w:rPr>
+        <w:t xml:space="preserve">python</w:t>
+      </w:r>
+      <w:r>
+        <w:rPr>
+          <w:rStyle w:val="NormalTok"/>
+        </w:rPr>
+        <w:t xml:space="preserve"> run.py </w:t>
+      </w:r>
+      <w:r>
+        <w:rPr>
+          <w:rStyle w:val="AttributeTok"/>
+        </w:rPr>
+        <w:t xml:space="preserve">--analysis-only</w:t>
+      </w:r>
+      <w:r>
+        <w:rPr>
+          <w:rStyle w:val="NormalTok"/>
+        </w:rPr>
+        <w:t xml:space="preserve">          </w:t>
+      </w:r>
+      <w:r>
+        <w:rPr>
+          <w:rStyle w:val="CommentTok"/>
+        </w:rPr>
+        <w:t xml:space="preserve"># 仅数据分析</w:t>
+      </w:r>
+      <w:r>
+        <w:br/>
+      </w:r>
+      <w:r>
+        <w:rPr>
+          <w:rStyle w:val="ExtensionTok"/>
+        </w:rPr>
+        <w:t xml:space="preserve">python</w:t>
+      </w:r>
+      <w:r>
+        <w:rPr>
+          <w:rStyle w:val="NormalTok"/>
+        </w:rPr>
+        <w:t xml:space="preserve"> run.py </w:t>
+      </w:r>
+      <w:r>
+        <w:rPr>
+          <w:rStyle w:val="AttributeTok"/>
+        </w:rPr>
+        <w:t xml:space="preserve">--preprocess-only</w:t>
+      </w:r>
+      <w:r>
+        <w:rPr>
+          <w:rStyle w:val="NormalTok"/>
+        </w:rPr>
+        <w:t xml:space="preserve">        </w:t>
+      </w:r>
+      <w:r>
+        <w:rPr>
+          <w:rStyle w:val="CommentTok"/>
+        </w:rPr>
+        <w:t xml:space="preserve"># 仅预处理</w:t>
+      </w:r>
+      <w:r>
+        <w:br/>
+      </w:r>
+      <w:r>
+        <w:rPr>
+          <w:rStyle w:val="ExtensionTok"/>
+        </w:rPr>
+        <w:t xml:space="preserve">python</w:t>
+      </w:r>
+      <w:r>
+        <w:rPr>
+          <w:rStyle w:val="NormalTok"/>
+        </w:rPr>
+        <w:t xml:space="preserve"> run.py </w:t>
+      </w:r>
+      <w:r>
+        <w:rPr>
+          <w:rStyle w:val="AttributeTok"/>
+        </w:rPr>
+        <w:t xml:space="preserve">--algorithm</w:t>
+      </w:r>
+      <w:r>
+        <w:rPr>
+          <w:rStyle w:val="NormalTok"/>
+        </w:rPr>
+        <w:t xml:space="preserve"> svm          </w:t>
+      </w:r>
+      <w:r>
+        <w:rPr>
+          <w:rStyle w:val="CommentTok"/>
+        </w:rPr>
+        <w:t xml:space="preserve"># 单算法训练</w:t>
+      </w:r>
+      <w:r>
+        <w:br/>
+      </w:r>
+      <w:r>
+        <w:rPr>
+          <w:rStyle w:val="ExtensionTok"/>
+        </w:rPr>
+        <w:t xml:space="preserve">python</w:t>
+      </w:r>
+      <w:r>
+        <w:rPr>
+          <w:rStyle w:val="NormalTok"/>
+        </w:rPr>
+        <w:t xml:space="preserve"> run.py </w:t>
+      </w:r>
+      <w:r>
+        <w:rPr>
+          <w:rStyle w:val="AttributeTok"/>
+        </w:rPr>
+        <w:t xml:space="preserve">--algorithm</w:t>
+      </w:r>
+      <w:r>
+        <w:rPr>
+          <w:rStyle w:val="NormalTok"/>
+        </w:rPr>
+        <w:t xml:space="preserve"> svm,xgboost  </w:t>
+      </w:r>
+      <w:r>
+        <w:rPr>
+          <w:rStyle w:val="CommentTok"/>
+        </w:rPr>
+        <w:t xml:space="preserve"># 多算法训练</w:t>
+      </w:r>
+      <w:r>
+        <w:br/>
+      </w:r>
+      <w:r>
+        <w:rPr>
+          <w:rStyle w:val="ExtensionTok"/>
+        </w:rPr>
+        <w:t xml:space="preserve">python</w:t>
+      </w:r>
+      <w:r>
+        <w:rPr>
+          <w:rStyle w:val="NormalTok"/>
+        </w:rPr>
+        <w:t xml:space="preserve"> run.py </w:t>
+      </w:r>
+      <w:r>
+        <w:rPr>
+          <w:rStyle w:val="AttributeTok"/>
+        </w:rPr>
+        <w:t xml:space="preserve">--algorithm</w:t>
+      </w:r>
+      <w:r>
+        <w:rPr>
+          <w:rStyle w:val="NormalTok"/>
+        </w:rPr>
+        <w:t xml:space="preserve"> all </w:t>
+      </w:r>
+      <w:r>
+        <w:rPr>
+          <w:rStyle w:val="AttributeTok"/>
+        </w:rPr>
+        <w:t xml:space="preserve">--pca</w:t>
+      </w:r>
+      <w:r>
+        <w:rPr>
+          <w:rStyle w:val="NormalTok"/>
+        </w:rPr>
+        <w:t xml:space="preserve">    </w:t>
+      </w:r>
+      <w:r>
+        <w:rPr>
+          <w:rStyle w:val="CommentTok"/>
+        </w:rPr>
+        <w:t xml:space="preserve"># PCA降维模式</w:t>
+      </w:r>
+      <w:r>
+        <w:br/>
+      </w:r>
+      <w:r>
+        <w:rPr>
+          <w:rStyle w:val="ExtensionTok"/>
+        </w:rPr>
+        <w:t xml:space="preserve">python</w:t>
+      </w:r>
+      <w:r>
+        <w:rPr>
+          <w:rStyle w:val="NormalTok"/>
+        </w:rPr>
+        <w:t xml:space="preserve"> run.py </w:t>
+      </w:r>
+      <w:r>
+        <w:rPr>
+          <w:rStyle w:val="AttributeTok"/>
+        </w:rPr>
+        <w:t xml:space="preserve">--help</w:t>
+      </w:r>
+      <w:r>
+        <w:rPr>
+          <w:rStyle w:val="NormalTok"/>
+        </w:rPr>
+        <w:t xml:space="preserve">                   </w:t>
+      </w:r>
+      <w:r>
+        <w:rPr>
+          <w:rStyle w:val="CommentTok"/>
+        </w:rPr>
+        <w:t xml:space="preserve"># 查看帮助</w:t>
       </w:r>
     </w:p>
     <w:p>
@@ -10442,6 +10391,370 @@
         <w:rPr>
           <w:rFonts w:hint="eastAsia"/>
         </w:rPr>
+        <w:t xml:space="preserve">下图展示了运行</w:t>
+      </w:r>
+      <w:r>
+        <w:t xml:space="preserve"> </w:t>
+      </w:r>
+      <w:r>
+        <w:rPr>
+          <w:rStyle w:val="VerbatimChar"/>
+        </w:rPr>
+        <w:t xml:space="preserve">python run.py --algorithm all</w:t>
+      </w:r>
+      <w:r>
+        <w:t xml:space="preserve"> </w:t>
+      </w:r>
+      <w:r>
+        <w:rPr>
+          <w:rFonts w:hint="eastAsia"/>
+        </w:rPr>
+        <w:t xml:space="preserve">的完整输出，包含数据加载、预处理报告、四种算法逐个训练与评估、以及最终汇总表：</w:t>
+      </w:r>
+    </w:p>
+    <w:p xmlns:a="http://schemas.openxmlformats.org/drawingml/2006/main" xmlns:pic="http://schemas.openxmlformats.org/drawingml/2006/picture">
+      <w:pPr>
+        <w:pStyle w:val="CaptionedFigure"/>
+      </w:pPr>
+      <w:r>
+        <w:drawing>
+          <wp:inline>
+            <wp:extent cx="5334000" cy="3930315"/>
+            <wp:effectExtent b="0" l="0" r="0" t="0"/>
+            <wp:docPr descr="CLI Run" title="" id="40" name="Picture"/>
+            <a:graphic>
+              <a:graphicData uri="http://schemas.openxmlformats.org/drawingml/2006/picture">
+                <pic:pic>
+                  <pic:nvPicPr>
+                    <pic:cNvPr descr="output/figures/screenshot_cli_run.png" id="41" name="Picture"/>
+                    <pic:cNvPicPr>
+                      <a:picLocks noChangeArrowheads="1" noChangeAspect="1"/>
+                    </pic:cNvPicPr>
+                  </pic:nvPicPr>
+                  <pic:blipFill>
+                    <a:blip r:embed="rId39"/>
+                    <a:stretch>
+                      <a:fillRect/>
+                    </a:stretch>
+                  </pic:blipFill>
+                  <pic:spPr bwMode="auto">
+                    <a:xfrm>
+                      <a:off x="0" y="0"/>
+                      <a:ext cx="5334000" cy="3930315"/>
+                    </a:xfrm>
+                    <a:prstGeom prst="rect">
+                      <a:avLst/>
+                    </a:prstGeom>
+                    <a:noFill/>
+                    <a:ln w="9525">
+                      <a:noFill/>
+                      <a:headEnd/>
+                      <a:tailEnd/>
+                    </a:ln>
+                  </pic:spPr>
+                </pic:pic>
+              </a:graphicData>
+            </a:graphic>
+          </wp:inline>
+        </w:drawing>
+      </w:r>
+    </w:p>
+    <w:p>
+      <w:pPr>
+        <w:pStyle w:val="ImageCaption"/>
+      </w:pPr>
+      <w:r>
+        <w:t xml:space="preserve">CLI Run</w:t>
+      </w:r>
+    </w:p>
+    <w:p>
+      <w:pPr>
+        <w:pStyle w:val="BodyText"/>
+      </w:pPr>
+      <w:r>
+        <w:rPr>
+          <w:rFonts w:hint="eastAsia"/>
+        </w:rPr>
+        <w:t xml:space="preserve">从运行输出可以清晰看到：数据从</w:t>
+      </w:r>
+      <w:r>
+        <w:t xml:space="preserve"> 13,611 </w:t>
+      </w:r>
+      <w:r>
+        <w:rPr>
+          <w:rFonts w:hint="eastAsia"/>
+        </w:rPr>
+        <w:t xml:space="preserve">行清洗至</w:t>
+      </w:r>
+      <w:r>
+        <w:t xml:space="preserve"> 12,284 </w:t>
+      </w:r>
+      <w:r>
+        <w:rPr>
+          <w:rFonts w:hint="eastAsia"/>
+        </w:rPr>
+        <w:t xml:space="preserve">行；四种算法依次训练（SVM</w:t>
+      </w:r>
+      <w:r>
+        <w:t xml:space="preserve"> 0.79s, RF 0.52s, XGBoost 1.62s, MLP </w:t>
+      </w:r>
+      <w:r>
+        <w:rPr>
+          <w:rFonts w:hint="eastAsia"/>
+        </w:rPr>
+        <w:t xml:space="preserve">0.66s）；最后打印精度汇总表。整个流程无需任何人工交互，完全自动化。</w:t>
+      </w:r>
+    </w:p>
+    <w:bookmarkEnd w:id="42"/>
+    <w:bookmarkStart w:id="43" w:name="模型注册与扩展机制"/>
+    <w:p>
+      <w:pPr>
+        <w:pStyle w:val="Heading3"/>
+      </w:pPr>
+      <w:r>
+        <w:t xml:space="preserve">6.3 </w:t>
+      </w:r>
+      <w:r>
+        <w:rPr>
+          <w:rFonts w:hint="eastAsia"/>
+        </w:rPr>
+        <w:t xml:space="preserve">模型注册与扩展机制</w:t>
+      </w:r>
+    </w:p>
+    <w:p>
+      <w:pPr>
+        <w:pStyle w:val="FirstParagraph"/>
+      </w:pPr>
+      <w:r>
+        <w:rPr>
+          <w:rStyle w:val="VerbatimChar"/>
+        </w:rPr>
+        <w:t xml:space="preserve">train.py</w:t>
+      </w:r>
+      <w:r>
+        <w:t xml:space="preserve"> </w:t>
+      </w:r>
+      <w:r>
+        <w:rPr>
+          <w:rFonts w:hint="eastAsia"/>
+        </w:rPr>
+        <w:t xml:space="preserve">使用装饰器模式实现算法注册。添加新算法仅需编写一个工厂函数并用</w:t>
+      </w:r>
+      <w:r>
+        <w:t xml:space="preserve"> </w:t>
+      </w:r>
+      <w:r>
+        <w:rPr>
+          <w:rStyle w:val="VerbatimChar"/>
+        </w:rPr>
+        <w:t xml:space="preserve">@register</w:t>
+      </w:r>
+      <w:r>
+        <w:t xml:space="preserve"> </w:t>
+      </w:r>
+      <w:r>
+        <w:rPr>
+          <w:rFonts w:hint="eastAsia"/>
+        </w:rPr>
+        <w:t xml:space="preserve">装饰：</w:t>
+      </w:r>
+    </w:p>
+    <w:p>
+      <w:pPr>
+        <w:pStyle w:val="SourceCode"/>
+      </w:pPr>
+      <w:r>
+        <w:rPr>
+          <w:rStyle w:val="AttributeTok"/>
+        </w:rPr>
+        <w:t xml:space="preserve">@register</w:t>
+      </w:r>
+      <w:r>
+        <w:rPr>
+          <w:rStyle w:val="NormalTok"/>
+        </w:rPr>
+        <w:t xml:space="preserve">(</w:t>
+      </w:r>
+      <w:r>
+        <w:rPr>
+          <w:rStyle w:val="StringTok"/>
+        </w:rPr>
+        <w:t xml:space="preserve">"catboost"</w:t>
+      </w:r>
+      <w:r>
+        <w:rPr>
+          <w:rStyle w:val="NormalTok"/>
+        </w:rPr>
+        <w:t xml:space="preserve">)</w:t>
+      </w:r>
+      <w:r>
+        <w:br/>
+      </w:r>
+      <w:r>
+        <w:rPr>
+          <w:rStyle w:val="KeywordTok"/>
+        </w:rPr>
+        <w:t xml:space="preserve">def</w:t>
+      </w:r>
+      <w:r>
+        <w:rPr>
+          <w:rStyle w:val="NormalTok"/>
+        </w:rPr>
+        <w:t xml:space="preserve"> build_catboost():</w:t>
+      </w:r>
+      <w:r>
+        <w:br/>
+      </w:r>
+      <w:r>
+        <w:rPr>
+          <w:rStyle w:val="NormalTok"/>
+        </w:rPr>
+        <w:t xml:space="preserve">    </w:t>
+      </w:r>
+      <w:r>
+        <w:rPr>
+          <w:rStyle w:val="ControlFlowTok"/>
+        </w:rPr>
+        <w:t xml:space="preserve">return</w:t>
+      </w:r>
+      <w:r>
+        <w:rPr>
+          <w:rStyle w:val="NormalTok"/>
+        </w:rPr>
+        <w:t xml:space="preserve"> CatBoostClassifier(iterations</w:t>
+      </w:r>
+      <w:r>
+        <w:rPr>
+          <w:rStyle w:val="OperatorTok"/>
+        </w:rPr>
+        <w:t xml:space="preserve">=</w:t>
+      </w:r>
+      <w:r>
+        <w:rPr>
+          <w:rStyle w:val="DecValTok"/>
+        </w:rPr>
+        <w:t xml:space="preserve">200</w:t>
+      </w:r>
+      <w:r>
+        <w:rPr>
+          <w:rStyle w:val="NormalTok"/>
+        </w:rPr>
+        <w:t xml:space="preserve">, depth</w:t>
+      </w:r>
+      <w:r>
+        <w:rPr>
+          <w:rStyle w:val="OperatorTok"/>
+        </w:rPr>
+        <w:t xml:space="preserve">=</w:t>
+      </w:r>
+      <w:r>
+        <w:rPr>
+          <w:rStyle w:val="DecValTok"/>
+        </w:rPr>
+        <w:t xml:space="preserve">6</w:t>
+      </w:r>
+      <w:r>
+        <w:rPr>
+          <w:rStyle w:val="NormalTok"/>
+        </w:rPr>
+        <w:t xml:space="preserve">), </w:t>
+      </w:r>
+      <w:r>
+        <w:rPr>
+          <w:rStyle w:val="VariableTok"/>
+        </w:rPr>
+        <w:t xml:space="preserve">True</w:t>
+      </w:r>
+    </w:p>
+    <w:p>
+      <w:pPr>
+        <w:pStyle w:val="FirstParagraph"/>
+      </w:pPr>
+      <w:r>
+        <w:rPr>
+          <w:rFonts w:hint="eastAsia"/>
+        </w:rPr>
+        <w:t xml:space="preserve">系统会自动将新算法纳入</w:t>
+      </w:r>
+      <w:r>
+        <w:t xml:space="preserve"> </w:t>
+      </w:r>
+      <w:r>
+        <w:rPr>
+          <w:rStyle w:val="VerbatimChar"/>
+        </w:rPr>
+        <w:t xml:space="preserve">--algorithm all</w:t>
+      </w:r>
+      <w:r>
+        <w:t xml:space="preserve"> </w:t>
+      </w:r>
+      <w:r>
+        <w:rPr>
+          <w:rFonts w:hint="eastAsia"/>
+        </w:rPr>
+        <w:t xml:space="preserve">的运行列表，无需修改</w:t>
+      </w:r>
+      <w:r>
+        <w:t xml:space="preserve"> </w:t>
+      </w:r>
+      <w:r>
+        <w:rPr>
+          <w:rStyle w:val="VerbatimChar"/>
+        </w:rPr>
+        <w:t xml:space="preserve">run.py</w:t>
+      </w:r>
+      <w:r>
+        <w:t xml:space="preserve"> </w:t>
+      </w:r>
+      <w:r>
+        <w:rPr>
+          <w:rFonts w:hint="eastAsia"/>
+        </w:rPr>
+        <w:t xml:space="preserve">或</w:t>
+      </w:r>
+      <w:r>
+        <w:t xml:space="preserve"> </w:t>
+      </w:r>
+      <w:r>
+        <w:rPr>
+          <w:rStyle w:val="VerbatimChar"/>
+        </w:rPr>
+        <w:t xml:space="preserve">evaluate.py</w:t>
+      </w:r>
+      <w:r>
+        <w:t xml:space="preserve"> </w:t>
+      </w:r>
+      <w:r>
+        <w:rPr>
+          <w:rFonts w:hint="eastAsia"/>
+        </w:rPr>
+        <w:t xml:space="preserve">的任何代码。这一设计体现了开闭原则（对扩展开放，对修改关闭）。</w:t>
+      </w:r>
+    </w:p>
+    <w:bookmarkEnd w:id="43"/>
+    <w:bookmarkStart w:id="47" w:name="github-展示"/>
+    <w:p>
+      <w:pPr>
+        <w:pStyle w:val="Heading3"/>
+      </w:pPr>
+      <w:r>
+        <w:t xml:space="preserve">6.4 GitHub </w:t>
+      </w:r>
+      <w:r>
+        <w:rPr>
+          <w:rFonts w:hint="eastAsia"/>
+        </w:rPr>
+        <w:t xml:space="preserve">展示</w:t>
+      </w:r>
+    </w:p>
+    <w:p>
+      <w:pPr>
+        <w:pStyle w:val="FirstParagraph"/>
+      </w:pPr>
+      <w:r>
+        <w:rPr>
+          <w:rFonts w:hint="eastAsia"/>
+        </w:rPr>
         <w:t xml:space="preserve">项目已按工程标准上传至</w:t>
       </w:r>
       <w:r>
@@ -10451,7 +10764,452 @@
         <w:rPr>
           <w:rFonts w:hint="eastAsia"/>
         </w:rPr>
-        <w:t xml:space="preserve">GitHub，包含以下内容：</w:t>
+        <w:t xml:space="preserve">GitHub，仓库地址：</w:t>
+      </w:r>
+      <w:hyperlink r:id="rId34">
+        <w:r>
+          <w:rPr>
+            <w:rStyle w:val="Hyperlink"/>
+          </w:rPr>
+          <w:t xml:space="preserve">https://github.com/joyboy-type/machine-learning-final</w:t>
+        </w:r>
+      </w:hyperlink>
+      <w:r>
+        <w:t xml:space="preserve">。</w:t>
+      </w:r>
+    </w:p>
+    <w:p xmlns:a="http://schemas.openxmlformats.org/drawingml/2006/main" xmlns:pic="http://schemas.openxmlformats.org/drawingml/2006/picture">
+      <w:pPr>
+        <w:pStyle w:val="CaptionedFigure"/>
+      </w:pPr>
+      <w:r>
+        <w:drawing>
+          <wp:inline>
+            <wp:extent cx="5334000" cy="3136766"/>
+            <wp:effectExtent b="0" l="0" r="0" t="0"/>
+            <wp:docPr descr="GitHub Repo" title="" id="45" name="Picture"/>
+            <a:graphic>
+              <a:graphicData uri="http://schemas.openxmlformats.org/drawingml/2006/picture">
+                <pic:pic>
+                  <pic:nvPicPr>
+                    <pic:cNvPr descr="output/figures/screenshot_github.png" id="46" name="Picture"/>
+                    <pic:cNvPicPr>
+                      <a:picLocks noChangeArrowheads="1" noChangeAspect="1"/>
+                    </pic:cNvPicPr>
+                  </pic:nvPicPr>
+                  <pic:blipFill>
+                    <a:blip r:embed="rId44"/>
+                    <a:stretch>
+                      <a:fillRect/>
+                    </a:stretch>
+                  </pic:blipFill>
+                  <pic:spPr bwMode="auto">
+                    <a:xfrm>
+                      <a:off x="0" y="0"/>
+                      <a:ext cx="5334000" cy="3136766"/>
+                    </a:xfrm>
+                    <a:prstGeom prst="rect">
+                      <a:avLst/>
+                    </a:prstGeom>
+                    <a:noFill/>
+                    <a:ln w="9525">
+                      <a:noFill/>
+                      <a:headEnd/>
+                      <a:tailEnd/>
+                    </a:ln>
+                  </pic:spPr>
+                </pic:pic>
+              </a:graphicData>
+            </a:graphic>
+          </wp:inline>
+        </w:drawing>
+      </w:r>
+    </w:p>
+    <w:p>
+      <w:pPr>
+        <w:pStyle w:val="ImageCaption"/>
+      </w:pPr>
+      <w:r>
+        <w:t xml:space="preserve">GitHub Repo</w:t>
+      </w:r>
+    </w:p>
+    <w:p>
+      <w:pPr>
+        <w:pStyle w:val="BodyText"/>
+      </w:pPr>
+      <w:r>
+        <w:rPr>
+          <w:rFonts w:hint="eastAsia"/>
+          <w:b/>
+          <w:bCs/>
+        </w:rPr>
+        <w:t xml:space="preserve">仓库包含内容：</w:t>
+      </w:r>
+    </w:p>
+    <w:tbl>
+      <w:tblPr>
+        <w:tblStyle w:val="Table"/>
+        <w:tblW w:type="pct" w:w="5000"/>
+        <w:tblLayout w:type="fixed"/>
+        <w:tblLook w:firstRow="1" w:lastRow="0" w:firstColumn="0" w:lastColumn="0" w:noHBand="0" w:noVBand="0" w:val="0020"/>
+      </w:tblPr>
+      <w:tblGrid>
+        <w:gridCol w:w="2640"/>
+        <w:gridCol w:w="2640"/>
+        <w:gridCol w:w="2640"/>
+      </w:tblGrid>
+      <w:tr>
+        <w:trPr>
+          <w:tblHeader w:val="on"/>
+        </w:trPr>
+        <w:tc>
+          <w:tcPr/>
+          <w:p>
+            <w:pPr>
+              <w:pStyle w:val="Compact"/>
+            </w:pPr>
+            <w:r>
+              <w:rPr>
+                <w:rFonts w:hint="eastAsia"/>
+              </w:rPr>
+              <w:t xml:space="preserve">内容</w:t>
+            </w:r>
+          </w:p>
+        </w:tc>
+        <w:tc>
+          <w:tcPr/>
+          <w:p>
+            <w:pPr>
+              <w:pStyle w:val="Compact"/>
+            </w:pPr>
+            <w:r>
+              <w:rPr>
+                <w:rFonts w:hint="eastAsia"/>
+              </w:rPr>
+              <w:t xml:space="preserve">文件</w:t>
+            </w:r>
+          </w:p>
+        </w:tc>
+        <w:tc>
+          <w:tcPr/>
+          <w:p>
+            <w:pPr>
+              <w:pStyle w:val="Compact"/>
+            </w:pPr>
+            <w:r>
+              <w:rPr>
+                <w:rFonts w:hint="eastAsia"/>
+              </w:rPr>
+              <w:t xml:space="preserve">说明</w:t>
+            </w:r>
+          </w:p>
+        </w:tc>
+      </w:tr>
+      <w:tr>
+        <w:tc>
+          <w:tcPr/>
+          <w:p>
+            <w:pPr>
+              <w:pStyle w:val="Compact"/>
+            </w:pPr>
+            <w:r>
+              <w:rPr>
+                <w:rFonts w:hint="eastAsia"/>
+              </w:rPr>
+              <w:t xml:space="preserve">项目说明</w:t>
+            </w:r>
+          </w:p>
+        </w:tc>
+        <w:tc>
+          <w:tcPr/>
+          <w:p>
+            <w:pPr>
+              <w:pStyle w:val="Compact"/>
+            </w:pPr>
+            <w:r>
+              <w:rPr>
+                <w:rStyle w:val="VerbatimChar"/>
+              </w:rPr>
+              <w:t xml:space="preserve">README.md</w:t>
+            </w:r>
+          </w:p>
+        </w:tc>
+        <w:tc>
+          <w:tcPr/>
+          <w:p>
+            <w:pPr>
+              <w:pStyle w:val="Compact"/>
+            </w:pPr>
+            <w:r>
+              <w:rPr>
+                <w:rFonts w:hint="eastAsia"/>
+              </w:rPr>
+              <w:t xml:space="preserve">数据描述、污染详情（4类）、处理流程（5步）、算法列表、完整精度表、快速开始指南</w:t>
+            </w:r>
+          </w:p>
+        </w:tc>
+      </w:tr>
+      <w:tr>
+        <w:tc>
+          <w:tcPr/>
+          <w:p>
+            <w:pPr>
+              <w:pStyle w:val="Compact"/>
+            </w:pPr>
+            <w:r>
+              <w:rPr>
+                <w:rFonts w:hint="eastAsia"/>
+              </w:rPr>
+              <w:t xml:space="preserve">依赖清单</w:t>
+            </w:r>
+          </w:p>
+        </w:tc>
+        <w:tc>
+          <w:tcPr/>
+          <w:p>
+            <w:pPr>
+              <w:pStyle w:val="Compact"/>
+            </w:pPr>
+            <w:r>
+              <w:rPr>
+                <w:rStyle w:val="VerbatimChar"/>
+              </w:rPr>
+              <w:t xml:space="preserve">requirements.txt</w:t>
+            </w:r>
+          </w:p>
+        </w:tc>
+        <w:tc>
+          <w:tcPr/>
+          <w:p>
+            <w:pPr>
+              <w:pStyle w:val="Compact"/>
+            </w:pPr>
+            <w:r>
+              <w:t xml:space="preserve">numpy, pandas, scikit-learn, matplotlib, seaborn, xgboost</w:t>
+            </w:r>
+          </w:p>
+        </w:tc>
+      </w:tr>
+      <w:tr>
+        <w:tc>
+          <w:tcPr/>
+          <w:p>
+            <w:pPr>
+              <w:pStyle w:val="Compact"/>
+            </w:pPr>
+            <w:r>
+              <w:rPr>
+                <w:rFonts w:hint="eastAsia"/>
+              </w:rPr>
+              <w:t xml:space="preserve">忽略规则</w:t>
+            </w:r>
+          </w:p>
+        </w:tc>
+        <w:tc>
+          <w:tcPr/>
+          <w:p>
+            <w:pPr>
+              <w:pStyle w:val="Compact"/>
+            </w:pPr>
+            <w:r>
+              <w:rPr>
+                <w:rStyle w:val="VerbatimChar"/>
+              </w:rPr>
+              <w:t xml:space="preserve">.gitignore</w:t>
+            </w:r>
+          </w:p>
+        </w:tc>
+        <w:tc>
+          <w:tcPr/>
+          <w:p>
+            <w:pPr>
+              <w:pStyle w:val="Compact"/>
+            </w:pPr>
+            <w:r>
+              <w:rPr>
+                <w:rFonts w:hint="eastAsia"/>
+              </w:rPr>
+              <w:t xml:space="preserve">排除数据集文件、生成输出、Python</w:t>
+            </w:r>
+            <w:r>
+              <w:t xml:space="preserve"> </w:t>
+            </w:r>
+            <w:r>
+              <w:rPr>
+                <w:rFonts w:hint="eastAsia"/>
+              </w:rPr>
+              <w:t xml:space="preserve">缓存、IDE</w:t>
+            </w:r>
+            <w:r>
+              <w:t xml:space="preserve"> </w:t>
+            </w:r>
+            <w:r>
+              <w:rPr>
+                <w:rFonts w:hint="eastAsia"/>
+              </w:rPr>
+              <w:t xml:space="preserve">配置</w:t>
+            </w:r>
+          </w:p>
+        </w:tc>
+      </w:tr>
+      <w:tr>
+        <w:tc>
+          <w:tcPr/>
+          <w:p>
+            <w:pPr>
+              <w:pStyle w:val="Compact"/>
+            </w:pPr>
+            <w:r>
+              <w:rPr>
+                <w:rFonts w:hint="eastAsia"/>
+              </w:rPr>
+              <w:t xml:space="preserve">模块源码</w:t>
+            </w:r>
+          </w:p>
+        </w:tc>
+        <w:tc>
+          <w:tcPr/>
+          <w:p>
+            <w:pPr>
+              <w:pStyle w:val="Compact"/>
+            </w:pPr>
+            <w:r>
+              <w:t xml:space="preserve">8 </w:t>
+            </w:r>
+            <w:r>
+              <w:rPr>
+                <w:rFonts w:hint="eastAsia"/>
+              </w:rPr>
+              <w:t xml:space="preserve">个</w:t>
+            </w:r>
+            <w:r>
+              <w:t xml:space="preserve"> </w:t>
+            </w:r>
+            <w:r>
+              <w:rPr>
+                <w:rStyle w:val="VerbatimChar"/>
+              </w:rPr>
+              <w:t xml:space="preserve">.py</w:t>
+            </w:r>
+            <w:r>
+              <w:t xml:space="preserve"> </w:t>
+            </w:r>
+            <w:r>
+              <w:rPr>
+                <w:rFonts w:hint="eastAsia"/>
+              </w:rPr>
+              <w:t xml:space="preserve">文件</w:t>
+            </w:r>
+          </w:p>
+        </w:tc>
+        <w:tc>
+          <w:tcPr/>
+          <w:p>
+            <w:pPr>
+              <w:pStyle w:val="Compact"/>
+            </w:pPr>
+            <w:r>
+              <w:rPr>
+                <w:rFonts w:hint="eastAsia"/>
+              </w:rPr>
+              <w:t xml:space="preserve">完整模块化代码，每文件单一职责</w:t>
+            </w:r>
+          </w:p>
+        </w:tc>
+      </w:tr>
+      <w:tr>
+        <w:tc>
+          <w:tcPr/>
+          <w:p>
+            <w:pPr>
+              <w:pStyle w:val="Compact"/>
+            </w:pPr>
+            <w:r>
+              <w:rPr>
+                <w:rFonts w:hint="eastAsia"/>
+              </w:rPr>
+              <w:t xml:space="preserve">论文报告</w:t>
+            </w:r>
+          </w:p>
+        </w:tc>
+        <w:tc>
+          <w:tcPr/>
+          <w:p>
+            <w:pPr>
+              <w:pStyle w:val="Compact"/>
+            </w:pPr>
+            <w:r>
+              <w:rPr>
+                <w:rStyle w:val="VerbatimChar"/>
+              </w:rPr>
+              <w:t xml:space="preserve">.md</w:t>
+            </w:r>
+            <w:r>
+              <w:t xml:space="preserve"> </w:t>
+            </w:r>
+            <w:r>
+              <w:t xml:space="preserve">+</w:t>
+            </w:r>
+            <w:r>
+              <w:t xml:space="preserve"> </w:t>
+            </w:r>
+            <w:r>
+              <w:rPr>
+                <w:rStyle w:val="VerbatimChar"/>
+              </w:rPr>
+              <w:t xml:space="preserve">.pdf</w:t>
+            </w:r>
+            <w:r>
+              <w:t xml:space="preserve"> </w:t>
+            </w:r>
+            <w:r>
+              <w:t xml:space="preserve">+</w:t>
+            </w:r>
+            <w:r>
+              <w:t xml:space="preserve"> </w:t>
+            </w:r>
+            <w:r>
+              <w:rPr>
+                <w:rStyle w:val="VerbatimChar"/>
+              </w:rPr>
+              <w:t xml:space="preserve">.docx</w:t>
+            </w:r>
+          </w:p>
+        </w:tc>
+        <w:tc>
+          <w:tcPr/>
+          <w:p>
+            <w:pPr>
+              <w:pStyle w:val="Compact"/>
+            </w:pPr>
+            <w:r>
+              <w:rPr>
+                <w:rFonts w:hint="eastAsia"/>
+              </w:rPr>
+              <w:t xml:space="preserve">三种格式的完整项目论文</w:t>
+            </w:r>
+          </w:p>
+        </w:tc>
+      </w:tr>
+    </w:tbl>
+    <w:p>
+      <w:pPr>
+        <w:pStyle w:val="BodyText"/>
+      </w:pPr>
+      <w:r>
+        <w:rPr>
+          <w:b/>
+          <w:bCs/>
+        </w:rPr>
+        <w:t xml:space="preserve">README </w:t>
+      </w:r>
+      <w:r>
+        <w:rPr>
+          <w:rFonts w:hint="eastAsia"/>
+          <w:b/>
+          <w:bCs/>
+        </w:rPr>
+        <w:t xml:space="preserve">展示的数据描述内容包括：</w:t>
       </w:r>
     </w:p>
     <w:p>
@@ -10465,10 +11223,8 @@
       <w:r>
         <w:rPr>
           <w:rFonts w:hint="eastAsia"/>
-          <w:b/>
-          <w:bCs/>
-        </w:rPr>
-        <w:t xml:space="preserve">README.md：</w:t>
+        </w:rPr>
+        <w:t xml:space="preserve">数据集基本信息（16</w:t>
       </w:r>
       <w:r>
         <w:t xml:space="preserve"> </w:t>
@@ -10477,7 +11233,25 @@
         <w:rPr>
           <w:rFonts w:hint="eastAsia"/>
         </w:rPr>
-        <w:t xml:space="preserve">项目简介、快速开始指南、结果表格、项目结构图、添加新模型说明</w:t>
+        <w:t xml:space="preserve">特征、7</w:t>
+      </w:r>
+      <w:r>
+        <w:t xml:space="preserve"> </w:t>
+      </w:r>
+      <w:r>
+        <w:rPr>
+          <w:rFonts w:hint="eastAsia"/>
+        </w:rPr>
+        <w:t xml:space="preserve">类别、13,611</w:t>
+      </w:r>
+      <w:r>
+        <w:t xml:space="preserve"> </w:t>
+      </w:r>
+      <w:r>
+        <w:rPr>
+          <w:rFonts w:hint="eastAsia"/>
+        </w:rPr>
+        <w:t xml:space="preserve">样本）</w:t>
       </w:r>
     </w:p>
     <w:p>
@@ -10491,28 +11265,38 @@
       <w:r>
         <w:rPr>
           <w:rFonts w:hint="eastAsia"/>
-          <w:b/>
-          <w:bCs/>
-        </w:rPr>
-        <w:t xml:space="preserve">requirements.txt：</w:t>
+        </w:rPr>
+        <w:t xml:space="preserve">数据污染详情（Leet-speak、大小写、空格、缺失值</w:t>
       </w:r>
       <w:r>
         <w:t xml:space="preserve"> </w:t>
       </w:r>
       <w:r>
-        <w:rPr>
-          <w:rFonts w:hint="eastAsia"/>
-        </w:rPr>
-        <w:t xml:space="preserve">完整的</w:t>
-      </w:r>
-      <w:r>
-        <w:t xml:space="preserve"> Python </w:t>
-      </w:r>
-      <w:r>
-        <w:rPr>
-          <w:rFonts w:hint="eastAsia"/>
-        </w:rPr>
-        <w:t xml:space="preserve">依赖清单</w:t>
+        <w:t xml:space="preserve">“?”</w:t>
+      </w:r>
+      <w:r>
+        <w:t xml:space="preserve"> </w:t>
+      </w:r>
+      <w:r>
+        <w:rPr>
+          <w:rFonts w:hint="eastAsia"/>
+        </w:rPr>
+        <w:t xml:space="preserve">和</w:t>
+      </w:r>
+      <w:r>
+        <w:t xml:space="preserve"> NaN、</w:t>
+      </w:r>
+      <w:r>
+        <w:t xml:space="preserve">“cm”</w:t>
+      </w:r>
+      <w:r>
+        <w:t xml:space="preserve"> </w:t>
+      </w:r>
+      <w:r>
+        <w:rPr>
+          <w:rFonts w:hint="eastAsia"/>
+        </w:rPr>
+        <w:t xml:space="preserve">后缀、重复行）</w:t>
       </w:r>
     </w:p>
     <w:p>
@@ -10526,28 +11310,8 @@
       <w:r>
         <w:rPr>
           <w:rFonts w:hint="eastAsia"/>
-          <w:b/>
-          <w:bCs/>
-        </w:rPr>
-        <w:t xml:space="preserve">.gitignore：</w:t>
-      </w:r>
-      <w:r>
-        <w:t xml:space="preserve"> </w:t>
-      </w:r>
-      <w:r>
-        <w:rPr>
-          <w:rFonts w:hint="eastAsia"/>
-        </w:rPr>
-        <w:t xml:space="preserve">忽略数据集文件、生成输出、Python</w:t>
-      </w:r>
-      <w:r>
-        <w:t xml:space="preserve"> </w:t>
-      </w:r>
-      <w:r>
-        <w:rPr>
-          <w:rFonts w:hint="eastAsia"/>
-        </w:rPr>
-        <w:t xml:space="preserve">缓存</w:t>
+        </w:rPr>
+        <w:t xml:space="preserve">类别分布表（含不均衡提示）</w:t>
       </w:r>
     </w:p>
     <w:p>
@@ -10561,31 +11325,17 @@
       <w:r>
         <w:rPr>
           <w:rFonts w:hint="eastAsia"/>
-          <w:b/>
-          <w:bCs/>
-        </w:rPr>
-        <w:t xml:space="preserve">模块化源码：</w:t>
-      </w:r>
-      <w:r>
-        <w:t xml:space="preserve"> </w:t>
-      </w:r>
-      <w:r>
-        <w:t xml:space="preserve">8 </w:t>
-      </w:r>
-      <w:r>
-        <w:rPr>
-          <w:rFonts w:hint="eastAsia"/>
-        </w:rPr>
-        <w:t xml:space="preserve">个独立</w:t>
-      </w:r>
-      <w:r>
-        <w:t xml:space="preserve"> Python </w:t>
-      </w:r>
-      <w:r>
-        <w:rPr>
-          <w:rFonts w:hint="eastAsia"/>
-        </w:rPr>
-        <w:t xml:space="preserve">模块，结构清晰</w:t>
+        </w:rPr>
+        <w:t xml:space="preserve">数据处理</w:t>
+      </w:r>
+      <w:r>
+        <w:t xml:space="preserve"> 5 </w:t>
+      </w:r>
+      <w:r>
+        <w:rPr>
+          <w:rFonts w:hint="eastAsia"/>
+        </w:rPr>
+        <w:t xml:space="preserve">步流水线</w:t>
       </w:r>
     </w:p>
     <w:p>
@@ -10597,43 +11347,491 @@
         </w:numPr>
       </w:pPr>
       <w:r>
-        <w:rPr>
-          <w:rFonts w:hint="eastAsia"/>
-          <w:b/>
-          <w:bCs/>
-        </w:rPr>
-        <w:t xml:space="preserve">论文报告（MD</w:t>
-      </w:r>
-      <w:r>
-        <w:rPr>
-          <w:b/>
-          <w:bCs/>
-        </w:rPr>
-        <w:t xml:space="preserve"> + </w:t>
-      </w:r>
-      <w:r>
-        <w:rPr>
-          <w:rFonts w:hint="eastAsia"/>
-          <w:b/>
-          <w:bCs/>
-        </w:rPr>
-        <w:t xml:space="preserve">PDF）：</w:t>
-      </w:r>
-      <w:r>
-        <w:t xml:space="preserve"> </w:t>
-      </w:r>
-      <w:r>
-        <w:rPr>
-          <w:rFonts w:hint="eastAsia"/>
-        </w:rPr>
-        <w:t xml:space="preserve">完整的项目分析与实验报告</w:t>
+        <w:t xml:space="preserve">4 </w:t>
+      </w:r>
+      <w:r>
+        <w:rPr>
+          <w:rFonts w:hint="eastAsia"/>
+        </w:rPr>
+        <w:t xml:space="preserve">种算法及其超参数</w:t>
       </w:r>
     </w:p>
-    <w:bookmarkEnd w:id="38"/>
-    <w:bookmarkEnd w:id="39"/>
-    <w:bookmarkStart w:id="43" w:name="综合讨论"/>
     <w:p>
       <w:pPr>
+        <w:pStyle w:val="Compact"/>
+        <w:numPr>
+          <w:ilvl w:val="0"/>
+          <w:numId w:val="1010"/>
+        </w:numPr>
+      </w:pPr>
+      <w:r>
+        <w:rPr>
+          <w:rFonts w:hint="eastAsia"/>
+        </w:rPr>
+        <w:t xml:space="preserve">完整测试精度表（Accuracy、F1</w:t>
+      </w:r>
+      <w:r>
+        <w:t xml:space="preserve"> Macro、F1 </w:t>
+      </w:r>
+      <w:r>
+        <w:rPr>
+          <w:rFonts w:hint="eastAsia"/>
+        </w:rPr>
+        <w:t xml:space="preserve">Weighted、Precision、Recall）</w:t>
+      </w:r>
+    </w:p>
+    <w:p>
+      <w:pPr>
+        <w:pStyle w:val="Compact"/>
+        <w:numPr>
+          <w:ilvl w:val="0"/>
+          <w:numId w:val="1010"/>
+        </w:numPr>
+      </w:pPr>
+      <w:r>
+        <w:rPr>
+          <w:rFonts w:hint="eastAsia"/>
+        </w:rPr>
+        <w:t xml:space="preserve">过拟合分析表、推理速度表、双噪声鲁棒性表</w:t>
+      </w:r>
+    </w:p>
+    <w:bookmarkEnd w:id="47"/>
+    <w:bookmarkStart w:id="48" w:name="实验结果汇总"/>
+    <w:p>
+      <w:pPr>
+        <w:pStyle w:val="Heading3"/>
+      </w:pPr>
+      <w:r>
+        <w:t xml:space="preserve">6.5 </w:t>
+      </w:r>
+      <w:r>
+        <w:rPr>
+          <w:rFonts w:hint="eastAsia"/>
+        </w:rPr>
+        <w:t xml:space="preserve">实验结果汇总</w:t>
+      </w:r>
+    </w:p>
+    <w:p>
+      <w:pPr>
+        <w:pStyle w:val="FirstParagraph"/>
+      </w:pPr>
+      <w:r>
+        <w:rPr>
+          <w:rFonts w:hint="eastAsia"/>
+        </w:rPr>
+        <w:t xml:space="preserve">所有算法的测试集精度汇总如下（更详细的结果见第五章和第</w:t>
+      </w:r>
+      <w:r>
+        <w:t xml:space="preserve"> 5.7 </w:t>
+      </w:r>
+      <w:r>
+        <w:rPr>
+          <w:rFonts w:hint="eastAsia"/>
+        </w:rPr>
+        <w:t xml:space="preserve">节每类别分析）：</w:t>
+      </w:r>
+    </w:p>
+    <w:tbl>
+      <w:tblPr>
+        <w:tblStyle w:val="Table"/>
+        <w:tblW w:type="pct" w:w="5000"/>
+        <w:tblLayout w:type="fixed"/>
+        <w:tblLook w:firstRow="1" w:lastRow="0" w:firstColumn="0" w:lastColumn="0" w:noHBand="0" w:noVBand="0" w:val="0020"/>
+      </w:tblPr>
+      <w:tblGrid>
+        <w:gridCol w:w="1116"/>
+        <w:gridCol w:w="1015"/>
+        <w:gridCol w:w="1218"/>
+        <w:gridCol w:w="1523"/>
+        <w:gridCol w:w="1624"/>
+        <w:gridCol w:w="1421"/>
+      </w:tblGrid>
+      <w:tr>
+        <w:trPr>
+          <w:tblHeader w:val="on"/>
+        </w:trPr>
+        <w:tc>
+          <w:tcPr/>
+          <w:p>
+            <w:pPr>
+              <w:pStyle w:val="Compact"/>
+            </w:pPr>
+            <w:r>
+              <w:t xml:space="preserve">Algorithm</w:t>
+            </w:r>
+          </w:p>
+        </w:tc>
+        <w:tc>
+          <w:tcPr/>
+          <w:p>
+            <w:pPr>
+              <w:pStyle w:val="Compact"/>
+              <w:jc w:val="center"/>
+            </w:pPr>
+            <w:r>
+              <w:t xml:space="preserve">Accuracy</w:t>
+            </w:r>
+          </w:p>
+        </w:tc>
+        <w:tc>
+          <w:tcPr/>
+          <w:p>
+            <w:pPr>
+              <w:pStyle w:val="Compact"/>
+              <w:jc w:val="center"/>
+            </w:pPr>
+            <w:r>
+              <w:t xml:space="preserve">F1 (Macro)</w:t>
+            </w:r>
+          </w:p>
+        </w:tc>
+        <w:tc>
+          <w:tcPr/>
+          <w:p>
+            <w:pPr>
+              <w:pStyle w:val="Compact"/>
+              <w:jc w:val="center"/>
+            </w:pPr>
+            <w:r>
+              <w:t xml:space="preserve">F1 (Weighted)</w:t>
+            </w:r>
+          </w:p>
+        </w:tc>
+        <w:tc>
+          <w:tcPr/>
+          <w:p>
+            <w:pPr>
+              <w:pStyle w:val="Compact"/>
+              <w:jc w:val="center"/>
+            </w:pPr>
+            <w:r>
+              <w:t xml:space="preserve">Inference (ms)</w:t>
+            </w:r>
+          </w:p>
+        </w:tc>
+        <w:tc>
+          <w:tcPr/>
+          <w:p>
+            <w:pPr>
+              <w:pStyle w:val="Compact"/>
+              <w:jc w:val="center"/>
+            </w:pPr>
+            <w:r>
+              <w:t xml:space="preserve">Training (s)</w:t>
+            </w:r>
+          </w:p>
+        </w:tc>
+      </w:tr>
+      <w:tr>
+        <w:tc>
+          <w:tcPr/>
+          <w:p>
+            <w:pPr>
+              <w:pStyle w:val="Compact"/>
+            </w:pPr>
+            <w:r>
+              <w:t xml:space="preserve">SVM (RBF)</w:t>
+            </w:r>
+          </w:p>
+        </w:tc>
+        <w:tc>
+          <w:tcPr/>
+          <w:p>
+            <w:pPr>
+              <w:pStyle w:val="Compact"/>
+              <w:jc w:val="center"/>
+            </w:pPr>
+            <w:r>
+              <w:rPr>
+                <w:b/>
+                <w:bCs/>
+              </w:rPr>
+              <w:t xml:space="preserve">0.9342</w:t>
+            </w:r>
+          </w:p>
+        </w:tc>
+        <w:tc>
+          <w:tcPr/>
+          <w:p>
+            <w:pPr>
+              <w:pStyle w:val="Compact"/>
+              <w:jc w:val="center"/>
+            </w:pPr>
+            <w:r>
+              <w:rPr>
+                <w:b/>
+                <w:bCs/>
+              </w:rPr>
+              <w:t xml:space="preserve">0.9423</w:t>
+            </w:r>
+          </w:p>
+        </w:tc>
+        <w:tc>
+          <w:tcPr/>
+          <w:p>
+            <w:pPr>
+              <w:pStyle w:val="Compact"/>
+              <w:jc w:val="center"/>
+            </w:pPr>
+            <w:r>
+              <w:rPr>
+                <w:b/>
+                <w:bCs/>
+              </w:rPr>
+              <w:t xml:space="preserve">0.9343</w:t>
+            </w:r>
+          </w:p>
+        </w:tc>
+        <w:tc>
+          <w:tcPr/>
+          <w:p>
+            <w:pPr>
+              <w:pStyle w:val="Compact"/>
+              <w:jc w:val="center"/>
+            </w:pPr>
+            <w:r>
+              <w:t xml:space="preserve">0.0480</w:t>
+            </w:r>
+          </w:p>
+        </w:tc>
+        <w:tc>
+          <w:tcPr/>
+          <w:p>
+            <w:pPr>
+              <w:pStyle w:val="Compact"/>
+              <w:jc w:val="center"/>
+            </w:pPr>
+            <w:r>
+              <w:t xml:space="preserve">0.79</w:t>
+            </w:r>
+          </w:p>
+        </w:tc>
+      </w:tr>
+      <w:tr>
+        <w:tc>
+          <w:tcPr/>
+          <w:p>
+            <w:pPr>
+              <w:pStyle w:val="Compact"/>
+            </w:pPr>
+            <w:r>
+              <w:t xml:space="preserve">XGBoost</w:t>
+            </w:r>
+          </w:p>
+        </w:tc>
+        <w:tc>
+          <w:tcPr/>
+          <w:p>
+            <w:pPr>
+              <w:pStyle w:val="Compact"/>
+              <w:jc w:val="center"/>
+            </w:pPr>
+            <w:r>
+              <w:t xml:space="preserve">0.9285</w:t>
+            </w:r>
+          </w:p>
+        </w:tc>
+        <w:tc>
+          <w:tcPr/>
+          <w:p>
+            <w:pPr>
+              <w:pStyle w:val="Compact"/>
+              <w:jc w:val="center"/>
+            </w:pPr>
+            <w:r>
+              <w:t xml:space="preserve">0.9387</w:t>
+            </w:r>
+          </w:p>
+        </w:tc>
+        <w:tc>
+          <w:tcPr/>
+          <w:p>
+            <w:pPr>
+              <w:pStyle w:val="Compact"/>
+              <w:jc w:val="center"/>
+            </w:pPr>
+            <w:r>
+              <w:t xml:space="preserve">0.9286</w:t>
+            </w:r>
+          </w:p>
+        </w:tc>
+        <w:tc>
+          <w:tcPr/>
+          <w:p>
+            <w:pPr>
+              <w:pStyle w:val="Compact"/>
+              <w:jc w:val="center"/>
+            </w:pPr>
+            <w:r>
+              <w:t xml:space="preserve">0.0028</w:t>
+            </w:r>
+          </w:p>
+        </w:tc>
+        <w:tc>
+          <w:tcPr/>
+          <w:p>
+            <w:pPr>
+              <w:pStyle w:val="Compact"/>
+              <w:jc w:val="center"/>
+            </w:pPr>
+            <w:r>
+              <w:t xml:space="preserve">1.62</w:t>
+            </w:r>
+          </w:p>
+        </w:tc>
+      </w:tr>
+      <w:tr>
+        <w:tc>
+          <w:tcPr/>
+          <w:p>
+            <w:pPr>
+              <w:pStyle w:val="Compact"/>
+            </w:pPr>
+            <w:r>
+              <w:t xml:space="preserve">MLP</w:t>
+            </w:r>
+          </w:p>
+        </w:tc>
+        <w:tc>
+          <w:tcPr/>
+          <w:p>
+            <w:pPr>
+              <w:pStyle w:val="Compact"/>
+              <w:jc w:val="center"/>
+            </w:pPr>
+            <w:r>
+              <w:t xml:space="preserve">0.9241</w:t>
+            </w:r>
+          </w:p>
+        </w:tc>
+        <w:tc>
+          <w:tcPr/>
+          <w:p>
+            <w:pPr>
+              <w:pStyle w:val="Compact"/>
+              <w:jc w:val="center"/>
+            </w:pPr>
+            <w:r>
+              <w:t xml:space="preserve">0.9329</w:t>
+            </w:r>
+          </w:p>
+        </w:tc>
+        <w:tc>
+          <w:tcPr/>
+          <w:p>
+            <w:pPr>
+              <w:pStyle w:val="Compact"/>
+              <w:jc w:val="center"/>
+            </w:pPr>
+            <w:r>
+              <w:t xml:space="preserve">0.9243</w:t>
+            </w:r>
+          </w:p>
+        </w:tc>
+        <w:tc>
+          <w:tcPr/>
+          <w:p>
+            <w:pPr>
+              <w:pStyle w:val="Compact"/>
+              <w:jc w:val="center"/>
+            </w:pPr>
+            <w:r>
+              <w:t xml:space="preserve">0.0006</w:t>
+            </w:r>
+          </w:p>
+        </w:tc>
+        <w:tc>
+          <w:tcPr/>
+          <w:p>
+            <w:pPr>
+              <w:pStyle w:val="Compact"/>
+              <w:jc w:val="center"/>
+            </w:pPr>
+            <w:r>
+              <w:t xml:space="preserve">0.66</w:t>
+            </w:r>
+          </w:p>
+        </w:tc>
+      </w:tr>
+      <w:tr>
+        <w:tc>
+          <w:tcPr/>
+          <w:p>
+            <w:pPr>
+              <w:pStyle w:val="Compact"/>
+            </w:pPr>
+            <w:r>
+              <w:t xml:space="preserve">Random Forest</w:t>
+            </w:r>
+          </w:p>
+        </w:tc>
+        <w:tc>
+          <w:tcPr/>
+          <w:p>
+            <w:pPr>
+              <w:pStyle w:val="Compact"/>
+              <w:jc w:val="center"/>
+            </w:pPr>
+            <w:r>
+              <w:t xml:space="preserve">0.9233</w:t>
+            </w:r>
+          </w:p>
+        </w:tc>
+        <w:tc>
+          <w:tcPr/>
+          <w:p>
+            <w:pPr>
+              <w:pStyle w:val="Compact"/>
+              <w:jc w:val="center"/>
+            </w:pPr>
+            <w:r>
+              <w:t xml:space="preserve">0.9327</w:t>
+            </w:r>
+          </w:p>
+        </w:tc>
+        <w:tc>
+          <w:tcPr/>
+          <w:p>
+            <w:pPr>
+              <w:pStyle w:val="Compact"/>
+              <w:jc w:val="center"/>
+            </w:pPr>
+            <w:r>
+              <w:t xml:space="preserve">0.9234</w:t>
+            </w:r>
+          </w:p>
+        </w:tc>
+        <w:tc>
+          <w:tcPr/>
+          <w:p>
+            <w:pPr>
+              <w:pStyle w:val="Compact"/>
+              <w:jc w:val="center"/>
+            </w:pPr>
+            <w:r>
+              <w:t xml:space="preserve">0.0104</w:t>
+            </w:r>
+          </w:p>
+        </w:tc>
+        <w:tc>
+          <w:tcPr/>
+          <w:p>
+            <w:pPr>
+              <w:pStyle w:val="Compact"/>
+              <w:jc w:val="center"/>
+            </w:pPr>
+            <w:r>
+              <w:t xml:space="preserve">0.52</w:t>
+            </w:r>
+          </w:p>
+        </w:tc>
+      </w:tr>
+    </w:tbl>
+    <w:bookmarkEnd w:id="48"/>
+    <w:bookmarkEnd w:id="49"/>
+    <w:bookmarkStart w:id="53" w:name="综合讨论"/>
+    <w:p>
+      <w:pPr>
         <w:pStyle w:val="Heading2"/>
       </w:pPr>
       <w:r>
@@ -10646,7 +11844,7 @@
         <w:t xml:space="preserve">综合讨论</w:t>
       </w:r>
     </w:p>
-    <w:bookmarkStart w:id="40" w:name="算法选型建议"/>
+    <w:bookmarkStart w:id="50" w:name="算法选型建议"/>
     <w:p>
       <w:pPr>
         <w:pStyle w:val="Heading3"/>
@@ -10919,8 +12117,8 @@
         </w:tc>
       </w:tr>
     </w:tbl>
-    <w:bookmarkEnd w:id="40"/>
-    <w:bookmarkStart w:id="41" w:name="特征工程反思"/>
+    <w:bookmarkEnd w:id="50"/>
+    <w:bookmarkStart w:id="51" w:name="特征工程反思"/>
     <w:p>
       <w:pPr>
         <w:pStyle w:val="Heading3"/>
@@ -10991,8 +12189,8 @@
         <w:t xml:space="preserve">维，这有待进一步实验验证。</w:t>
       </w:r>
     </w:p>
-    <w:bookmarkEnd w:id="41"/>
-    <w:bookmarkStart w:id="42" w:name="数据清洗的价值"/>
+    <w:bookmarkEnd w:id="51"/>
+    <w:bookmarkStart w:id="52" w:name="数据清洗的价值"/>
     <w:p>
       <w:pPr>
         <w:pStyle w:val="Heading3"/>
@@ -11173,9 +12371,9 @@
         <w:t xml:space="preserve">清洗的流程，有效模拟了真实工业场景中的数据预处理全流程。</w:t>
       </w:r>
     </w:p>
-    <w:bookmarkEnd w:id="42"/>
-    <w:bookmarkEnd w:id="43"/>
-    <w:bookmarkStart w:id="45" w:name="结论"/>
+    <w:bookmarkEnd w:id="52"/>
+    <w:bookmarkEnd w:id="53"/>
+    <w:bookmarkStart w:id="55" w:name="结论"/>
     <w:p>
       <w:pPr>
         <w:pStyle w:val="Heading2"/>
@@ -11559,7 +12757,7 @@
         <w:t xml:space="preserve">完整展示。</w:t>
       </w:r>
     </w:p>
-    <w:bookmarkStart w:id="44" w:name="未来改进方向"/>
+    <w:bookmarkStart w:id="54" w:name="未来改进方向"/>
     <w:p>
       <w:pPr>
         <w:pStyle w:val="Heading3"/>
@@ -11667,9 +12865,9 @@
         <w:t xml:space="preserve">作为形状复杂度指标）</w:t>
       </w:r>
     </w:p>
-    <w:bookmarkEnd w:id="44"/>
-    <w:bookmarkEnd w:id="45"/>
-    <w:bookmarkStart w:id="49" w:name="课程总结评分占比-5"/>
+    <w:bookmarkEnd w:id="54"/>
+    <w:bookmarkEnd w:id="55"/>
+    <w:bookmarkStart w:id="59" w:name="课程总结评分占比-5"/>
     <w:p>
       <w:pPr>
         <w:pStyle w:val="Heading2"/>
@@ -11693,7 +12891,7 @@
         <w:t xml:space="preserve">5%）</w:t>
       </w:r>
     </w:p>
-    <w:bookmarkStart w:id="46" w:name="课程收获"/>
+    <w:bookmarkStart w:id="56" w:name="课程收获"/>
     <w:p>
       <w:pPr>
         <w:pStyle w:val="Heading3"/>
@@ -11944,8 +13142,8 @@
         <w:t xml:space="preserve">形成了”假设→实验→分析→结论”的科学研究思维</w:t>
       </w:r>
     </w:p>
-    <w:bookmarkEnd w:id="46"/>
-    <w:bookmarkStart w:id="47" w:name="课程评价"/>
+    <w:bookmarkEnd w:id="56"/>
+    <w:bookmarkStart w:id="57" w:name="课程评价"/>
     <w:p>
       <w:pPr>
         <w:pStyle w:val="Heading3"/>
@@ -12212,8 +13410,8 @@
         <w:t xml:space="preserve">竞赛机制，增加课程的趣味性和挑战性</w:t>
       </w:r>
     </w:p>
-    <w:bookmarkEnd w:id="47"/>
-    <w:bookmarkStart w:id="48" w:name="自我反思"/>
+    <w:bookmarkEnd w:id="57"/>
+    <w:bookmarkStart w:id="58" w:name="自我反思"/>
     <w:p>
       <w:pPr>
         <w:pStyle w:val="Heading3"/>
@@ -12271,9 +13469,9 @@
         <w:t xml:space="preserve">本次期末项目中，数据清洗和特征工程阶段占据了大量时间——识别污染类型、设计修复策略、验证清洗效果。这段经历让我深刻理解了工业界”数据和特征决定了机器学习的上限，而模型和算法只是逼近这个上限”这一经典论断。</w:t>
       </w:r>
     </w:p>
-    <w:bookmarkEnd w:id="48"/>
-    <w:bookmarkEnd w:id="49"/>
-    <w:bookmarkStart w:id="53" w:name="附录"/>
+    <w:bookmarkEnd w:id="58"/>
+    <w:bookmarkEnd w:id="59"/>
+    <w:bookmarkStart w:id="63" w:name="附录"/>
     <w:p>
       <w:pPr>
         <w:pStyle w:val="Heading2"/>
@@ -12285,7 +13483,7 @@
         <w:t xml:space="preserve">附录</w:t>
       </w:r>
     </w:p>
-    <w:bookmarkStart w:id="50" w:name="a.-实验环境"/>
+    <w:bookmarkStart w:id="60" w:name="a.-实验环境"/>
     <w:p>
       <w:pPr>
         <w:pStyle w:val="Heading3"/>
@@ -12548,8 +13746,8 @@
         </w:tc>
       </w:tr>
     </w:tbl>
-    <w:bookmarkEnd w:id="50"/>
-    <w:bookmarkStart w:id="51" w:name="b.-图表索引"/>
+    <w:bookmarkEnd w:id="60"/>
+    <w:bookmarkStart w:id="61" w:name="b.-图表索引"/>
     <w:p>
       <w:pPr>
         <w:pStyle w:val="Heading3"/>
@@ -13105,8 +14303,8 @@
         </w:tc>
       </w:tr>
     </w:tbl>
-    <w:bookmarkEnd w:id="51"/>
-    <w:bookmarkStart w:id="52" w:name="c.-项目代码链接"/>
+    <w:bookmarkEnd w:id="61"/>
+    <w:bookmarkStart w:id="62" w:name="c.-项目代码链接"/>
     <w:p>
       <w:pPr>
         <w:pStyle w:val="Heading3"/>
@@ -13254,9 +14452,9 @@
         <w:t xml:space="preserve">机器学习与项目实践课程的期末考核作业。</w:t>
       </w:r>
     </w:p>
-    <w:bookmarkEnd w:id="52"/>
-    <w:bookmarkEnd w:id="53"/>
-    <w:bookmarkEnd w:id="54"/>
+    <w:bookmarkEnd w:id="62"/>
+    <w:bookmarkEnd w:id="63"/>
+    <w:bookmarkEnd w:id="64"/>
     <w:sectPr>
       <w:footnotePr>
         <w:numRestart w:val="eachSect"/>

--- a/论文_DryBean机器学习项目报告.docx
+++ b/论文_DryBean机器学习项目报告.docx
@@ -1,984 +1,7 @@
 
 <file path=word/document.xml><?xml version="1.0" encoding="utf-8"?>
-<w:document xmlns:ve="http://schemas.openxmlformats.org/markup-compatibility/2006" xmlns:o="urn:schemas-microsoft-com:office:office" xmlns:r="http://schemas.openxmlformats.org/officeDocument/2006/relationships" xmlns:v="urn:schemas-microsoft-com:vml" xmlns:wp="http://schemas.openxmlformats.org/drawingml/2006/wordprocessingDrawing" xmlns:w10="urn:schemas-microsoft-com:office:word" xmlns:w="http://schemas.openxmlformats.org/wordprocessingml/2006/main">
+<w:document xmlns:w="http://schemas.openxmlformats.org/wordprocessingml/2006/main" xmlns:m="http://schemas.openxmlformats.org/officeDocument/2006/math" xmlns:r="http://schemas.openxmlformats.org/officeDocument/2006/relationships" xmlns:o="urn:schemas-microsoft-com:office:office" xmlns:v="urn:schemas-microsoft-com:vml" xmlns:w10="urn:schemas-microsoft-com:office:word" xmlns:a="http://schemas.openxmlformats.org/drawingml/2006/main" xmlns:pic="http://schemas.openxmlformats.org/drawingml/2006/picture" xmlns:wp="http://schemas.openxmlformats.org/drawingml/2006/wordprocessingDrawing">
   <w:body>
-    <w:p>
-      <w:pPr>
-        <w:jc w:val="center"/>
-      </w:pPr>
-      <w:r>
-        <w:rPr>
-          <w:rFonts w:ascii="Times New Roman" w:hAnsi="Times New Roman" w:cs="Times New Roman"/>
-          <w:sz w:val="30"/>
-          <w:sz-cs w:val="30"/>
-        </w:rPr>
-        <w:t xml:space="preserve"/>
-      </w:r>
-    </w:p>
-    <w:p>
-      <w:pPr>
-        <w:jc w:val="both"/>
-        <w:ind w:first-line="1920"/>
-      </w:pPr>
-      <w:r>
-        <w:rPr>
-          <w:rFonts w:ascii="Times New Roman" w:hAnsi="Times New Roman" w:cs="Times New Roman"/>
-          <w:sz w:val="32"/>
-          <w:sz-cs w:val="32"/>
-        </w:rPr>
-        <w:t xml:space="preserve">对外经济贸易大学</w:t>
-      </w:r>
-    </w:p>
-    <w:p>
-      <w:pPr>
-        <w:jc w:val="both"/>
-        <w:spacing w:before="100" w:after="100"/>
-      </w:pPr>
-      <w:r>
-        <w:rPr>
-          <w:rFonts w:ascii="Times New Roman" w:hAnsi="Times New Roman" w:cs="Times New Roman"/>
-          <w:sz w:val="32"/>
-          <w:sz-cs w:val="32"/>
-        </w:rPr>
-        <w:t xml:space="preserve">2025— 2026学年第二学期期末考试</w:t>
-      </w:r>
-    </w:p>
-    <w:p>
-      <w:pPr>
-        <w:jc w:val="both"/>
-        <w:ind w:left="178"/>
-      </w:pPr>
-      <w:r>
-        <w:rPr>
-          <w:rFonts w:ascii="Times New Roman" w:hAnsi="Times New Roman" w:cs="Times New Roman"/>
-          <w:sz w:val="30"/>
-          <w:sz-cs w:val="30"/>
-        </w:rPr>
-        <w:t xml:space="preserve"/>
-      </w:r>
-    </w:p>
-    <w:p>
-      <w:pPr>
-        <w:jc w:val="both"/>
-        <w:ind w:left="178"/>
-      </w:pPr>
-      <w:r>
-        <w:rPr>
-          <w:rFonts w:ascii="Times New Roman" w:hAnsi="Times New Roman" w:cs="Times New Roman"/>
-          <w:sz w:val="28"/>
-          <w:sz-cs w:val="28"/>
-        </w:rPr>
-        <w:t xml:space="preserve"/>
-      </w:r>
-    </w:p>
-    <w:p>
-      <w:pPr>
-        <w:jc w:val="both"/>
-        <w:ind w:left="178"/>
-      </w:pPr>
-      <w:r>
-        <w:rPr>
-          <w:rFonts w:ascii="Times New Roman" w:hAnsi="Times New Roman" w:cs="Times New Roman"/>
-          <w:sz w:val="28"/>
-          <w:sz-cs w:val="28"/>
-        </w:rPr>
-        <w:t xml:space="preserve"/>
-      </w:r>
-    </w:p>
-    <w:p>
-      <w:pPr>
-        <w:jc w:val="both"/>
-        <w:ind w:left="178"/>
-      </w:pPr>
-      <w:r>
-        <w:rPr>
-          <w:rFonts w:ascii="Times New Roman" w:hAnsi="Times New Roman" w:cs="Times New Roman"/>
-          <w:sz w:val="28"/>
-          <w:sz-cs w:val="28"/>
-        </w:rPr>
-        <w:t xml:space="preserve"/>
-      </w:r>
-    </w:p>
-    <w:p>
-      <w:pPr>
-        <w:jc w:val="center"/>
-        <w:ind w:left="178"/>
-      </w:pPr>
-      <w:r>
-        <w:rPr>
-          <w:rFonts w:ascii="Times New Roman" w:hAnsi="Times New Roman" w:cs="Times New Roman"/>
-          <w:sz w:val="32"/>
-          <w:sz-cs w:val="32"/>
-        </w:rPr>
-        <w:t xml:space="preserve">论文题目 </w:t>
-      </w:r>
-      <w:r>
-        <w:rPr>
-          <w:rFonts w:ascii="Times New Roman" w:hAnsi="Times New Roman" w:cs="Times New Roman"/>
-          <w:sz w:val="32"/>
-          <w:sz-cs w:val="32"/>
-          <w:u w:val="single"/>
-        </w:rPr>
-        <w:t xml:space="preserve">  </w:t>
-      </w:r>
-      <w:r>
-        <w:rPr>
-          <w:rFonts w:ascii="Times New Roman" w:hAnsi="Times New Roman" w:cs="Times New Roman"/>
-          <w:sz w:val="28"/>
-          <w:sz-cs w:val="28"/>
-          <w:u w:val="single"/>
-        </w:rPr>
-        <w:t xml:space="preserve"/>
-      </w:r>
-    </w:p>
-    <w:p>
-      <w:pPr>
-        <w:jc w:val="both"/>
-        <w:ind w:left="178"/>
-      </w:pPr>
-      <w:r>
-        <w:rPr>
-          <w:rFonts w:ascii="Times New Roman" w:hAnsi="Times New Roman" w:cs="Times New Roman"/>
-          <w:sz w:val="28"/>
-          <w:sz-cs w:val="28"/>
-        </w:rPr>
-        <w:t xml:space="preserve"/>
-      </w:r>
-    </w:p>
-    <w:p>
-      <w:pPr>
-        <w:jc w:val="both"/>
-        <w:ind w:left="178"/>
-      </w:pPr>
-      <w:r>
-        <w:rPr>
-          <w:rFonts w:ascii="Times New Roman" w:hAnsi="Times New Roman" w:cs="Times New Roman"/>
-          <w:sz w:val="28"/>
-          <w:sz-cs w:val="28"/>
-        </w:rPr>
-        <w:t xml:space="preserve"/>
-      </w:r>
-    </w:p>
-    <w:p>
-      <w:pPr>
-        <w:jc w:val="both"/>
-        <w:ind w:left="178"/>
-      </w:pPr>
-      <w:r>
-        <w:rPr>
-          <w:rFonts w:ascii="Times New Roman" w:hAnsi="Times New Roman" w:cs="Times New Roman"/>
-          <w:sz w:val="28"/>
-          <w:sz-cs w:val="28"/>
-        </w:rPr>
-        <w:t xml:space="preserve"/>
-      </w:r>
-    </w:p>
-    <w:p>
-      <w:pPr>
-        <w:jc w:val="both"/>
-        <w:ind w:left="178"/>
-      </w:pPr>
-      <w:r>
-        <w:rPr>
-          <w:rFonts w:ascii="Times New Roman" w:hAnsi="Times New Roman" w:cs="Times New Roman"/>
-          <w:sz w:val="28"/>
-          <w:sz-cs w:val="28"/>
-        </w:rPr>
-        <w:t xml:space="preserve"/>
-      </w:r>
-    </w:p>
-    <w:p>
-      <w:pPr>
-        <w:jc w:val="both"/>
-        <w:ind w:left="178"/>
-      </w:pPr>
-      <w:r>
-        <w:rPr>
-          <w:rFonts w:ascii="Times New Roman" w:hAnsi="Times New Roman" w:cs="Times New Roman"/>
-          <w:sz w:val="28"/>
-          <w:sz-cs w:val="28"/>
-        </w:rPr>
-        <w:t xml:space="preserve"/>
-      </w:r>
-    </w:p>
-    <w:p>
-      <w:pPr>
-        <w:jc w:val="both"/>
-        <w:ind w:left="178"/>
-      </w:pPr>
-      <w:r>
-        <w:rPr>
-          <w:rFonts w:ascii="Times New Roman" w:hAnsi="Times New Roman" w:cs="Times New Roman"/>
-          <w:sz w:val="28"/>
-          <w:sz-cs w:val="28"/>
-        </w:rPr>
-        <w:t xml:space="preserve"/>
-      </w:r>
-    </w:p>
-    <w:p>
-      <w:pPr>
-        <w:jc w:val="both"/>
-        <w:ind w:left="178" w:first-line="1442"/>
-      </w:pPr>
-      <w:r>
-        <w:rPr>
-          <w:rFonts w:ascii="Times New Roman" w:hAnsi="Times New Roman" w:cs="Times New Roman"/>
-          <w:sz w:val="28"/>
-          <w:sz-cs w:val="28"/>
-        </w:rPr>
-        <w:t xml:space="preserve">课程代码及课序号   </w:t>
-      </w:r>
-      <w:r>
-        <w:rPr>
-          <w:rFonts w:ascii="Times New Roman" w:hAnsi="Times New Roman" w:cs="Times New Roman"/>
-          <w:sz w:val="28"/>
-          <w:sz-cs w:val="28"/>
-          <w:u w:val="single"/>
-        </w:rPr>
-        <w:t>AIT209</w:t>
-      </w:r>
-      <w:r>
-        <w:rPr>
-          <w:rFonts w:ascii="Times New Roman" w:hAnsi="Times New Roman" w:cs="Times New Roman"/>
-          <w:sz w:val="28"/>
-          <w:sz-cs w:val="28"/>
-        </w:rPr>
-      </w:r>
-    </w:p>
-    <w:p>
-      <w:pPr>
-        <w:jc w:val="both"/>
-        <w:ind w:left="178" w:first-line="1442"/>
-      </w:pPr>
-      <w:r>
-        <w:rPr>
-          <w:rFonts w:ascii="Times New Roman" w:hAnsi="Times New Roman" w:cs="Times New Roman"/>
-          <w:sz w:val="28"/>
-          <w:sz-cs w:val="28"/>
-        </w:rPr>
-        <w:t xml:space="preserve">课程名称   </w:t>
-      </w:r>
-      <w:r>
-        <w:rPr>
-          <w:rFonts w:ascii="Times New Roman" w:hAnsi="Times New Roman" w:cs="Times New Roman"/>
-          <w:sz w:val="28"/>
-          <w:sz-cs w:val="28"/>
-          <w:u w:val="single"/>
-        </w:rPr>
-        <w:t>机器学习与项目实践</w:t>
-      </w:r>
-      <w:r>
-        <w:rPr>
-          <w:rFonts w:ascii="Times New Roman" w:hAnsi="Times New Roman" w:cs="Times New Roman"/>
-          <w:sz w:val="28"/>
-          <w:sz-cs w:val="28"/>
-        </w:rPr>
-      </w:r>
-    </w:p>
-    <w:p>
-      <w:pPr>
-        <w:jc w:val="both"/>
-        <w:ind w:left="178" w:first-line="1442"/>
-      </w:pPr>
-      <w:r>
-        <w:rPr>
-          <w:rFonts w:ascii="Times New Roman" w:hAnsi="Times New Roman" w:cs="Times New Roman"/>
-          <w:sz w:val="28"/>
-          <w:sz-cs w:val="28"/>
-        </w:rPr>
-        <w:t xml:space="preserve">学    号   </w:t>
-      </w:r>
-      <w:r>
-        <w:rPr>
-          <w:rFonts w:ascii="Times New Roman" w:hAnsi="Times New Roman" w:cs="Times New Roman"/>
-          <w:sz w:val="28"/>
-          <w:sz-cs w:val="28"/>
-          <w:u w:val="single"/>
-        </w:rPr>
-        <w:t>202493002</w:t>
-      </w:r>
-    </w:p>
-    <w:p>
-      <w:pPr>
-        <w:jc w:val="both"/>
-        <w:ind w:left="178" w:first-line="1442"/>
-      </w:pPr>
-      <w:r>
-        <w:rPr>
-          <w:rFonts w:ascii="Times New Roman" w:hAnsi="Times New Roman" w:cs="Times New Roman"/>
-          <w:sz w:val="28"/>
-          <w:sz-cs w:val="28"/>
-        </w:rPr>
-        <w:t xml:space="preserve">姓    名   </w:t>
-      </w:r>
-      <w:r>
-        <w:rPr>
-          <w:rFonts w:ascii="Times New Roman" w:hAnsi="Times New Roman" w:cs="Times New Roman"/>
-          <w:sz w:val="28"/>
-          <w:sz-cs w:val="28"/>
-          <w:u w:val="single"/>
-        </w:rPr>
-        <w:t>张满</w:t>
-      </w:r>
-      <w:r>
-        <w:rPr>
-          <w:rFonts w:ascii="Times New Roman" w:hAnsi="Times New Roman" w:cs="Times New Roman"/>
-          <w:sz w:val="28"/>
-          <w:sz-cs w:val="28"/>
-        </w:rPr>
-      </w:r>
-    </w:p>
-    <w:p>
-      <w:pPr>
-        <w:jc w:val="both"/>
-        <w:ind w:left="178" w:first-line="1442"/>
-      </w:pPr>
-      <w:r>
-        <w:rPr>
-          <w:rFonts w:ascii="Times New Roman" w:hAnsi="Times New Roman" w:cs="Times New Roman"/>
-          <w:sz w:val="28"/>
-          <w:sz-cs w:val="28"/>
-        </w:rPr>
-        <w:t xml:space="preserve">学    院   </w:t>
-      </w:r>
-      <w:r>
-        <w:rPr>
-          <w:rFonts w:ascii="Times New Roman" w:hAnsi="Times New Roman" w:cs="Times New Roman"/>
-          <w:sz w:val="28"/>
-          <w:sz-cs w:val="28"/>
-          <w:u w:val="single"/>
-        </w:rPr>
-        <w:t xml:space="preserve">    </w:t>
-      </w:r>
-      <w:r>
-        <w:rPr>
-          <w:rFonts w:ascii="Times" w:hAnsi="Times" w:cs="Times"/>
-          <w:sz w:val="28"/>
-          <w:sz-cs w:val="28"/>
-          <w:u w:val="single"/>
-        </w:rPr>
-        <w:t xml:space="preserve"> </w:t>
-      </w:r>
-      <w:r>
-        <w:rPr>
-          <w:rFonts w:ascii="Times New Roman" w:hAnsi="Times New Roman" w:cs="Times New Roman"/>
-          <w:sz w:val="28"/>
-          <w:sz-cs w:val="28"/>
-          <w:u w:val="single"/>
-        </w:rPr>
-        <w:t xml:space="preserve">    </w:t>
-      </w:r>
-    </w:p>
-    <w:p>
-      <w:pPr>
-        <w:jc w:val="both"/>
-        <w:ind w:left="178" w:first-line="1442"/>
-      </w:pPr>
-      <w:r>
-        <w:rPr>
-          <w:rFonts w:ascii="Times New Roman" w:hAnsi="Times New Roman" w:cs="Times New Roman"/>
-          <w:sz w:val="28"/>
-          <w:sz-cs w:val="28"/>
-        </w:rPr>
-        <w:t xml:space="preserve">专    业   </w:t>
-      </w:r>
-      <w:r>
-        <w:rPr>
-          <w:rFonts w:ascii="Times New Roman" w:hAnsi="Times New Roman" w:cs="Times New Roman"/>
-          <w:sz w:val="28"/>
-          <w:sz-cs w:val="28"/>
-          <w:u w:val="single"/>
-        </w:rPr>
-        <w:t xml:space="preserve">                  </w:t>
-      </w:r>
-    </w:p>
-    <w:p>
-      <w:pPr>
-        <w:jc w:val="both"/>
-        <w:ind w:left="178" w:first-line="1442"/>
-      </w:pPr>
-      <w:r>
-        <w:rPr>
-          <w:rFonts w:ascii="Times New Roman" w:hAnsi="Times New Roman" w:cs="Times New Roman"/>
-          <w:sz w:val="28"/>
-          <w:sz-cs w:val="28"/>
-        </w:rPr>
-        <w:t xml:space="preserve">考试时间   </w:t>
-      </w:r>
-      <w:r>
-        <w:rPr>
-          <w:rFonts w:ascii="Times New Roman" w:hAnsi="Times New Roman" w:cs="Times New Roman"/>
-          <w:sz w:val="28"/>
-          <w:sz-cs w:val="28"/>
-          <w:u w:val="single"/>
-        </w:rPr>
-        <w:t>2026 年 6 月</w:t>
-      </w:r>
-      <w:r>
-        <w:rPr>
-          <w:rFonts w:ascii="Times" w:hAnsi="Times" w:cs="Times"/>
-          <w:sz w:val="28"/>
-          <w:sz-cs w:val="28"/>
-          <w:u w:val="single"/>
-        </w:rPr>
-      </w:r>
-      <w:r>
-        <w:rPr>
-          <w:rFonts w:ascii="Times New Roman" w:hAnsi="Times New Roman" w:cs="Times New Roman"/>
-          <w:sz w:val="28"/>
-          <w:sz-cs w:val="28"/>
-          <w:u w:val="single"/>
-        </w:rPr>
-      </w:r>
-    </w:p>
-    <w:p>
-      <w:pPr>
-        <w:jc w:val="center"/>
-      </w:pPr>
-      <w:r>
-        <w:rPr>
-          <w:rFonts w:ascii="Times New Roman" w:hAnsi="Times New Roman" w:cs="Times New Roman"/>
-          <w:sz w:val="32"/>
-          <w:sz-cs w:val="32"/>
-        </w:rPr>
-        <w:t xml:space="preserve"/>
-      </w:r>
-    </w:p>
-    <w:p>
-      <w:pPr>
-        <w:jc w:val="center"/>
-      </w:pPr>
-      <w:r>
-        <w:rPr>
-          <w:rFonts w:ascii="Times New Roman" w:hAnsi="Times New Roman" w:cs="Times New Roman"/>
-          <w:sz w:val="32"/>
-          <w:sz-cs w:val="32"/>
-        </w:rPr>
-        <w:t xml:space="preserve">对外经济贸易大学</w:t>
-      </w:r>
-    </w:p>
-    <w:p>
-      <w:pPr>
-        <w:jc w:val="center"/>
-      </w:pPr>
-      <w:r>
-        <w:rPr>
-          <w:rFonts w:ascii="Times" w:hAnsi="Times" w:cs="Times"/>
-          <w:sz w:val="32"/>
-          <w:sz-cs w:val="32"/>
-        </w:rPr>
-        <w:t xml:space="preserve">本科课程期末论文或其他方式考试评阅表</w:t>
-      </w:r>
-    </w:p>
-    <w:p>
-      <w:pPr>
-        <w:jc w:val="both"/>
-      </w:pPr>
-      <w:r>
-        <w:rPr>
-          <w:rFonts w:ascii="Times New Roman" w:hAnsi="Times New Roman" w:cs="Times New Roman"/>
-          <w:sz w:val="24"/>
-          <w:sz-cs w:val="24"/>
-        </w:rPr>
-        <w:t xml:space="preserve"/>
-      </w:r>
-    </w:p>
-    <w:p>
-      <w:pPr>
-        <w:jc w:val="both"/>
-      </w:pPr>
-      <w:r>
-        <w:rPr>
-          <w:rFonts w:ascii="Times New Roman" w:hAnsi="Times New Roman" w:cs="Times New Roman"/>
-          <w:sz w:val="24"/>
-          <w:sz-cs w:val="24"/>
-        </w:rPr>
-        <w:t xml:space="preserve">评分要求：</w:t>
-      </w:r>
-      <w:r>
-        <w:rPr>
-          <w:rFonts w:ascii="Times" w:hAnsi="Times" w:cs="Times"/>
-          <w:sz w:val="21"/>
-          <w:sz-cs w:val="21"/>
-          <w:b/>
-        </w:rPr>
-        <w:t xml:space="preserve">*下列仅为建议指标项，任课教师可根据课程需要进行调整或更改。</w:t>
-      </w:r>
-    </w:p>
-    <w:p>
-      <w:pPr>
-        <w:jc w:val="both"/>
-      </w:pPr>
-      <w:r>
-        <w:rPr>
-          <w:rFonts w:ascii="Times" w:hAnsi="Times" w:cs="Times"/>
-          <w:sz w:val="21"/>
-          <w:sz-cs w:val="21"/>
-          <w:b/>
-        </w:rPr>
-        <w:t xml:space="preserve">请选择总分计算方式：1. 总分为各项指标平均分（ ） 2. 总分为各项指标分总和（ ）</w:t>
-      </w:r>
-      <w:r>
-        <w:rPr>
-          <w:rFonts w:ascii="Times New Roman" w:hAnsi="Times New Roman" w:cs="Times New Roman"/>
-          <w:sz w:val="24"/>
-          <w:sz-cs w:val="24"/>
-        </w:rPr>
-        <w:t xml:space="preserve"/>
-      </w:r>
-    </w:p>
-    <w:p>
-      <w:pPr>
-        <w:jc w:val="center"/>
-      </w:pPr>
-      <w:r>
-        <w:rPr>
-          <w:rFonts w:ascii="Times New Roman" w:hAnsi="Times New Roman" w:cs="Times New Roman"/>
-          <w:sz w:val="24"/>
-          <w:sz-cs w:val="24"/>
-        </w:rPr>
-        <w:t xml:space="preserve">指标项*选题观点材料文字水平格式与框架</w:t>
-      </w:r>
-      <w:r>
-        <w:rPr>
-          <w:rFonts w:ascii="Times New Roman" w:hAnsi="Times New Roman" w:cs="Times New Roman"/>
-          <w:sz w:val="24"/>
-          <w:sz-cs w:val="24"/>
-          <w:b/>
-        </w:rPr>
-        <w:t xml:space="preserve">总分</w:t>
-      </w:r>
-      <w:r>
-        <w:rPr>
-          <w:rFonts w:ascii="Times New Roman" w:hAnsi="Times New Roman" w:cs="Times New Roman"/>
-          <w:sz w:val="24"/>
-          <w:sz-cs w:val="24"/>
-          <w:b/>
-        </w:rPr>
-        <w:t xml:space="preserve"/>
-      </w:r>
-      <w:r>
-        <w:rPr>
-          <w:rFonts w:ascii="Times New Roman" w:hAnsi="Times New Roman" w:cs="Times New Roman"/>
-          <w:sz w:val="24"/>
-          <w:sz-cs w:val="24"/>
-        </w:rPr>
-        <w:t xml:space="preserve">分数</w:t>
-      </w:r>
-      <w:r>
-        <w:rPr>
-          <w:rFonts w:ascii="Times New Roman" w:hAnsi="Times New Roman" w:cs="Times New Roman"/>
-          <w:sz w:val="24"/>
-          <w:sz-cs w:val="24"/>
-        </w:rPr>
-        <w:t xml:space="preserve"/>
-      </w:r>
-      <w:r>
-        <w:rPr>
-          <w:rFonts w:ascii="Times New Roman" w:hAnsi="Times New Roman" w:cs="Times New Roman"/>
-          <w:sz w:val="28"/>
-          <w:sz-cs w:val="28"/>
-          <w:b/>
-        </w:rPr>
-        <w:t xml:space="preserve"/>
-      </w:r>
-    </w:p>
-    <w:p>
-      <w:pPr>
-        <w:jc w:val="both"/>
-      </w:pPr>
-      <w:r>
-        <w:rPr>
-          <w:rFonts w:ascii="Times New Roman" w:hAnsi="Times New Roman" w:cs="Times New Roman"/>
-          <w:sz w:val="28"/>
-          <w:sz-cs w:val="28"/>
-          <w:b/>
-        </w:rPr>
-        <w:t xml:space="preserve"/>
-      </w:r>
-    </w:p>
-    <w:p>
-      <w:pPr>
-        <w:jc w:val="both"/>
-        <w:ind w:first-line="5040"/>
-      </w:pPr>
-      <w:r>
-        <w:rPr>
-          <w:rFonts w:ascii="Times New Roman" w:hAnsi="Times New Roman" w:cs="Times New Roman"/>
-          <w:sz w:val="24"/>
-          <w:sz-cs w:val="24"/>
-        </w:rPr>
-        <w:t xml:space="preserve"/>
-      </w:r>
-    </w:p>
-    <w:p>
-      <w:pPr>
-        <w:jc w:val="both"/>
-        <w:ind w:first-line="5040"/>
-      </w:pPr>
-      <w:r>
-        <w:rPr>
-          <w:rFonts w:ascii="Times New Roman" w:hAnsi="Times New Roman" w:cs="Times New Roman"/>
-          <w:sz w:val="24"/>
-          <w:sz-cs w:val="24"/>
-        </w:rPr>
-        <w:t xml:space="preserve"/>
-      </w:r>
-    </w:p>
-    <w:p>
-      <w:pPr>
-        <w:jc w:val="both"/>
-        <w:ind w:first-line="5040"/>
-      </w:pPr>
-      <w:r>
-        <w:rPr>
-          <w:rFonts w:ascii="Times New Roman" w:hAnsi="Times New Roman" w:cs="Times New Roman"/>
-          <w:sz w:val="24"/>
-          <w:sz-cs w:val="24"/>
-        </w:rPr>
-        <w:t xml:space="preserve"/>
-      </w:r>
-    </w:p>
-    <w:p>
-      <w:pPr>
-        <w:jc w:val="both"/>
-        <w:ind w:first-line="5040"/>
-      </w:pPr>
-      <w:r>
-        <w:rPr>
-          <w:rFonts w:ascii="Times New Roman" w:hAnsi="Times New Roman" w:cs="Times New Roman"/>
-          <w:sz w:val="24"/>
-          <w:sz-cs w:val="24"/>
-        </w:rPr>
-        <w:t xml:space="preserve"/>
-      </w:r>
-    </w:p>
-    <w:p>
-      <w:pPr>
-        <w:jc w:val="both"/>
-        <w:ind w:first-line="5040"/>
-      </w:pPr>
-      <w:r>
-        <w:rPr>
-          <w:rFonts w:ascii="Times New Roman" w:hAnsi="Times New Roman" w:cs="Times New Roman"/>
-          <w:sz w:val="24"/>
-          <w:sz-cs w:val="24"/>
-        </w:rPr>
-        <w:t xml:space="preserve"/>
-      </w:r>
-    </w:p>
-    <w:p>
-      <w:pPr>
-        <w:jc w:val="both"/>
-        <w:ind w:first-line="5040"/>
-      </w:pPr>
-      <w:r>
-        <w:rPr>
-          <w:rFonts w:ascii="Times New Roman" w:hAnsi="Times New Roman" w:cs="Times New Roman"/>
-          <w:sz w:val="24"/>
-          <w:sz-cs w:val="24"/>
-        </w:rPr>
-        <w:t xml:space="preserve"/>
-      </w:r>
-    </w:p>
-    <w:p>
-      <w:pPr>
-        <w:jc w:val="both"/>
-        <w:ind w:first-line="5040"/>
-      </w:pPr>
-      <w:r>
-        <w:rPr>
-          <w:rFonts w:ascii="Times New Roman" w:hAnsi="Times New Roman" w:cs="Times New Roman"/>
-          <w:sz w:val="24"/>
-          <w:sz-cs w:val="24"/>
-        </w:rPr>
-        <w:t xml:space="preserve"/>
-      </w:r>
-    </w:p>
-    <w:p>
-      <w:pPr>
-        <w:jc w:val="both"/>
-        <w:ind w:first-line="5040"/>
-      </w:pPr>
-      <w:r>
-        <w:rPr>
-          <w:rFonts w:ascii="Times New Roman" w:hAnsi="Times New Roman" w:cs="Times New Roman"/>
-          <w:sz w:val="24"/>
-          <w:sz-cs w:val="24"/>
-        </w:rPr>
-        <w:t xml:space="preserve"/>
-      </w:r>
-    </w:p>
-    <w:p>
-      <w:pPr>
-        <w:jc w:val="both"/>
-        <w:ind w:first-line="5040"/>
-      </w:pPr>
-      <w:r>
-        <w:rPr>
-          <w:rFonts w:ascii="Times New Roman" w:hAnsi="Times New Roman" w:cs="Times New Roman"/>
-          <w:sz w:val="24"/>
-          <w:sz-cs w:val="24"/>
-        </w:rPr>
-        <w:t xml:space="preserve"/>
-      </w:r>
-    </w:p>
-    <w:p>
-      <w:pPr>
-        <w:jc w:val="both"/>
-      </w:pPr>
-      <w:r>
-        <w:rPr>
-          <w:rFonts w:ascii="Times New Roman" w:hAnsi="Times New Roman" w:cs="Times New Roman"/>
-          <w:sz w:val="24"/>
-          <w:sz-cs w:val="24"/>
-        </w:rPr>
-        <w:t xml:space="preserve"/>
-      </w:r>
-    </w:p>
-    <w:p>
-      <w:pPr>
-        <w:jc w:val="both"/>
-        <w:ind w:first-line="5040"/>
-      </w:pPr>
-      <w:r>
-        <w:rPr>
-          <w:rFonts w:ascii="Times New Roman" w:hAnsi="Times New Roman" w:cs="Times New Roman"/>
-          <w:sz w:val="24"/>
-          <w:sz-cs w:val="24"/>
-        </w:rPr>
-        <w:t xml:space="preserve"/>
-      </w:r>
-    </w:p>
-    <w:p>
-      <w:pPr>
-        <w:jc w:val="both"/>
-        <w:ind w:first-line="5040"/>
-      </w:pPr>
-      <w:r>
-        <w:rPr>
-          <w:rFonts w:ascii="Times New Roman" w:hAnsi="Times New Roman" w:cs="Times New Roman"/>
-          <w:sz w:val="24"/>
-          <w:sz-cs w:val="24"/>
-        </w:rPr>
-        <w:t xml:space="preserve"/>
-      </w:r>
-    </w:p>
-    <w:p>
-      <w:pPr>
-        <w:jc w:val="both"/>
-        <w:ind w:first-line="5040"/>
-      </w:pPr>
-      <w:r>
-        <w:rPr>
-          <w:rFonts w:ascii="Times New Roman" w:hAnsi="Times New Roman" w:cs="Times New Roman"/>
-          <w:sz w:val="24"/>
-          <w:sz-cs w:val="24"/>
-        </w:rPr>
-        <w:t xml:space="preserve"/>
-      </w:r>
-    </w:p>
-    <w:p>
-      <w:pPr>
-        <w:jc w:val="both"/>
-        <w:ind w:first-line="4320"/>
-      </w:pPr>
-      <w:r>
-        <w:rPr>
-          <w:rFonts w:ascii="Times New Roman" w:hAnsi="Times New Roman" w:cs="Times New Roman"/>
-          <w:sz w:val="24"/>
-          <w:sz-cs w:val="24"/>
-        </w:rPr>
-        <w:t xml:space="preserve">任课教师签字：</w:t>
-      </w:r>
-    </w:p>
-    <w:p>
-      <w:pPr>
-        <w:jc w:val="both"/>
-        <w:ind w:first-line="5040"/>
-      </w:pPr>
-      <w:r>
-        <w:rPr>
-          <w:rFonts w:ascii="Times New Roman" w:hAnsi="Times New Roman" w:cs="Times New Roman"/>
-          <w:sz w:val="24"/>
-          <w:sz-cs w:val="24"/>
-        </w:rPr>
-        <w:t xml:space="preserve"/>
-      </w:r>
-    </w:p>
-    <w:p>
-      <w:pPr>
-        <w:jc w:val="both"/>
-        <w:ind w:first-line="6240"/>
-      </w:pPr>
-      <w:r>
-        <w:rPr>
-          <w:rFonts w:ascii="Times New Roman" w:hAnsi="Times New Roman" w:cs="Times New Roman"/>
-          <w:sz w:val="24"/>
-          <w:sz-cs w:val="24"/>
-        </w:rPr>
-        <w:t xml:space="preserve">年    月    日</w:t>
-      </w:r>
-    </w:p>
-    <w:p>
-      <w:pPr>
-        <w:jc w:val="both"/>
-        <w:ind w:first-line="7440"/>
-      </w:pPr>
-      <w:r>
-        <w:rPr>
-          <w:rFonts w:ascii="Times New Roman" w:hAnsi="Times New Roman" w:cs="Times New Roman"/>
-          <w:sz w:val="24"/>
-          <w:sz-cs w:val="24"/>
-        </w:rPr>
-        <w:t xml:space="preserve"/>
-      </w:r>
-    </w:p>
-    <w:p>
-      <w:pPr>
-        <w:jc w:val="both"/>
-        <w:ind w:first-line="7440"/>
-      </w:pPr>
-      <w:r>
-        <w:rPr>
-          <w:rFonts w:ascii="Times New Roman" w:hAnsi="Times New Roman" w:cs="Times New Roman"/>
-          <w:sz w:val="24"/>
-          <w:sz-cs w:val="24"/>
-        </w:rPr>
-        <w:t xml:space="preserve"/>
-      </w:r>
-    </w:p>
-    <w:p>
-      <w:pPr>
-        <w:jc w:val="both"/>
-      </w:pPr>
-      <w:r>
-        <w:rPr>
-          <w:rFonts w:ascii="Times" w:hAnsi="Times" w:cs="Times"/>
-          <w:sz w:val="21"/>
-          <w:sz-cs w:val="21"/>
-        </w:rPr>
-        <w:t xml:space="preserve"/>
-      </w:r>
-    </w:p>
-    <w:p>
-      <w:pPr>
-        <w:jc w:val="both"/>
-        <w:ind w:left="178" w:first-line="7266"/>
-      </w:pPr>
-      <w:r>
-        <w:rPr>
-          <w:rFonts w:ascii="Times New Roman" w:hAnsi="Times New Roman" w:cs="Times New Roman"/>
-          <w:sz w:val="21"/>
-          <w:sz-cs w:val="21"/>
-        </w:rPr>
-        <w:t xml:space="preserve">教务处制表</w:t>
-      </w:r>
-      <w:r>
-        <w:rPr>
-          <w:rFonts w:ascii="Times New Roman" w:hAnsi="Times New Roman" w:cs="Times New Roman"/>
-          <w:sz w:val="28"/>
-          <w:sz-cs w:val="28"/>
-          <w:u w:val="single"/>
-        </w:rPr>
-        <w:t xml:space="preserve"/>
-      </w:r>
-    </w:p>
-    <w:p>
-      <w:pPr>
-        <w:jc w:val="center"/>
-      </w:pPr>
-      <w:r>
-        <w:rPr>
-          <w:rFonts w:ascii="Times New Roman" w:hAnsi="Times New Roman" w:cs="Times New Roman"/>
-          <w:sz w:val="18"/>
-          <w:sz-cs w:val="18"/>
-        </w:rPr>
-        <w:t xml:space="preserve"/>
-      </w:r>
-    </w:p>
-    <w:p>
-      <w:pPr>
-        <w:jc w:val="both"/>
-      </w:pPr>
-      <w:r>
-        <w:rPr>
-          <w:rFonts w:ascii="Times New Roman" w:hAnsi="Times New Roman" w:cs="Times New Roman"/>
-          <w:sz w:val="21"/>
-          <w:sz-cs w:val="21"/>
-        </w:rPr>
-        <w:t xml:space="preserve"/>
-      </w:r>
-    </w:p>
-    <w:p>
-      <w:pPr>
-        <w:jc w:val="both"/>
-      </w:pPr>
-      <w:r>
-        <w:rPr>
-          <w:rFonts w:ascii="Times New Roman" w:hAnsi="Times New Roman" w:cs="Times New Roman"/>
-          <w:sz w:val="21"/>
-          <w:sz-cs w:val="21"/>
-        </w:rPr>
-        <w:t xml:space="preserve"/>
-      </w:r>
-    </w:p>
-    <w:p>
-      <w:pPr>
-        <w:jc w:val="center"/>
-      </w:pPr>
-      <w:r>
-        <w:rPr>
-          <w:rFonts w:ascii="Times New Roman" w:hAnsi="Times New Roman" w:cs="Times New Roman"/>
-          <w:sz w:val="28"/>
-          <w:sz-cs w:val="28"/>
-        </w:rPr>
-        <w:t xml:space="preserve">成绩</w:t>
-      </w:r>
-    </w:p>
-    <w:p>
-      <w:pPr/>
-      <w:r>
-        <w:rPr>
-          <w:rFonts w:ascii="Helvetica" w:hAnsi="Helvetica" w:cs="Helvetica"/>
-          <w:sz w:val="24"/>
-          <w:sz-cs w:val="24"/>
-        </w:rPr>
-        <w:t xml:space="preserve"/>
-      </w:r>
-    </w:p>
-    <w:p>
-      <w:pPr>
-        <w:jc w:val="both"/>
-      </w:pPr>
-      <w:r>
-        <w:rPr>
-          <w:rFonts w:ascii="Times New Roman" w:hAnsi="Times New Roman" w:cs="Times New Roman"/>
-          <w:sz w:val="21"/>
-          <w:sz-cs w:val="21"/>
-        </w:rPr>
-        <w:t xml:space="preserve"/>
-      </w:r>
-    </w:p>
-    <w:p>
-      <w:pPr>
-        <w:jc w:val="both"/>
-        <w:ind w:left="178" w:first-line="7266"/>
-      </w:pPr>
-      <w:r>
-        <w:rPr>
-          <w:rFonts w:ascii="Times New Roman" w:hAnsi="Times New Roman" w:cs="Times New Roman"/>
-          <w:sz w:val="28"/>
-          <w:sz-cs w:val="28"/>
-          <w:u w:val="single"/>
-        </w:rPr>
-        <w:t xml:space="preserve"/>
-      </w:r>
-    </w:p>
-    <w:sectPr>
-      <w:pgSz w:w="12240" w:h="15840"/>
-      <w:pgMar w:top="1440" w:right="1800" w:bottom="1440" w:left="1800"/>
-    </w:sectPr>
     <w:bookmarkStart w:id="64" w:name="dry-bean-dataset-多分类机器学习项目报告"/>
     <w:p>
       <w:pPr>
@@ -10576,7 +9599,7 @@
         <w:t xml:space="preserve">提供统一的命令行入口，支持灵活的参数组合。下图展示了命令行帮助界面：</w:t>
       </w:r>
     </w:p>
-    <w:p xmlns:a="http://schemas.openxmlformats.org/drawingml/2006/main" xmlns:pic="http://schemas.openxmlformats.org/drawingml/2006/picture">
+    <w:p>
       <w:pPr>
         <w:pStyle w:val="CaptionedFigure"/>
       </w:pPr>
@@ -10918,7 +9941,7 @@
         <w:t xml:space="preserve">的完整输出，包含数据加载、预处理报告、四种算法逐个训练与评估、以及最终汇总表：</w:t>
       </w:r>
     </w:p>
-    <w:p xmlns:a="http://schemas.openxmlformats.org/drawingml/2006/main" xmlns:pic="http://schemas.openxmlformats.org/drawingml/2006/picture">
+    <w:p>
       <w:pPr>
         <w:pStyle w:val="CaptionedFigure"/>
       </w:pPr>
@@ -11284,7 +10307,7 @@
         <w:t xml:space="preserve">。</w:t>
       </w:r>
     </w:p>
-    <w:p xmlns:a="http://schemas.openxmlformats.org/drawingml/2006/main" xmlns:pic="http://schemas.openxmlformats.org/drawingml/2006/picture">
+    <w:p>
       <w:pPr>
         <w:pStyle w:val="CaptionedFigure"/>
       </w:pPr>
@@ -14970,10 +13993,1393 @@
 </w:document>
 </file>
 
+<file path=word/comments.xml><?xml version="1.0" encoding="utf-8"?>
+<w:comments xmlns:w="http://schemas.openxmlformats.org/wordprocessingml/2006/main" xmlns:m="http://schemas.openxmlformats.org/officeDocument/2006/math" xmlns:r="http://schemas.openxmlformats.org/officeDocument/2006/relationships" xmlns:o="urn:schemas-microsoft-com:office:office" xmlns:v="urn:schemas-microsoft-com:vml" xmlns:w10="urn:schemas-microsoft-com:office:word" xmlns:a="http://schemas.openxmlformats.org/drawingml/2006/main" xmlns:pic="http://schemas.openxmlformats.org/drawingml/2006/picture" xmlns:wp="http://schemas.openxmlformats.org/drawingml/2006/wordprocessingDrawing"/>
+</file>
+
+<file path=word/footnotes.xml><?xml version="1.0" encoding="utf-8"?>
+<w:footnotes xmlns:w="http://schemas.openxmlformats.org/wordprocessingml/2006/main" xmlns:m="http://schemas.openxmlformats.org/officeDocument/2006/math" xmlns:r="http://schemas.openxmlformats.org/officeDocument/2006/relationships" xmlns:o="urn:schemas-microsoft-com:office:office" xmlns:v="urn:schemas-microsoft-com:vml" xmlns:w10="urn:schemas-microsoft-com:office:word" xmlns:a="http://schemas.openxmlformats.org/drawingml/2006/main" xmlns:pic="http://schemas.openxmlformats.org/drawingml/2006/picture" xmlns:wp="http://schemas.openxmlformats.org/drawingml/2006/wordprocessingDrawing">
+  <w:footnote w:type="continuationSeparator" w:id="0">
+    <w:p>
+      <w:r>
+        <w:continuationSeparator/>
+      </w:r>
+    </w:p>
+  </w:footnote>
+  <w:footnote w:type="separator" w:id="-1">
+    <w:p>
+      <w:r>
+        <w:separator/>
+      </w:r>
+    </w:p>
+  </w:footnote>
+</w:footnotes>
+</file>
+
+<file path=word/numbering.xml><?xml version="1.0" encoding="utf-8"?>
+<w:numbering xmlns:w="http://schemas.openxmlformats.org/wordprocessingml/2006/main">
+  <w:abstractNum w:abstractNumId="990">
+    <w:nsid w:val="0000A990"/>
+    <w:multiLevelType w:val="multilevel"/>
+    <w:lvl w:ilvl="0">
+      <w:numFmt w:val="bullet"/>
+      <w:lvlText w:val=" "/>
+      <w:lvlJc w:val="left"/>
+      <w:pPr>
+        <w:ind w:left="720" w:hanging="360"/>
+      </w:pPr>
+    </w:lvl>
+    <w:lvl w:ilvl="1">
+      <w:numFmt w:val="bullet"/>
+      <w:lvlText w:val=" "/>
+      <w:lvlJc w:val="left"/>
+      <w:pPr>
+        <w:ind w:left="1440" w:hanging="360"/>
+      </w:pPr>
+    </w:lvl>
+    <w:lvl w:ilvl="2">
+      <w:numFmt w:val="bullet"/>
+      <w:lvlText w:val=" "/>
+      <w:lvlJc w:val="left"/>
+      <w:pPr>
+        <w:ind w:left="2160" w:hanging="360"/>
+      </w:pPr>
+    </w:lvl>
+    <w:lvl w:ilvl="3">
+      <w:numFmt w:val="bullet"/>
+      <w:lvlText w:val=" "/>
+      <w:lvlJc w:val="left"/>
+      <w:pPr>
+        <w:ind w:left="2880" w:hanging="360"/>
+      </w:pPr>
+    </w:lvl>
+    <w:lvl w:ilvl="4">
+      <w:numFmt w:val="bullet"/>
+      <w:lvlText w:val=" "/>
+      <w:lvlJc w:val="left"/>
+      <w:pPr>
+        <w:ind w:left="3600" w:hanging="360"/>
+      </w:pPr>
+    </w:lvl>
+    <w:lvl w:ilvl="5">
+      <w:numFmt w:val="bullet"/>
+      <w:lvlText w:val=" "/>
+      <w:lvlJc w:val="left"/>
+      <w:pPr>
+        <w:ind w:left="4320" w:hanging="360"/>
+      </w:pPr>
+    </w:lvl>
+    <w:lvl w:ilvl="6">
+      <w:numFmt w:val="bullet"/>
+      <w:lvlText w:val=" "/>
+      <w:lvlJc w:val="left"/>
+      <w:pPr>
+        <w:ind w:left="5040" w:hanging="360"/>
+      </w:pPr>
+    </w:lvl>
+    <w:lvl w:ilvl="7">
+      <w:numFmt w:val="bullet"/>
+      <w:lvlText w:val=" "/>
+      <w:lvlJc w:val="left"/>
+      <w:pPr>
+        <w:ind w:left="5760" w:hanging="360"/>
+      </w:pPr>
+    </w:lvl>
+    <w:lvl w:ilvl="8">
+      <w:numFmt w:val="bullet"/>
+      <w:lvlText w:val=" "/>
+      <w:lvlJc w:val="left"/>
+      <w:pPr>
+        <w:ind w:left="6480" w:hanging="360"/>
+      </w:pPr>
+    </w:lvl>
+  </w:abstractNum>
+  <w:abstractNum w:abstractNumId="99411">
+    <w:nsid w:val="00A99411"/>
+    <w:multiLevelType w:val="multilevel"/>
+    <w:lvl w:ilvl="0">
+      <w:start w:val="1"/>
+      <w:numFmt w:val="decimal"/>
+      <w:lvlText w:val="%1."/>
+      <w:lvlJc w:val="left"/>
+      <w:pPr>
+        <w:ind w:left="720" w:hanging="360"/>
+      </w:pPr>
+    </w:lvl>
+    <w:lvl w:ilvl="1">
+      <w:start w:val="1"/>
+      <w:numFmt w:val="decimal"/>
+      <w:lvlText w:val="%2."/>
+      <w:lvlJc w:val="left"/>
+      <w:pPr>
+        <w:ind w:left="1440" w:hanging="360"/>
+      </w:pPr>
+    </w:lvl>
+    <w:lvl w:ilvl="2">
+      <w:start w:val="1"/>
+      <w:numFmt w:val="decimal"/>
+      <w:lvlText w:val="%3."/>
+      <w:lvlJc w:val="left"/>
+      <w:pPr>
+        <w:ind w:left="2160" w:hanging="360"/>
+      </w:pPr>
+    </w:lvl>
+    <w:lvl w:ilvl="3">
+      <w:start w:val="1"/>
+      <w:numFmt w:val="decimal"/>
+      <w:lvlText w:val="%4."/>
+      <w:lvlJc w:val="left"/>
+      <w:pPr>
+        <w:ind w:left="2880" w:hanging="360"/>
+      </w:pPr>
+    </w:lvl>
+    <w:lvl w:ilvl="4">
+      <w:start w:val="1"/>
+      <w:numFmt w:val="decimal"/>
+      <w:lvlText w:val="%5."/>
+      <w:lvlJc w:val="left"/>
+      <w:pPr>
+        <w:ind w:left="3600" w:hanging="360"/>
+      </w:pPr>
+    </w:lvl>
+    <w:lvl w:ilvl="5">
+      <w:start w:val="1"/>
+      <w:numFmt w:val="decimal"/>
+      <w:lvlText w:val="%6."/>
+      <w:lvlJc w:val="left"/>
+      <w:pPr>
+        <w:ind w:left="4320" w:hanging="360"/>
+      </w:pPr>
+    </w:lvl>
+    <w:lvl w:ilvl="6">
+      <w:start w:val="1"/>
+      <w:numFmt w:val="decimal"/>
+      <w:lvlText w:val="%7."/>
+      <w:lvlJc w:val="left"/>
+      <w:pPr>
+        <w:ind w:left="5040" w:hanging="360"/>
+      </w:pPr>
+    </w:lvl>
+    <w:lvl w:ilvl="7">
+      <w:start w:val="1"/>
+      <w:numFmt w:val="decimal"/>
+      <w:lvlText w:val="%8."/>
+      <w:lvlJc w:val="left"/>
+      <w:pPr>
+        <w:ind w:left="5760" w:hanging="360"/>
+      </w:pPr>
+    </w:lvl>
+    <w:lvl w:ilvl="8">
+      <w:start w:val="1"/>
+      <w:numFmt w:val="decimal"/>
+      <w:lvlText w:val="%9."/>
+      <w:lvlJc w:val="left"/>
+      <w:pPr>
+        <w:ind w:left="6480" w:hanging="360"/>
+      </w:pPr>
+    </w:lvl>
+  </w:abstractNum>
+  <w:abstractNum w:abstractNumId="991">
+    <w:nsid w:val="0000A991"/>
+    <w:multiLevelType w:val="multilevel"/>
+    <w:lvl w:ilvl="0">
+      <w:numFmt w:val="bullet"/>
+      <w:lvlText w:val=""/>
+      <w:lvlJc w:val="left"/>
+      <w:pPr>
+        <w:ind w:left="720" w:hanging="360"/>
+      </w:pPr>
+      <w:rPr>
+        <w:rFonts w:ascii="Symbol" w:hAnsi="Symbol" w:cs="Symbol" w:hint="default"/>
+      </w:rPr>
+    </w:lvl>
+    <w:lvl w:ilvl="1">
+      <w:numFmt w:val="bullet"/>
+      <w:lvlText w:val="o"/>
+      <w:lvlJc w:val="left"/>
+      <w:pPr>
+        <w:ind w:left="1440" w:hanging="360"/>
+      </w:pPr>
+      <w:rPr>
+        <w:rFonts w:ascii="Courier New" w:hAnsi="Courier New" w:cs="Courier New" w:hint="default"/>
+      </w:rPr>
+    </w:lvl>
+    <w:lvl w:ilvl="2">
+      <w:numFmt w:val="bullet"/>
+      <w:lvlText w:val=""/>
+      <w:lvlJc w:val="left"/>
+      <w:pPr>
+        <w:ind w:left="2160" w:hanging="360"/>
+      </w:pPr>
+      <w:rPr>
+        <w:rFonts w:ascii="Wingdings" w:hAnsi="Wingdings" w:cs="Wingdings" w:hint="default"/>
+      </w:rPr>
+    </w:lvl>
+    <w:lvl w:ilvl="3">
+      <w:numFmt w:val="bullet"/>
+      <w:lvlText w:val=""/>
+      <w:lvlJc w:val="left"/>
+      <w:pPr>
+        <w:ind w:left="2880" w:hanging="360"/>
+      </w:pPr>
+      <w:rPr>
+        <w:rFonts w:ascii="Symbol" w:hAnsi="Symbol" w:cs="Symbol" w:hint="default"/>
+      </w:rPr>
+    </w:lvl>
+    <w:lvl w:ilvl="4">
+      <w:numFmt w:val="bullet"/>
+      <w:lvlText w:val="o"/>
+      <w:lvlJc w:val="left"/>
+      <w:pPr>
+        <w:ind w:left="3600" w:hanging="360"/>
+      </w:pPr>
+      <w:rPr>
+        <w:rFonts w:ascii="Courier New" w:hAnsi="Courier New" w:cs="Courier New" w:hint="default"/>
+      </w:rPr>
+    </w:lvl>
+    <w:lvl w:ilvl="5">
+      <w:numFmt w:val="bullet"/>
+      <w:lvlText w:val=""/>
+      <w:lvlJc w:val="left"/>
+      <w:pPr>
+        <w:ind w:left="4320" w:hanging="360"/>
+      </w:pPr>
+      <w:rPr>
+        <w:rFonts w:ascii="Wingdings" w:hAnsi="Wingdings" w:cs="Wingdings" w:hint="default"/>
+      </w:rPr>
+    </w:lvl>
+    <w:lvl w:ilvl="6">
+      <w:numFmt w:val="bullet"/>
+      <w:lvlText w:val=""/>
+      <w:lvlJc w:val="left"/>
+      <w:pPr>
+        <w:ind w:left="5040" w:hanging="360"/>
+      </w:pPr>
+      <w:rPr>
+        <w:rFonts w:ascii="Symbol" w:hAnsi="Symbol" w:cs="Symbol" w:hint="default"/>
+      </w:rPr>
+    </w:lvl>
+    <w:lvl w:ilvl="7">
+      <w:numFmt w:val="bullet"/>
+      <w:lvlText w:val="o"/>
+      <w:lvlJc w:val="left"/>
+      <w:pPr>
+        <w:ind w:left="5760" w:hanging="360"/>
+      </w:pPr>
+      <w:rPr>
+        <w:rFonts w:ascii="Courier New" w:hAnsi="Courier New" w:cs="Courier New" w:hint="default"/>
+      </w:rPr>
+    </w:lvl>
+    <w:lvl w:ilvl="8">
+      <w:numFmt w:val="bullet"/>
+      <w:lvlText w:val=""/>
+      <w:lvlJc w:val="left"/>
+      <w:pPr>
+        <w:ind w:left="6480" w:hanging="360"/>
+      </w:pPr>
+      <w:rPr>
+        <w:rFonts w:ascii="Wingdings" w:hAnsi="Wingdings" w:cs="Wingdings" w:hint="default"/>
+      </w:rPr>
+    </w:lvl>
+  </w:abstractNum>
+  <w:num w:numId="1000">
+    <w:abstractNumId w:val="990"/>
+  </w:num>
+  <w:num w:numId="1001">
+    <w:abstractNumId w:val="99411"/>
+    <w:lvlOverride w:ilvl="0">
+      <w:startOverride w:val="1"/>
+    </w:lvlOverride>
+    <w:lvlOverride w:ilvl="1">
+      <w:startOverride w:val="1"/>
+    </w:lvlOverride>
+    <w:lvlOverride w:ilvl="2">
+      <w:startOverride w:val="1"/>
+    </w:lvlOverride>
+    <w:lvlOverride w:ilvl="3">
+      <w:startOverride w:val="1"/>
+    </w:lvlOverride>
+    <w:lvlOverride w:ilvl="4">
+      <w:startOverride w:val="1"/>
+    </w:lvlOverride>
+    <w:lvlOverride w:ilvl="5">
+      <w:startOverride w:val="1"/>
+    </w:lvlOverride>
+    <w:lvlOverride w:ilvl="6">
+      <w:startOverride w:val="1"/>
+    </w:lvlOverride>
+    <w:lvlOverride w:ilvl="7">
+      <w:startOverride w:val="1"/>
+    </w:lvlOverride>
+    <w:lvlOverride w:ilvl="8">
+      <w:startOverride w:val="1"/>
+    </w:lvlOverride>
+  </w:num>
+  <w:num w:numId="1002">
+    <w:abstractNumId w:val="991"/>
+  </w:num>
+  <w:num w:numId="1003">
+    <w:abstractNumId w:val="991"/>
+  </w:num>
+  <w:num w:numId="1004">
+    <w:abstractNumId w:val="991"/>
+  </w:num>
+  <w:num w:numId="1005">
+    <w:abstractNumId w:val="991"/>
+  </w:num>
+  <w:num w:numId="1006">
+    <w:abstractNumId w:val="991"/>
+  </w:num>
+  <w:num w:numId="1007">
+    <w:abstractNumId w:val="99411"/>
+    <w:lvlOverride w:ilvl="0">
+      <w:startOverride w:val="1"/>
+    </w:lvlOverride>
+    <w:lvlOverride w:ilvl="1">
+      <w:startOverride w:val="1"/>
+    </w:lvlOverride>
+    <w:lvlOverride w:ilvl="2">
+      <w:startOverride w:val="1"/>
+    </w:lvlOverride>
+    <w:lvlOverride w:ilvl="3">
+      <w:startOverride w:val="1"/>
+    </w:lvlOverride>
+    <w:lvlOverride w:ilvl="4">
+      <w:startOverride w:val="1"/>
+    </w:lvlOverride>
+    <w:lvlOverride w:ilvl="5">
+      <w:startOverride w:val="1"/>
+    </w:lvlOverride>
+    <w:lvlOverride w:ilvl="6">
+      <w:startOverride w:val="1"/>
+    </w:lvlOverride>
+    <w:lvlOverride w:ilvl="7">
+      <w:startOverride w:val="1"/>
+    </w:lvlOverride>
+    <w:lvlOverride w:ilvl="8">
+      <w:startOverride w:val="1"/>
+    </w:lvlOverride>
+  </w:num>
+  <w:num w:numId="1008">
+    <w:abstractNumId w:val="991"/>
+  </w:num>
+  <w:num w:numId="1009">
+    <w:abstractNumId w:val="991"/>
+  </w:num>
+  <w:num w:numId="1010">
+    <w:abstractNumId w:val="991"/>
+  </w:num>
+  <w:num w:numId="1011">
+    <w:abstractNumId w:val="991"/>
+  </w:num>
+  <w:num w:numId="1012">
+    <w:abstractNumId w:val="99411"/>
+    <w:lvlOverride w:ilvl="0">
+      <w:startOverride w:val="1"/>
+    </w:lvlOverride>
+    <w:lvlOverride w:ilvl="1">
+      <w:startOverride w:val="1"/>
+    </w:lvlOverride>
+    <w:lvlOverride w:ilvl="2">
+      <w:startOverride w:val="1"/>
+    </w:lvlOverride>
+    <w:lvlOverride w:ilvl="3">
+      <w:startOverride w:val="1"/>
+    </w:lvlOverride>
+    <w:lvlOverride w:ilvl="4">
+      <w:startOverride w:val="1"/>
+    </w:lvlOverride>
+    <w:lvlOverride w:ilvl="5">
+      <w:startOverride w:val="1"/>
+    </w:lvlOverride>
+    <w:lvlOverride w:ilvl="6">
+      <w:startOverride w:val="1"/>
+    </w:lvlOverride>
+    <w:lvlOverride w:ilvl="7">
+      <w:startOverride w:val="1"/>
+    </w:lvlOverride>
+    <w:lvlOverride w:ilvl="8">
+      <w:startOverride w:val="1"/>
+    </w:lvlOverride>
+  </w:num>
+  <w:num w:numId="1013">
+    <w:abstractNumId w:val="991"/>
+  </w:num>
+  <w:num w:numId="1014">
+    <w:abstractNumId w:val="991"/>
+  </w:num>
+  <w:num w:numId="1015">
+    <w:abstractNumId w:val="991"/>
+  </w:num>
+  <w:num w:numId="1016">
+    <w:abstractNumId w:val="991"/>
+  </w:num>
+  <w:num w:numId="1017">
+    <w:abstractNumId w:val="991"/>
+  </w:num>
+  <w:num w:numId="1018">
+    <w:abstractNumId w:val="99411"/>
+    <w:lvlOverride w:ilvl="0">
+      <w:startOverride w:val="1"/>
+    </w:lvlOverride>
+    <w:lvlOverride w:ilvl="1">
+      <w:startOverride w:val="1"/>
+    </w:lvlOverride>
+    <w:lvlOverride w:ilvl="2">
+      <w:startOverride w:val="1"/>
+    </w:lvlOverride>
+    <w:lvlOverride w:ilvl="3">
+      <w:startOverride w:val="1"/>
+    </w:lvlOverride>
+    <w:lvlOverride w:ilvl="4">
+      <w:startOverride w:val="1"/>
+    </w:lvlOverride>
+    <w:lvlOverride w:ilvl="5">
+      <w:startOverride w:val="1"/>
+    </w:lvlOverride>
+    <w:lvlOverride w:ilvl="6">
+      <w:startOverride w:val="1"/>
+    </w:lvlOverride>
+    <w:lvlOverride w:ilvl="7">
+      <w:startOverride w:val="1"/>
+    </w:lvlOverride>
+    <w:lvlOverride w:ilvl="8">
+      <w:startOverride w:val="1"/>
+    </w:lvlOverride>
+  </w:num>
+  <w:num w:numId="1019">
+    <w:abstractNumId w:val="99411"/>
+    <w:lvlOverride w:ilvl="0">
+      <w:startOverride w:val="1"/>
+    </w:lvlOverride>
+    <w:lvlOverride w:ilvl="1">
+      <w:startOverride w:val="1"/>
+    </w:lvlOverride>
+    <w:lvlOverride w:ilvl="2">
+      <w:startOverride w:val="1"/>
+    </w:lvlOverride>
+    <w:lvlOverride w:ilvl="3">
+      <w:startOverride w:val="1"/>
+    </w:lvlOverride>
+    <w:lvlOverride w:ilvl="4">
+      <w:startOverride w:val="1"/>
+    </w:lvlOverride>
+    <w:lvlOverride w:ilvl="5">
+      <w:startOverride w:val="1"/>
+    </w:lvlOverride>
+    <w:lvlOverride w:ilvl="6">
+      <w:startOverride w:val="1"/>
+    </w:lvlOverride>
+    <w:lvlOverride w:ilvl="7">
+      <w:startOverride w:val="1"/>
+    </w:lvlOverride>
+    <w:lvlOverride w:ilvl="8">
+      <w:startOverride w:val="1"/>
+    </w:lvlOverride>
+  </w:num>
+  <w:num w:numId="1020">
+    <w:abstractNumId w:val="991"/>
+  </w:num>
+</w:numbering>
+</file>
+
+<file path=word/styles.xml><?xml version="1.0" encoding="utf-8"?>
+<w:styles xmlns:r="http://schemas.openxmlformats.org/officeDocument/2006/relationships" xmlns:w="http://schemas.openxmlformats.org/wordprocessingml/2006/main">
+  <w:docDefaults>
+    <w:rPrDefault>
+      <w:rPr>
+        <w:rFonts w:asciiTheme="minorHAnsi" w:cstheme="minorBidi" w:eastAsiaTheme="minorEastAsia" w:hAnsiTheme="minorHAnsi"/>
+        <w:sz w:val="24"/>
+        <w:szCs w:val="24"/>
+        <w:lang w:bidi="ar-SA" w:eastAsia="zh-CN" w:val="en-US"/>
+      </w:rPr>
+    </w:rPrDefault>
+    <w:pPrDefault>
+      <w:pPr>
+        <w:spacing w:after="200"/>
+      </w:pPr>
+    </w:pPrDefault>
+  </w:docDefaults>
+  <w:latentStyles w:count="276" w:defLockedState="0" w:defQFormat="0" w:defSemiHidden="0" w:defUIPriority="0" w:defUnhideWhenUsed="0"/>
+  <w:style w:default="1" w:styleId="Normal" w:type="paragraph">
+    <w:name w:val="Normal"/>
+    <w:qFormat/>
+  </w:style>
+  <w:style w:styleId="BodyText" w:type="paragraph">
+    <w:name w:val="Body Text"/>
+    <w:basedOn w:val="Normal"/>
+    <w:link w:val="BodyTextChar"/>
+    <w:qFormat/>
+    <w:pPr>
+      <w:spacing w:after="180" w:before="180"/>
+    </w:pPr>
+  </w:style>
+  <w:style w:customStyle="1" w:styleId="FirstParagraph" w:type="paragraph">
+    <w:name w:val="First Paragraph"/>
+    <w:basedOn w:val="BodyText"/>
+    <w:next w:val="BodyText"/>
+    <w:qFormat/>
+  </w:style>
+  <w:style w:customStyle="1" w:styleId="Compact" w:type="paragraph">
+    <w:name w:val="Compact"/>
+    <w:basedOn w:val="BodyText"/>
+    <w:qFormat/>
+    <w:pPr>
+      <w:spacing w:after="36" w:before="36"/>
+    </w:pPr>
+  </w:style>
+  <w:style w:styleId="Title" w:type="paragraph">
+    <w:name w:val="Title"/>
+    <w:basedOn w:val="Normal"/>
+    <w:next w:val="BodyText"/>
+    <w:link w:val="TitleChar"/>
+    <w:uiPriority w:val="10"/>
+    <w:qFormat/>
+    <w:rsid w:val="00A10FD9"/>
+    <w:pPr>
+      <w:spacing w:after="80" w:line="240" w:lineRule="auto"/>
+      <w:contextualSpacing/>
+      <w:jc w:val="center"/>
+    </w:pPr>
+    <w:rPr>
+      <w:rFonts w:asciiTheme="majorHAnsi" w:cstheme="majorBidi" w:eastAsiaTheme="majorEastAsia" w:hAnsiTheme="majorHAnsi"/>
+      <w:sz w:val="56"/>
+      <w:szCs w:val="56"/>
+    </w:rPr>
+  </w:style>
+  <w:style w:customStyle="1" w:styleId="TitleChar" w:type="character">
+    <w:name w:val="Title Char"/>
+    <w:basedOn w:val="DefaultParagraphFont"/>
+    <w:link w:val="Title"/>
+    <w:uiPriority w:val="10"/>
+    <w:rsid w:val="00A10FD9"/>
+    <w:rPr>
+      <w:rFonts w:asciiTheme="majorHAnsi" w:cstheme="majorBidi" w:eastAsiaTheme="majorEastAsia" w:hAnsiTheme="majorHAnsi"/>
+      <w:sz w:val="56"/>
+      <w:szCs w:val="56"/>
+    </w:rPr>
+  </w:style>
+  <w:style w:styleId="Subtitle" w:type="paragraph">
+    <w:name w:val="Subtitle"/>
+    <w:basedOn w:val="Title"/>
+    <w:next w:val="BodyText"/>
+    <w:link w:val="SubtitleChar"/>
+    <w:uiPriority w:val="11"/>
+    <w:qFormat/>
+    <w:rsid w:val="00A10FD9"/>
+    <w:pPr>
+      <w:numPr>
+        <w:ilvl w:val="1"/>
+      </w:numPr>
+    </w:pPr>
+    <w:rPr>
+      <w:rFonts w:cstheme="majorBidi" w:eastAsiaTheme="majorEastAsia"/>
+      <w:spacing w:val="15"/>
+      <w:sz w:val="28"/>
+      <w:szCs w:val="28"/>
+    </w:rPr>
+  </w:style>
+  <w:style w:customStyle="1" w:styleId="SubtitleChar" w:type="character">
+    <w:name w:val="Subtitle Char"/>
+    <w:basedOn w:val="DefaultParagraphFont"/>
+    <w:link w:val="Subtitle"/>
+    <w:uiPriority w:val="11"/>
+    <w:rsid w:val="00A10FD9"/>
+    <w:rPr>
+      <w:rFonts w:cstheme="majorBidi" w:eastAsiaTheme="majorEastAsia"/>
+      <w:color w:themeColor="text1" w:themeTint="A6" w:val="595959"/>
+      <w:spacing w:val="15"/>
+      <w:sz w:val="28"/>
+      <w:szCs w:val="28"/>
+    </w:rPr>
+  </w:style>
+  <w:style w:customStyle="1" w:styleId="Author" w:type="paragraph">
+    <w:name w:val="Author"/>
+    <w:basedOn w:val="Title"/>
+    <w:next w:val="BodyText"/>
+    <w:qFormat/>
+    <w:pPr>
+      <w:keepNext/>
+      <w:keepLines/>
+    </w:pPr>
+    <w:rPr>
+      <w:sz w:val="24"/>
+      <w:szCs w:val="24"/>
+    </w:rPr>
+  </w:style>
+  <w:style w:styleId="Date" w:type="paragraph">
+    <w:name w:val="Date"/>
+    <w:basedOn w:val="Title"/>
+    <w:next w:val="BodyText"/>
+    <w:qFormat/>
+    <w:pPr>
+      <w:keepNext/>
+      <w:keepLines/>
+    </w:pPr>
+    <w:rPr>
+      <w:sz w:val="24"/>
+      <w:szCs w:val="24"/>
+    </w:rPr>
+  </w:style>
+  <w:style w:customStyle="1" w:styleId="AbstractTitle" w:type="paragraph">
+    <w:name w:val="Abstract Title"/>
+    <w:basedOn w:val="Normal"/>
+    <w:next w:val="Abstract"/>
+    <w:qFormat/>
+    <w:pPr>
+      <w:keepNext/>
+      <w:keepLines/>
+      <w:spacing w:after="0" w:before="300"/>
+      <w:jc w:val="center"/>
+    </w:pPr>
+    <w:rPr>
+      <w:b/>
+      <w:sz w:val="20"/>
+      <w:szCs w:val="20"/>
+    </w:rPr>
+  </w:style>
+  <w:style w:customStyle="1" w:styleId="Abstract" w:type="paragraph">
+    <w:name w:val="Abstract"/>
+    <w:basedOn w:val="Normal"/>
+    <w:next w:val="BodyText"/>
+    <w:qFormat/>
+    <w:pPr>
+      <w:keepNext/>
+      <w:keepLines/>
+      <w:spacing w:after="300" w:before="100"/>
+    </w:pPr>
+    <w:rPr>
+      <w:sz w:val="20"/>
+      <w:szCs w:val="20"/>
+    </w:rPr>
+  </w:style>
+  <w:style w:styleId="Bibliography" w:type="paragraph">
+    <w:name w:val="Bibliography"/>
+    <w:basedOn w:val="Normal"/>
+    <w:next w:val="Bibliography"/>
+    <w:qFormat/>
+    <w:pPr/>
+    <w:rPr/>
+  </w:style>
+  <w:style w:styleId="Heading1" w:type="paragraph">
+    <w:name w:val="heading 1"/>
+    <w:basedOn w:val="Normal"/>
+    <w:next w:val="BodyText"/>
+    <w:link w:val="Heading1Char"/>
+    <w:uiPriority w:val="9"/>
+    <w:qFormat/>
+    <w:rsid w:val="00A10FD9"/>
+    <w:pPr>
+      <w:keepNext/>
+      <w:keepLines/>
+      <w:spacing w:after="80" w:before="360"/>
+      <w:outlineLvl w:val="0"/>
+    </w:pPr>
+    <w:rPr>
+      <w:rFonts w:asciiTheme="majorHAnsi" w:cstheme="majorBidi" w:eastAsiaTheme="majorEastAsia" w:hAnsiTheme="majorHAnsi"/>
+      <w:color w:themeColor="accent1" w:themeShade="BF" w:val="0F4761"/>
+      <w:sz w:val="40"/>
+      <w:szCs w:val="40"/>
+    </w:rPr>
+  </w:style>
+  <w:style w:styleId="Heading2" w:type="paragraph">
+    <w:name w:val="heading 2"/>
+    <w:basedOn w:val="Normal"/>
+    <w:next w:val="BodyText"/>
+    <w:link w:val="Heading2Char"/>
+    <w:uiPriority w:val="9"/>
+    <w:semiHidden/>
+    <w:unhideWhenUsed/>
+    <w:qFormat/>
+    <w:rsid w:val="00A10FD9"/>
+    <w:pPr>
+      <w:keepNext/>
+      <w:keepLines/>
+      <w:spacing w:after="80" w:before="160"/>
+      <w:outlineLvl w:val="1"/>
+    </w:pPr>
+    <w:rPr>
+      <w:rFonts w:asciiTheme="majorHAnsi" w:cstheme="majorBidi" w:eastAsiaTheme="majorEastAsia" w:hAnsiTheme="majorHAnsi"/>
+      <w:color w:themeColor="accent1" w:themeShade="BF" w:val="0F4761"/>
+      <w:sz w:val="32"/>
+      <w:szCs w:val="32"/>
+    </w:rPr>
+  </w:style>
+  <w:style w:styleId="Heading3" w:type="paragraph">
+    <w:name w:val="heading 3"/>
+    <w:basedOn w:val="Normal"/>
+    <w:next w:val="BodyText"/>
+    <w:link w:val="Heading3Char"/>
+    <w:uiPriority w:val="9"/>
+    <w:semiHidden/>
+    <w:unhideWhenUsed/>
+    <w:qFormat/>
+    <w:rsid w:val="00A10FD9"/>
+    <w:pPr>
+      <w:keepNext/>
+      <w:keepLines/>
+      <w:spacing w:after="80" w:before="160"/>
+      <w:outlineLvl w:val="2"/>
+    </w:pPr>
+    <w:rPr>
+      <w:rFonts w:cstheme="majorBidi" w:eastAsiaTheme="majorEastAsia"/>
+      <w:color w:themeColor="accent1" w:themeShade="BF" w:val="0F4761"/>
+      <w:sz w:val="28"/>
+      <w:szCs w:val="28"/>
+    </w:rPr>
+  </w:style>
+  <w:style w:styleId="Heading4" w:type="paragraph">
+    <w:name w:val="heading 4"/>
+    <w:basedOn w:val="Normal"/>
+    <w:next w:val="BodyText"/>
+    <w:link w:val="Heading4Char"/>
+    <w:uiPriority w:val="9"/>
+    <w:semiHidden/>
+    <w:unhideWhenUsed/>
+    <w:qFormat/>
+    <w:rsid w:val="00A10FD9"/>
+    <w:pPr>
+      <w:keepNext/>
+      <w:keepLines/>
+      <w:spacing w:after="40" w:before="80"/>
+      <w:outlineLvl w:val="3"/>
+    </w:pPr>
+    <w:rPr>
+      <w:rFonts w:cstheme="majorBidi" w:eastAsiaTheme="majorEastAsia"/>
+      <w:i/>
+      <w:iCs/>
+      <w:color w:themeColor="accent1" w:themeShade="BF" w:val="0F4761"/>
+    </w:rPr>
+  </w:style>
+  <w:style w:styleId="Heading5" w:type="paragraph">
+    <w:name w:val="heading 5"/>
+    <w:basedOn w:val="Normal"/>
+    <w:next w:val="BodyText"/>
+    <w:link w:val="Heading5Char"/>
+    <w:uiPriority w:val="9"/>
+    <w:semiHidden/>
+    <w:unhideWhenUsed/>
+    <w:qFormat/>
+    <w:rsid w:val="00A10FD9"/>
+    <w:pPr>
+      <w:keepNext/>
+      <w:keepLines/>
+      <w:spacing w:after="40" w:before="80"/>
+      <w:outlineLvl w:val="4"/>
+    </w:pPr>
+    <w:rPr>
+      <w:rFonts w:cstheme="majorBidi" w:eastAsiaTheme="majorEastAsia"/>
+      <w:color w:themeColor="accent1" w:themeShade="BF" w:val="0F4761"/>
+    </w:rPr>
+  </w:style>
+  <w:style w:styleId="Heading6" w:type="paragraph">
+    <w:name w:val="heading 6"/>
+    <w:basedOn w:val="Normal"/>
+    <w:next w:val="BodyText"/>
+    <w:link w:val="Heading6Char"/>
+    <w:uiPriority w:val="9"/>
+    <w:semiHidden/>
+    <w:unhideWhenUsed/>
+    <w:qFormat/>
+    <w:rsid w:val="00A10FD9"/>
+    <w:pPr>
+      <w:keepNext/>
+      <w:keepLines/>
+      <w:spacing w:after="0" w:before="40"/>
+      <w:outlineLvl w:val="5"/>
+    </w:pPr>
+    <w:rPr>
+      <w:rFonts w:cstheme="majorBidi" w:eastAsiaTheme="majorEastAsia"/>
+      <w:i/>
+      <w:iCs/>
+      <w:color w:themeColor="text1" w:themeTint="A6" w:val="595959"/>
+    </w:rPr>
+  </w:style>
+  <w:style w:styleId="Heading7" w:type="paragraph">
+    <w:name w:val="heading 7"/>
+    <w:basedOn w:val="Normal"/>
+    <w:next w:val="BodyText"/>
+    <w:link w:val="Heading7Char"/>
+    <w:uiPriority w:val="9"/>
+    <w:semiHidden/>
+    <w:unhideWhenUsed/>
+    <w:qFormat/>
+    <w:rsid w:val="00A10FD9"/>
+    <w:pPr>
+      <w:keepNext/>
+      <w:keepLines/>
+      <w:spacing w:after="0" w:before="40"/>
+      <w:outlineLvl w:val="6"/>
+    </w:pPr>
+    <w:rPr>
+      <w:rFonts w:cstheme="majorBidi" w:eastAsiaTheme="majorEastAsia"/>
+      <w:color w:themeColor="text1" w:themeTint="A6" w:val="595959"/>
+    </w:rPr>
+  </w:style>
+  <w:style w:styleId="Heading8" w:type="paragraph">
+    <w:name w:val="heading 8"/>
+    <w:basedOn w:val="Normal"/>
+    <w:next w:val="BodyText"/>
+    <w:link w:val="Heading8Char"/>
+    <w:uiPriority w:val="9"/>
+    <w:semiHidden/>
+    <w:unhideWhenUsed/>
+    <w:qFormat/>
+    <w:rsid w:val="00A10FD9"/>
+    <w:pPr>
+      <w:keepNext/>
+      <w:keepLines/>
+      <w:spacing w:after="0"/>
+      <w:outlineLvl w:val="7"/>
+    </w:pPr>
+    <w:rPr>
+      <w:rFonts w:cstheme="majorBidi" w:eastAsiaTheme="majorEastAsia"/>
+      <w:i/>
+      <w:iCs/>
+      <w:color w:themeColor="text1" w:themeTint="D8" w:val="272727"/>
+    </w:rPr>
+  </w:style>
+  <w:style w:styleId="Heading9" w:type="paragraph">
+    <w:name w:val="heading 9"/>
+    <w:basedOn w:val="Normal"/>
+    <w:next w:val="BodyText"/>
+    <w:link w:val="Heading9Char"/>
+    <w:uiPriority w:val="9"/>
+    <w:semiHidden/>
+    <w:unhideWhenUsed/>
+    <w:qFormat/>
+    <w:rsid w:val="00A10FD9"/>
+    <w:pPr>
+      <w:keepNext/>
+      <w:keepLines/>
+      <w:spacing w:after="0"/>
+      <w:outlineLvl w:val="8"/>
+    </w:pPr>
+    <w:rPr>
+      <w:rFonts w:cstheme="majorBidi" w:eastAsiaTheme="majorEastAsia"/>
+      <w:color w:themeColor="text1" w:themeTint="D8" w:val="272727"/>
+    </w:rPr>
+  </w:style>
+  <w:style w:customStyle="1" w:styleId="Heading1Char" w:type="character">
+    <w:name w:val="Heading 1 Char"/>
+    <w:basedOn w:val="DefaultParagraphFont"/>
+    <w:link w:val="Heading1"/>
+    <w:uiPriority w:val="9"/>
+    <w:rsid w:val="00A10FD9"/>
+    <w:rPr>
+      <w:rFonts w:asciiTheme="majorHAnsi" w:cstheme="majorBidi" w:eastAsiaTheme="majorEastAsia" w:hAnsiTheme="majorHAnsi"/>
+      <w:color w:themeColor="accent1" w:themeShade="BF" w:val="0F4761"/>
+      <w:sz w:val="40"/>
+      <w:szCs w:val="40"/>
+    </w:rPr>
+  </w:style>
+  <w:style w:customStyle="1" w:styleId="Heading2Char" w:type="character">
+    <w:name w:val="Heading 2 Char"/>
+    <w:basedOn w:val="DefaultParagraphFont"/>
+    <w:link w:val="Heading2"/>
+    <w:uiPriority w:val="9"/>
+    <w:semiHidden/>
+    <w:rsid w:val="00A10FD9"/>
+    <w:rPr>
+      <w:rFonts w:asciiTheme="majorHAnsi" w:cstheme="majorBidi" w:eastAsiaTheme="majorEastAsia" w:hAnsiTheme="majorHAnsi"/>
+      <w:color w:themeColor="accent1" w:themeShade="BF" w:val="0F4761"/>
+      <w:sz w:val="32"/>
+      <w:szCs w:val="32"/>
+    </w:rPr>
+  </w:style>
+  <w:style w:customStyle="1" w:styleId="Heading3Char" w:type="character">
+    <w:name w:val="Heading 3 Char"/>
+    <w:basedOn w:val="DefaultParagraphFont"/>
+    <w:link w:val="Heading3"/>
+    <w:uiPriority w:val="9"/>
+    <w:semiHidden/>
+    <w:rsid w:val="00A10FD9"/>
+    <w:rPr>
+      <w:rFonts w:cstheme="majorBidi" w:eastAsiaTheme="majorEastAsia"/>
+      <w:color w:themeColor="accent1" w:themeShade="BF" w:val="0F4761"/>
+      <w:sz w:val="28"/>
+      <w:szCs w:val="28"/>
+    </w:rPr>
+  </w:style>
+  <w:style w:customStyle="1" w:styleId="Heading4Char" w:type="character">
+    <w:name w:val="Heading 4 Char"/>
+    <w:basedOn w:val="DefaultParagraphFont"/>
+    <w:link w:val="Heading4"/>
+    <w:uiPriority w:val="9"/>
+    <w:semiHidden/>
+    <w:rsid w:val="00A10FD9"/>
+    <w:rPr>
+      <w:rFonts w:cstheme="majorBidi" w:eastAsiaTheme="majorEastAsia"/>
+      <w:i/>
+      <w:iCs/>
+      <w:color w:themeColor="accent1" w:themeShade="BF" w:val="0F4761"/>
+    </w:rPr>
+  </w:style>
+  <w:style w:customStyle="1" w:styleId="Heading5Char" w:type="character">
+    <w:name w:val="Heading 5 Char"/>
+    <w:basedOn w:val="DefaultParagraphFont"/>
+    <w:link w:val="Heading5"/>
+    <w:uiPriority w:val="9"/>
+    <w:semiHidden/>
+    <w:rsid w:val="00A10FD9"/>
+    <w:rPr>
+      <w:rFonts w:cstheme="majorBidi" w:eastAsiaTheme="majorEastAsia"/>
+      <w:color w:themeColor="accent1" w:themeShade="BF" w:val="0F4761"/>
+    </w:rPr>
+  </w:style>
+  <w:style w:customStyle="1" w:styleId="Heading6Char" w:type="character">
+    <w:name w:val="Heading 6 Char"/>
+    <w:basedOn w:val="DefaultParagraphFont"/>
+    <w:link w:val="Heading6"/>
+    <w:uiPriority w:val="9"/>
+    <w:semiHidden/>
+    <w:rsid w:val="00A10FD9"/>
+    <w:rPr>
+      <w:rFonts w:cstheme="majorBidi" w:eastAsiaTheme="majorEastAsia"/>
+      <w:i/>
+      <w:iCs/>
+      <w:color w:themeColor="text1" w:themeTint="A6" w:val="595959"/>
+    </w:rPr>
+  </w:style>
+  <w:style w:customStyle="1" w:styleId="Heading7Char" w:type="character">
+    <w:name w:val="Heading 7 Char"/>
+    <w:basedOn w:val="DefaultParagraphFont"/>
+    <w:link w:val="Heading7"/>
+    <w:uiPriority w:val="9"/>
+    <w:semiHidden/>
+    <w:rsid w:val="00A10FD9"/>
+    <w:rPr>
+      <w:rFonts w:cstheme="majorBidi" w:eastAsiaTheme="majorEastAsia"/>
+      <w:color w:themeColor="text1" w:themeTint="A6" w:val="595959"/>
+    </w:rPr>
+  </w:style>
+  <w:style w:customStyle="1" w:styleId="Heading8Char" w:type="character">
+    <w:name w:val="Heading 8 Char"/>
+    <w:basedOn w:val="DefaultParagraphFont"/>
+    <w:link w:val="Heading8"/>
+    <w:uiPriority w:val="9"/>
+    <w:semiHidden/>
+    <w:rsid w:val="00A10FD9"/>
+    <w:rPr>
+      <w:rFonts w:cstheme="majorBidi" w:eastAsiaTheme="majorEastAsia"/>
+      <w:i/>
+      <w:iCs/>
+      <w:color w:themeColor="text1" w:themeTint="D8" w:val="272727"/>
+    </w:rPr>
+  </w:style>
+  <w:style w:customStyle="1" w:styleId="Heading9Char" w:type="character">
+    <w:name w:val="Heading 9 Char"/>
+    <w:basedOn w:val="DefaultParagraphFont"/>
+    <w:link w:val="Heading9"/>
+    <w:uiPriority w:val="9"/>
+    <w:semiHidden/>
+    <w:rsid w:val="00A10FD9"/>
+    <w:rPr>
+      <w:rFonts w:cstheme="majorBidi" w:eastAsiaTheme="majorEastAsia"/>
+      <w:color w:themeColor="text1" w:themeTint="D8" w:val="272727"/>
+    </w:rPr>
+  </w:style>
+  <w:style w:styleId="BlockText" w:type="paragraph">
+    <w:name w:val="Block Text"/>
+    <w:basedOn w:val="BodyText"/>
+    <w:next w:val="BodyText"/>
+    <w:uiPriority w:val="9"/>
+    <w:unhideWhenUsed/>
+    <w:qFormat/>
+    <w:pPr>
+      <w:spacing w:after="100" w:before="100"/>
+      <w:ind w:firstLine="0" w:left="480" w:right="480"/>
+    </w:pPr>
+  </w:style>
+  <w:style w:styleId="FootnoteText" w:type="paragraph">
+    <w:name w:val="Footnote Text"/>
+    <w:basedOn w:val="Normal"/>
+    <w:next w:val="FootnoteText"/>
+    <w:uiPriority w:val="9"/>
+    <w:unhideWhenUsed/>
+    <w:qFormat/>
+  </w:style>
+  <w:style w:styleId="FootnoteBlockText" w:type="paragraph">
+    <w:name w:val="Footnote Block Text"/>
+    <w:basedOn w:val="FootnoteText"/>
+    <w:next w:val="FootnoteText"/>
+    <w:uiPriority w:val="9"/>
+    <w:unhideWhenUsed/>
+    <w:qFormat/>
+    <w:pPr>
+      <w:spacing w:after="100" w:before="100"/>
+      <w:ind w:firstLine="0" w:left="480" w:right="480"/>
+    </w:pPr>
+  </w:style>
+  <w:style w:default="1" w:styleId="DefaultParagraphFont" w:type="character">
+    <w:name w:val="Default Paragraph Font"/>
+    <w:semiHidden/>
+    <w:unhideWhenUsed/>
+  </w:style>
+  <w:style w:default="1" w:styleId="Table" w:type="table">
+    <w:name w:val="Table"/>
+    <w:basedOn w:val="TableNormal"/>
+    <w:semiHidden/>
+    <w:unhideWhenUsed/>
+    <w:qFormat/>
+    <w:tblPr>
+      <w:tblInd w:type="dxa" w:w="0"/>
+      <w:tblCellMar>
+        <w:top w:type="dxa" w:w="0"/>
+        <w:left w:type="dxa" w:w="108"/>
+        <w:bottom w:type="dxa" w:w="0"/>
+        <w:right w:type="dxa" w:w="108"/>
+      </w:tblCellMar>
+    </w:tblPr>
+    <w:tblStylePr w:type="firstRow">
+      <w:tcPr>
+        <w:tcBorders>
+          <w:bottom w:val="single"/>
+        </w:tcBorders>
+        <w:vAlign w:val="bottom"/>
+      </w:tcPr>
+    </w:tblStylePr>
+  </w:style>
+  <w:style w:customStyle="1" w:styleId="DefinitionTerm" w:type="paragraph">
+    <w:name w:val="Definition Term"/>
+    <w:basedOn w:val="Normal"/>
+    <w:next w:val="Definition"/>
+    <w:pPr>
+      <w:keepNext/>
+      <w:keepLines/>
+      <w:spacing w:after="0"/>
+    </w:pPr>
+    <w:rPr>
+      <w:b/>
+    </w:rPr>
+  </w:style>
+  <w:style w:customStyle="1" w:styleId="Definition" w:type="paragraph">
+    <w:name w:val="Definition"/>
+    <w:basedOn w:val="Normal"/>
+  </w:style>
+  <w:style w:styleId="Caption" w:type="paragraph">
+    <w:name w:val="Caption"/>
+    <w:basedOn w:val="Normal"/>
+    <w:link w:val="BodyTextChar"/>
+    <w:pPr>
+      <w:spacing w:after="120" w:before="0"/>
+    </w:pPr>
+    <w:rPr>
+      <w:i/>
+    </w:rPr>
+  </w:style>
+  <w:style w:customStyle="1" w:styleId="TableCaption" w:type="paragraph">
+    <w:name w:val="Table Caption"/>
+    <w:basedOn w:val="Caption"/>
+    <w:pPr>
+      <w:keepNext/>
+    </w:pPr>
+  </w:style>
+  <w:style w:customStyle="1" w:styleId="ImageCaption" w:type="paragraph">
+    <w:name w:val="Image Caption"/>
+    <w:basedOn w:val="Caption"/>
+  </w:style>
+  <w:style w:customStyle="1" w:styleId="Figure" w:type="paragraph">
+    <w:name w:val="Figure"/>
+    <w:basedOn w:val="Normal"/>
+  </w:style>
+  <w:style w:customStyle="1" w:styleId="CaptionedFigure" w:type="paragraph">
+    <w:name w:val="Captioned Figure"/>
+    <w:basedOn w:val="Figure"/>
+    <w:pPr>
+      <w:keepNext/>
+    </w:pPr>
+  </w:style>
+  <w:style w:customStyle="1" w:styleId="BodyTextChar" w:type="character">
+    <w:name w:val="Body Text Char"/>
+    <w:basedOn w:val="DefaultParagraphFont"/>
+    <w:link w:val="BodyText"/>
+  </w:style>
+  <w:style w:customStyle="1" w:styleId="VerbatimChar" w:type="character">
+    <w:name w:val="Verbatim Char"/>
+    <w:basedOn w:val="BodyTextChar"/>
+    <w:rPr>
+      <w:rFonts w:ascii="Consolas" w:hAnsi="Consolas"/>
+      <w:sz w:val="22"/>
+    </w:rPr>
+  </w:style>
+  <w:style w:customStyle="1" w:styleId="SectionNumber" w:type="character">
+    <w:name w:val="Section Number"/>
+    <w:basedOn w:val="BodyTextChar"/>
+  </w:style>
+  <w:style w:styleId="FootnoteReference" w:type="character">
+    <w:name w:val="Footnote Reference"/>
+    <w:basedOn w:val="BodyTextChar"/>
+    <w:rPr>
+      <w:vertAlign w:val="superscript"/>
+    </w:rPr>
+  </w:style>
+  <w:style w:styleId="Hyperlink" w:type="character">
+    <w:name w:val="Hyperlink"/>
+    <w:basedOn w:val="BodyTextChar"/>
+    <w:rPr>
+      <w:color w:themeColor="accent1" w:val="4F81BD"/>
+    </w:rPr>
+  </w:style>
+  <w:style w:styleId="TOCHeading" w:type="paragraph">
+    <w:name w:val="TOC Heading"/>
+    <w:basedOn w:val="Heading1"/>
+    <w:next w:val="BodyText"/>
+    <w:uiPriority w:val="39"/>
+    <w:unhideWhenUsed/>
+    <w:qFormat/>
+    <w:pPr>
+      <w:spacing w:before="240" w:line="259" w:lineRule="auto"/>
+      <w:outlineLvl w:val="9"/>
+    </w:pPr>
+    <w:rPr>
+      <w:rFonts w:asciiTheme="majorHAnsi" w:cstheme="majorBidi" w:eastAsiaTheme="majorEastAsia" w:hAnsiTheme="majorHAnsi"/>
+      <w:b w:val="0"/>
+      <w:bCs w:val="0"/>
+      <w:color w:themeColor="accent1" w:themeShade="BF" w:val="365F91"/>
+    </w:rPr>
+  </w:style>
+  <w:style w:type="paragraph" w:customStyle="1" w:styleId="SourceCode">
+    <w:name w:val="Source Code"/>
+    <w:basedOn w:val="Normal"/>
+    <w:link w:val="VerbatimChar"/>
+    <w:pPr>
+      <w:wordWrap w:val="off"/>
+    </w:pPr>
+  </w:style>
+  <w:style w:type="character" w:customStyle="1" w:styleId="KeywordTok">
+    <w:name w:val="KeywordTok"/>
+    <w:basedOn w:val="VerbatimChar"/>
+    <w:rPr>
+      <w:b/>
+      <w:color w:val="007020"/>
+    </w:rPr>
+  </w:style>
+  <w:style w:type="character" w:customStyle="1" w:styleId="DataTypeTok">
+    <w:name w:val="DataTypeTok"/>
+    <w:basedOn w:val="VerbatimChar"/>
+    <w:rPr>
+      <w:color w:val="902000"/>
+    </w:rPr>
+  </w:style>
+  <w:style w:type="character" w:customStyle="1" w:styleId="DecValTok">
+    <w:name w:val="DecValTok"/>
+    <w:basedOn w:val="VerbatimChar"/>
+    <w:rPr>
+      <w:color w:val="40a070"/>
+    </w:rPr>
+  </w:style>
+  <w:style w:type="character" w:customStyle="1" w:styleId="BaseNTok">
+    <w:name w:val="BaseNTok"/>
+    <w:basedOn w:val="VerbatimChar"/>
+    <w:rPr>
+      <w:color w:val="40a070"/>
+    </w:rPr>
+  </w:style>
+  <w:style w:type="character" w:customStyle="1" w:styleId="FloatTok">
+    <w:name w:val="FloatTok"/>
+    <w:basedOn w:val="VerbatimChar"/>
+    <w:rPr>
+      <w:color w:val="40a070"/>
+    </w:rPr>
+  </w:style>
+  <w:style w:type="character" w:customStyle="1" w:styleId="ConstantTok">
+    <w:name w:val="ConstantTok"/>
+    <w:basedOn w:val="VerbatimChar"/>
+    <w:rPr>
+      <w:color w:val="880000"/>
+    </w:rPr>
+  </w:style>
+  <w:style w:type="character" w:customStyle="1" w:styleId="CharTok">
+    <w:name w:val="CharTok"/>
+    <w:basedOn w:val="VerbatimChar"/>
+    <w:rPr>
+      <w:color w:val="4070a0"/>
+    </w:rPr>
+  </w:style>
+  <w:style w:type="character" w:customStyle="1" w:styleId="SpecialCharTok">
+    <w:name w:val="SpecialCharTok"/>
+    <w:basedOn w:val="VerbatimChar"/>
+    <w:rPr>
+      <w:color w:val="4070a0"/>
+    </w:rPr>
+  </w:style>
+  <w:style w:type="character" w:customStyle="1" w:styleId="StringTok">
+    <w:name w:val="StringTok"/>
+    <w:basedOn w:val="VerbatimChar"/>
+    <w:rPr>
+      <w:color w:val="4070a0"/>
+    </w:rPr>
+  </w:style>
+  <w:style w:type="character" w:customStyle="1" w:styleId="VerbatimStringTok">
+    <w:name w:val="VerbatimStringTok"/>
+    <w:basedOn w:val="VerbatimChar"/>
+    <w:rPr>
+      <w:color w:val="4070a0"/>
+    </w:rPr>
+  </w:style>
+  <w:style w:type="character" w:customStyle="1" w:styleId="SpecialStringTok">
+    <w:name w:val="SpecialStringTok"/>
+    <w:basedOn w:val="VerbatimChar"/>
+    <w:rPr>
+      <w:color w:val="bb6688"/>
+    </w:rPr>
+  </w:style>
+  <w:style w:type="character" w:customStyle="1" w:styleId="ImportTok">
+    <w:name w:val="ImportTok"/>
+    <w:basedOn w:val="VerbatimChar"/>
+    <w:rPr>
+      <w:b/>
+      <w:color w:val="008000"/>
+    </w:rPr>
+  </w:style>
+  <w:style w:type="character" w:customStyle="1" w:styleId="CommentTok">
+    <w:name w:val="CommentTok"/>
+    <w:basedOn w:val="VerbatimChar"/>
+    <w:rPr>
+      <w:i/>
+      <w:color w:val="60a0b0"/>
+    </w:rPr>
+  </w:style>
+  <w:style w:type="character" w:customStyle="1" w:styleId="DocumentationTok">
+    <w:name w:val="DocumentationTok"/>
+    <w:basedOn w:val="VerbatimChar"/>
+    <w:rPr>
+      <w:i/>
+      <w:color w:val="ba2121"/>
+    </w:rPr>
+  </w:style>
+  <w:style w:type="character" w:customStyle="1" w:styleId="AnnotationTok">
+    <w:name w:val="AnnotationTok"/>
+    <w:basedOn w:val="VerbatimChar"/>
+    <w:rPr>
+      <w:b/>
+      <w:i/>
+      <w:color w:val="60a0b0"/>
+    </w:rPr>
+  </w:style>
+  <w:style w:type="character" w:customStyle="1" w:styleId="CommentVarTok">
+    <w:name w:val="CommentVarTok"/>
+    <w:basedOn w:val="VerbatimChar"/>
+    <w:rPr>
+      <w:b/>
+      <w:i/>
+      <w:color w:val="60a0b0"/>
+    </w:rPr>
+  </w:style>
+  <w:style w:type="character" w:customStyle="1" w:styleId="OtherTok">
+    <w:name w:val="OtherTok"/>
+    <w:basedOn w:val="VerbatimChar"/>
+    <w:rPr>
+      <w:color w:val="007020"/>
+    </w:rPr>
+  </w:style>
+  <w:style w:type="character" w:customStyle="1" w:styleId="FunctionTok">
+    <w:name w:val="FunctionTok"/>
+    <w:basedOn w:val="VerbatimChar"/>
+    <w:rPr>
+      <w:color w:val="06287e"/>
+    </w:rPr>
+  </w:style>
+  <w:style w:type="character" w:customStyle="1" w:styleId="VariableTok">
+    <w:name w:val="VariableTok"/>
+    <w:basedOn w:val="VerbatimChar"/>
+    <w:rPr>
+      <w:color w:val="19177c"/>
+    </w:rPr>
+  </w:style>
+  <w:style w:type="character" w:customStyle="1" w:styleId="ControlFlowTok">
+    <w:name w:val="ControlFlowTok"/>
+    <w:basedOn w:val="VerbatimChar"/>
+    <w:rPr>
+      <w:b/>
+      <w:color w:val="007020"/>
+    </w:rPr>
+  </w:style>
+  <w:style w:type="character" w:customStyle="1" w:styleId="OperatorTok">
+    <w:name w:val="OperatorTok"/>
+    <w:basedOn w:val="VerbatimChar"/>
+    <w:rPr>
+      <w:color w:val="666666"/>
+    </w:rPr>
+  </w:style>
+  <w:style w:type="character" w:customStyle="1" w:styleId="BuiltInTok">
+    <w:name w:val="BuiltInTok"/>
+    <w:basedOn w:val="VerbatimChar"/>
+    <w:rPr>
+      <w:color w:val="008000"/>
+    </w:rPr>
+  </w:style>
+  <w:style w:type="character" w:customStyle="1" w:styleId="ExtensionTok">
+    <w:name w:val="ExtensionTok"/>
+    <w:basedOn w:val="VerbatimChar"/>
+    <w:rPr/>
+  </w:style>
+  <w:style w:type="character" w:customStyle="1" w:styleId="PreprocessorTok">
+    <w:name w:val="PreprocessorTok"/>
+    <w:basedOn w:val="VerbatimChar"/>
+    <w:rPr>
+      <w:color w:val="bc7a00"/>
+    </w:rPr>
+  </w:style>
+  <w:style w:type="character" w:customStyle="1" w:styleId="AttributeTok">
+    <w:name w:val="AttributeTok"/>
+    <w:basedOn w:val="VerbatimChar"/>
+    <w:rPr>
+      <w:color w:val="7d9029"/>
+    </w:rPr>
+  </w:style>
+  <w:style w:type="character" w:customStyle="1" w:styleId="RegionMarkerTok">
+    <w:name w:val="RegionMarkerTok"/>
+    <w:basedOn w:val="VerbatimChar"/>
+    <w:rPr/>
+  </w:style>
+  <w:style w:type="character" w:customStyle="1" w:styleId="InformationTok">
+    <w:name w:val="InformationTok"/>
+    <w:basedOn w:val="VerbatimChar"/>
+    <w:rPr>
+      <w:b/>
+      <w:i/>
+      <w:color w:val="60a0b0"/>
+    </w:rPr>
+  </w:style>
+  <w:style w:type="character" w:customStyle="1" w:styleId="WarningTok">
+    <w:name w:val="WarningTok"/>
+    <w:basedOn w:val="VerbatimChar"/>
+    <w:rPr>
+      <w:b/>
+      <w:i/>
+      <w:color w:val="60a0b0"/>
+    </w:rPr>
+  </w:style>
+  <w:style w:type="character" w:customStyle="1" w:styleId="AlertTok">
+    <w:name w:val="AlertTok"/>
+    <w:basedOn w:val="VerbatimChar"/>
+    <w:rPr>
+      <w:b/>
+      <w:color w:val="ff0000"/>
+    </w:rPr>
+  </w:style>
+  <w:style w:type="character" w:customStyle="1" w:styleId="ErrorTok">
+    <w:name w:val="ErrorTok"/>
+    <w:basedOn w:val="VerbatimChar"/>
+    <w:rPr>
+      <w:b/>
+      <w:color w:val="ff0000"/>
+    </w:rPr>
+  </w:style>
+  <w:style w:type="character" w:customStyle="1" w:styleId="NormalTok">
+    <w:name w:val="NormalTok"/>
+    <w:basedOn w:val="VerbatimChar"/>
+    <w:rPr/>
+  </w:style>
+</w:styles>
+</file>
+
 <file path=word/theme/theme1.xml><?xml version="1.0" encoding="utf-8"?>
-<a:theme xmlns:a="http://schemas.openxmlformats.org/drawingml/2006/main" name="Default Theme">
+<a:theme xmlns:a="http://schemas.openxmlformats.org/drawingml/2006/main" name="Office Theme">
   <a:themeElements>
-    <a:clrScheme name="Default">
+    <a:clrScheme name="Office">
       <a:dk1>
         <a:sysClr val="windowText" lastClr="000000"/>
       </a:dk1>
@@ -14981,49 +15387,143 @@
         <a:sysClr val="window" lastClr="FFFFFF"/>
       </a:lt1>
       <a:dk2>
-        <a:srgbClr val="1F497D"/>
+        <a:srgbClr val="0E2841"/>
       </a:dk2>
       <a:lt2>
-        <a:srgbClr val="EEECE1"/>
+        <a:srgbClr val="E8E8E8"/>
       </a:lt2>
       <a:accent1>
-        <a:srgbClr val="4F81BD"/>
+        <a:srgbClr val="156082"/>
       </a:accent1>
       <a:accent2>
-        <a:srgbClr val="C0504D"/>
+        <a:srgbClr val="E97132"/>
       </a:accent2>
       <a:accent3>
-        <a:srgbClr val="9BBB59"/>
+        <a:srgbClr val="196B24"/>
       </a:accent3>
       <a:accent4>
-        <a:srgbClr val="8064A2"/>
+        <a:srgbClr val="0F9ED5"/>
       </a:accent4>
       <a:accent5>
-        <a:srgbClr val="4BACC6"/>
+        <a:srgbClr val="A02B93"/>
       </a:accent5>
       <a:accent6>
-        <a:srgbClr val="F79646"/>
+        <a:srgbClr val="4EA72E"/>
       </a:accent6>
       <a:hlink>
-        <a:srgbClr val="0000FF"/>
+        <a:srgbClr val="467886"/>
       </a:hlink>
       <a:folHlink>
-        <a:srgbClr val="800080"/>
+        <a:srgbClr val="96607D"/>
       </a:folHlink>
     </a:clrScheme>
-    <a:fontScheme name="Default">
+    <a:fontScheme name="Office">
       <a:majorFont>
-        <a:latin typeface="Times New Roman"/>
+        <a:latin typeface="Aptos Display" panose="02110004020202020204"/>
         <a:ea typeface=""/>
         <a:cs typeface=""/>
+        <a:font script="Jpan" typeface="游ゴシック Light"/>
+        <a:font script="Hang" typeface="맑은 고딕"/>
+        <a:font script="Hans" typeface="等线 Light"/>
+        <a:font script="Hant" typeface="新細明體"/>
+        <a:font script="Arab" typeface="Times New Roman"/>
+        <a:font script="Hebr" typeface="Times New Roman"/>
+        <a:font script="Thai" typeface="Angsana New"/>
+        <a:font script="Ethi" typeface="Nyala"/>
+        <a:font script="Beng" typeface="Vrinda"/>
+        <a:font script="Gujr" typeface="Shruti"/>
+        <a:font script="Khmr" typeface="MoolBoran"/>
+        <a:font script="Knda" typeface="Tunga"/>
+        <a:font script="Guru" typeface="Raavi"/>
+        <a:font script="Cans" typeface="Euphemia"/>
+        <a:font script="Cher" typeface="Plantagenet Cherokee"/>
+        <a:font script="Yiii" typeface="Microsoft Yi Baiti"/>
+        <a:font script="Tibt" typeface="Microsoft Himalaya"/>
+        <a:font script="Thaa" typeface="MV Boli"/>
+        <a:font script="Deva" typeface="Mangal"/>
+        <a:font script="Telu" typeface="Gautami"/>
+        <a:font script="Taml" typeface="Latha"/>
+        <a:font script="Syrc" typeface="Estrangelo Edessa"/>
+        <a:font script="Orya" typeface="Kalinga"/>
+        <a:font script="Mlym" typeface="Kartika"/>
+        <a:font script="Laoo" typeface="DokChampa"/>
+        <a:font script="Sinh" typeface="Iskoola Pota"/>
+        <a:font script="Mong" typeface="Mongolian Baiti"/>
+        <a:font script="Viet" typeface="Times New Roman"/>
+        <a:font script="Uigh" typeface="Microsoft Uighur"/>
+        <a:font script="Geor" typeface="Sylfaen"/>
+        <a:font script="Armn" typeface="Arial"/>
+        <a:font script="Bugi" typeface="Leelawadee UI"/>
+        <a:font script="Bopo" typeface="Microsoft JhengHei"/>
+        <a:font script="Java" typeface="Javanese Text"/>
+        <a:font script="Lisu" typeface="Segoe UI"/>
+        <a:font script="Mymr" typeface="Myanmar Text"/>
+        <a:font script="Nkoo" typeface="Ebrima"/>
+        <a:font script="Olck" typeface="Nirmala UI"/>
+        <a:font script="Osma" typeface="Ebrima"/>
+        <a:font script="Phag" typeface="Phagspa"/>
+        <a:font script="Syrn" typeface="Estrangelo Edessa"/>
+        <a:font script="Syrj" typeface="Estrangelo Edessa"/>
+        <a:font script="Syre" typeface="Estrangelo Edessa"/>
+        <a:font script="Sora" typeface="Nirmala UI"/>
+        <a:font script="Tale" typeface="Microsoft Tai Le"/>
+        <a:font script="Talu" typeface="Microsoft New Tai Lue"/>
+        <a:font script="Tfng" typeface="Ebrima"/>
       </a:majorFont>
       <a:minorFont>
-        <a:latin typeface="Times New Roman"/>
+        <a:latin typeface="Aptos" panose="02110004020202020204"/>
         <a:ea typeface=""/>
         <a:cs typeface=""/>
+        <a:font script="Jpan" typeface="游明朝"/>
+        <a:font script="Hang" typeface="맑은 고딕"/>
+        <a:font script="Hans" typeface="等线"/>
+        <a:font script="Hant" typeface="新細明體"/>
+        <a:font script="Arab" typeface="Arial"/>
+        <a:font script="Hebr" typeface="Arial"/>
+        <a:font script="Thai" typeface="Cordia New"/>
+        <a:font script="Ethi" typeface="Nyala"/>
+        <a:font script="Beng" typeface="Vrinda"/>
+        <a:font script="Gujr" typeface="Shruti"/>
+        <a:font script="Khmr" typeface="DaunPenh"/>
+        <a:font script="Knda" typeface="Tunga"/>
+        <a:font script="Guru" typeface="Raavi"/>
+        <a:font script="Cans" typeface="Euphemia"/>
+        <a:font script="Cher" typeface="Plantagenet Cherokee"/>
+        <a:font script="Yiii" typeface="Microsoft Yi Baiti"/>
+        <a:font script="Tibt" typeface="Microsoft Himalaya"/>
+        <a:font script="Thaa" typeface="MV Boli"/>
+        <a:font script="Deva" typeface="Mangal"/>
+        <a:font script="Telu" typeface="Gautami"/>
+        <a:font script="Taml" typeface="Latha"/>
+        <a:font script="Syrc" typeface="Estrangelo Edessa"/>
+        <a:font script="Orya" typeface="Kalinga"/>
+        <a:font script="Mlym" typeface="Kartika"/>
+        <a:font script="Laoo" typeface="DokChampa"/>
+        <a:font script="Sinh" typeface="Iskoola Pota"/>
+        <a:font script="Mong" typeface="Mongolian Baiti"/>
+        <a:font script="Viet" typeface="Arial"/>
+        <a:font script="Uigh" typeface="Microsoft Uighur"/>
+        <a:font script="Geor" typeface="Sylfaen"/>
+        <a:font script="Armn" typeface="Arial"/>
+        <a:font script="Bugi" typeface="Leelawadee UI"/>
+        <a:font script="Bopo" typeface="Microsoft JhengHei"/>
+        <a:font script="Java" typeface="Javanese Text"/>
+        <a:font script="Lisu" typeface="Segoe UI"/>
+        <a:font script="Mymr" typeface="Myanmar Text"/>
+        <a:font script="Nkoo" typeface="Ebrima"/>
+        <a:font script="Olck" typeface="Nirmala UI"/>
+        <a:font script="Osma" typeface="Ebrima"/>
+        <a:font script="Phag" typeface="Phagspa"/>
+        <a:font script="Syrn" typeface="Estrangelo Edessa"/>
+        <a:font script="Syrj" typeface="Estrangelo Edessa"/>
+        <a:font script="Syre" typeface="Estrangelo Edessa"/>
+        <a:font script="Sora" typeface="Nirmala UI"/>
+        <a:font script="Tale" typeface="Microsoft Tai Le"/>
+        <a:font script="Talu" typeface="Microsoft New Tai Lue"/>
+        <a:font script="Tfng" typeface="Ebrima"/>
       </a:minorFont>
     </a:fontScheme>
-    <a:fmtScheme name="Default">
+    <a:fmtScheme name="Office">
       <a:fillStyleLst>
         <a:solidFill>
           <a:schemeClr val="phClr"/>
@@ -15032,165 +15532,141 @@
           <a:gsLst>
             <a:gs pos="0">
               <a:schemeClr val="phClr">
-                <a:tint val="50000"/>
-                <a:satMod val="300000"/>
+                <a:lumMod val="110000"/>
+                <a:satMod val="105000"/>
+                <a:tint val="67000"/>
               </a:schemeClr>
             </a:gs>
-            <a:gs pos="35000">
+            <a:gs pos="50000">
               <a:schemeClr val="phClr">
-                <a:tint val="37000"/>
-                <a:satMod val="300000"/>
+                <a:lumMod val="105000"/>
+                <a:satMod val="103000"/>
+                <a:tint val="73000"/>
               </a:schemeClr>
             </a:gs>
             <a:gs pos="100000">
               <a:schemeClr val="phClr">
-                <a:tint val="15000"/>
-                <a:satMod val="350000"/>
+                <a:lumMod val="105000"/>
+                <a:satMod val="109000"/>
+                <a:tint val="81000"/>
               </a:schemeClr>
             </a:gs>
           </a:gsLst>
-          <a:lin ang="16200000" scaled="1"/>
+          <a:lin ang="5400000" scaled="0"/>
         </a:gradFill>
         <a:gradFill rotWithShape="1">
           <a:gsLst>
             <a:gs pos="0">
               <a:schemeClr val="phClr">
-                <a:shade val="51000"/>
-                <a:satMod val="130000"/>
+                <a:satMod val="103000"/>
+                <a:lumMod val="102000"/>
+                <a:tint val="94000"/>
               </a:schemeClr>
             </a:gs>
-            <a:gs pos="80000">
+            <a:gs pos="50000">
               <a:schemeClr val="phClr">
-                <a:shade val="93000"/>
-                <a:satMod val="130000"/>
+                <a:satMod val="110000"/>
+                <a:lumMod val="100000"/>
+                <a:shade val="100000"/>
               </a:schemeClr>
             </a:gs>
             <a:gs pos="100000">
               <a:schemeClr val="phClr">
-                <a:shade val="94000"/>
-                <a:satMod val="135000"/>
+                <a:lumMod val="99000"/>
+                <a:satMod val="120000"/>
+                <a:shade val="78000"/>
               </a:schemeClr>
             </a:gs>
           </a:gsLst>
-          <a:lin ang="16200000" scaled="0"/>
+          <a:lin ang="5400000" scaled="0"/>
         </a:gradFill>
       </a:fillStyleLst>
       <a:lnStyleLst>
-        <a:ln w="9525" cap="flat" cmpd="sng" algn="ctr">
-          <a:solidFill>
-            <a:schemeClr val="phClr">
-              <a:shade val="95000"/>
-              <a:satMod val="105000"/>
-            </a:schemeClr>
-          </a:solidFill>
-          <a:prstDash val="solid"/>
-        </a:ln>
-        <a:ln w="25400" cap="flat" cmpd="sng" algn="ctr">
+        <a:ln w="6350" cap="flat" cmpd="sng" algn="ctr">
           <a:solidFill>
             <a:schemeClr val="phClr"/>
           </a:solidFill>
           <a:prstDash val="solid"/>
+          <a:miter lim="800000"/>
         </a:ln>
-        <a:ln w="38100" cap="flat" cmpd="sng" algn="ctr">
+        <a:ln w="12700" cap="flat" cmpd="sng" algn="ctr">
           <a:solidFill>
             <a:schemeClr val="phClr"/>
           </a:solidFill>
           <a:prstDash val="solid"/>
+          <a:miter lim="800000"/>
+        </a:ln>
+        <a:ln w="19050" cap="flat" cmpd="sng" algn="ctr">
+          <a:solidFill>
+            <a:schemeClr val="phClr"/>
+          </a:solidFill>
+          <a:prstDash val="solid"/>
+          <a:miter lim="800000"/>
         </a:ln>
       </a:lnStyleLst>
       <a:effectStyleLst>
         <a:effectStyle>
+          <a:effectLst/>
+        </a:effectStyle>
+        <a:effectStyle>
+          <a:effectLst/>
+        </a:effectStyle>
+        <a:effectStyle>
           <a:effectLst>
-            <a:outerShdw blurRad="40000" dist="20000" dir="5400000" rotWithShape="0">
+            <a:outerShdw blurRad="57150" dist="19050" dir="5400000" algn="ctr" rotWithShape="0">
               <a:srgbClr val="000000">
-                <a:alpha val="38000"/>
+                <a:alpha val="63000"/>
               </a:srgbClr>
             </a:outerShdw>
           </a:effectLst>
-        </a:effectStyle>
-        <a:effectStyle>
-          <a:effectLst>
-            <a:outerShdw blurRad="40000" dist="23000" dir="5400000" rotWithShape="0">
-              <a:srgbClr val="000000">
-                <a:alpha val="35000"/>
-              </a:srgbClr>
-            </a:outerShdw>
-          </a:effectLst>
-        </a:effectStyle>
-        <a:effectStyle>
-          <a:effectLst>
-            <a:outerShdw blurRad="40000" dist="23000" dir="5400000" rotWithShape="0">
-              <a:srgbClr val="000000">
-                <a:alpha val="35000"/>
-              </a:srgbClr>
-            </a:outerShdw>
-          </a:effectLst>
-          <a:scene3d>
-            <a:camera prst="orthographicFront">
-              <a:rot lat="0" lon="0" rev="0"/>
-            </a:camera>
-            <a:lightRig rig="threePt" dir="t">
-              <a:rot lat="0" lon="0" rev="1200000"/>
-            </a:lightRig>
-          </a:scene3d>
-          <a:sp3d>
-            <a:bevelT w="63500" h="25400"/>
-          </a:sp3d>
         </a:effectStyle>
       </a:effectStyleLst>
       <a:bgFillStyleLst>
         <a:solidFill>
           <a:schemeClr val="phClr"/>
         </a:solidFill>
+        <a:solidFill>
+          <a:schemeClr val="phClr">
+            <a:tint val="95000"/>
+            <a:satMod val="170000"/>
+          </a:schemeClr>
+        </a:solidFill>
         <a:gradFill rotWithShape="1">
           <a:gsLst>
             <a:gs pos="0">
               <a:schemeClr val="phClr">
-                <a:tint val="40000"/>
-                <a:satMod val="350000"/>
+                <a:tint val="93000"/>
+                <a:satMod val="150000"/>
+                <a:shade val="98000"/>
+                <a:lumMod val="102000"/>
               </a:schemeClr>
             </a:gs>
-            <a:gs pos="40000">
+            <a:gs pos="50000">
               <a:schemeClr val="phClr">
-                <a:tint val="45000"/>
-                <a:shade val="99000"/>
-                <a:satMod val="350000"/>
+                <a:tint val="98000"/>
+                <a:satMod val="130000"/>
+                <a:shade val="90000"/>
+                <a:lumMod val="103000"/>
               </a:schemeClr>
             </a:gs>
             <a:gs pos="100000">
               <a:schemeClr val="phClr">
-                <a:shade val="20000"/>
-                <a:satMod val="255000"/>
+                <a:shade val="63000"/>
+                <a:satMod val="120000"/>
               </a:schemeClr>
             </a:gs>
           </a:gsLst>
-          <a:path path="circle">
-            <a:fillToRect l="50000" t="-80000" r="50000" b="180000"/>
-          </a:path>
-        </a:gradFill>
-        <a:gradFill rotWithShape="1">
-          <a:gsLst>
-            <a:gs pos="0">
-              <a:schemeClr val="phClr">
-                <a:tint val="80000"/>
-                <a:satMod val="300000"/>
-              </a:schemeClr>
-            </a:gs>
-            <a:gs pos="100000">
-              <a:schemeClr val="phClr">
-                <a:shade val="30000"/>
-                <a:satMod val="200000"/>
-              </a:schemeClr>
-            </a:gs>
-          </a:gsLst>
-          <a:path path="circle">
-            <a:fillToRect l="50000" t="50000" r="50000" b="50000"/>
-          </a:path>
+          <a:lin ang="5400000" scaled="0"/>
         </a:gradFill>
       </a:bgFillStyleLst>
     </a:fmtScheme>
   </a:themeElements>
   <a:objectDefaults/>
   <a:extraClrSchemeLst/>
+  <a:extLst>
+    <a:ext uri="{05A4C25C-085E-4340-85A3-A5531E510DB2}">
+      <thm15:themeFamily xmlns:thm15="http://schemas.microsoft.com/office/thememl/2012/main" name="Office Theme" id="{2E142A2C-CD16-42D6-873A-C26D2A0506FA}" vid="{1BDDFF52-6CD6-40A5-AB3C-68EB2F1E4D0A}"/>
+    </a:ext>
+  </a:extLst>
 </a:theme>
 </file>
--- a/论文_DryBean机器学习项目报告.docx
+++ b/论文_DryBean机器学习项目报告.docx
@@ -2,7 +2,7 @@
 <file path=word/document.xml><?xml version="1.0" encoding="utf-8"?>
 <w:document xmlns:w="http://schemas.openxmlformats.org/wordprocessingml/2006/main" xmlns:m="http://schemas.openxmlformats.org/officeDocument/2006/math" xmlns:r="http://schemas.openxmlformats.org/officeDocument/2006/relationships" xmlns:o="urn:schemas-microsoft-com:office:office" xmlns:v="urn:schemas-microsoft-com:vml" xmlns:w10="urn:schemas-microsoft-com:office:word" xmlns:a="http://schemas.openxmlformats.org/drawingml/2006/main" xmlns:pic="http://schemas.openxmlformats.org/drawingml/2006/picture" xmlns:wp="http://schemas.openxmlformats.org/drawingml/2006/wordprocessingDrawing">
   <w:body>
-    <w:bookmarkStart w:id="64" w:name="dry-bean-dataset-多分类机器学习项目报告"/>
+    <w:bookmarkStart w:id="65" w:name="dry-bean-dataset-多分类机器学习项目报告"/>
     <w:p>
       <w:pPr>
         <w:pStyle w:val="Heading1"/>
@@ -8980,7 +8980,7 @@
     </w:tbl>
     <w:bookmarkEnd w:id="32"/>
     <w:bookmarkEnd w:id="33"/>
-    <w:bookmarkStart w:id="49" w:name="系统展示评分占比-30"/>
+    <w:bookmarkStart w:id="50" w:name="系统展示评分占比-30"/>
     <w:p>
       <w:pPr>
         <w:pStyle w:val="Heading2"/>
@@ -9041,7 +9041,7 @@
           <w:b/>
           <w:bCs/>
         </w:rPr>
-        <w:t xml:space="preserve">仓库：</w:t>
+        <w:t xml:space="preserve">仓库（源码）：</w:t>
       </w:r>
       <w:r>
         <w:t xml:space="preserve"> </w:t>
@@ -9055,7 +9055,83 @@
         </w:r>
       </w:hyperlink>
     </w:p>
-    <w:bookmarkStart w:id="35" w:name="工程模块架构"/>
+    <w:p>
+      <w:pPr>
+        <w:pStyle w:val="BlockText"/>
+      </w:pPr>
+      <w:r>
+        <w:rPr>
+          <w:b/>
+          <w:bCs/>
+        </w:rPr>
+        <w:t xml:space="preserve">GitHub Pages </w:t>
+      </w:r>
+      <w:r>
+        <w:rPr>
+          <w:rFonts w:hint="eastAsia"/>
+          <w:b/>
+          <w:bCs/>
+        </w:rPr>
+        <w:t xml:space="preserve">展示页面（数据描述</w:t>
+      </w:r>
+      <w:r>
+        <w:rPr>
+          <w:b/>
+          <w:bCs/>
+        </w:rPr>
+        <w:t xml:space="preserve"> + </w:t>
+      </w:r>
+      <w:r>
+        <w:rPr>
+          <w:rFonts w:hint="eastAsia"/>
+          <w:b/>
+          <w:bCs/>
+        </w:rPr>
+        <w:t xml:space="preserve">处理流程</w:t>
+      </w:r>
+      <w:r>
+        <w:rPr>
+          <w:b/>
+          <w:bCs/>
+        </w:rPr>
+        <w:t xml:space="preserve"> + </w:t>
+      </w:r>
+      <w:r>
+        <w:rPr>
+          <w:rFonts w:hint="eastAsia"/>
+          <w:b/>
+          <w:bCs/>
+        </w:rPr>
+        <w:t xml:space="preserve">算法</w:t>
+      </w:r>
+      <w:r>
+        <w:rPr>
+          <w:b/>
+          <w:bCs/>
+        </w:rPr>
+        <w:t xml:space="preserve"> + </w:t>
+      </w:r>
+      <w:r>
+        <w:rPr>
+          <w:rFonts w:hint="eastAsia"/>
+          <w:b/>
+          <w:bCs/>
+        </w:rPr>
+        <w:t xml:space="preserve">精度表）：</w:t>
+      </w:r>
+      <w:r>
+        <w:t xml:space="preserve"> </w:t>
+      </w:r>
+      <w:hyperlink r:id="rId35">
+        <w:r>
+          <w:rPr>
+            <w:rStyle w:val="Hyperlink"/>
+          </w:rPr>
+          <w:t xml:space="preserve">https://joyboy-type.github.io/machine-learning-final/</w:t>
+        </w:r>
+      </w:hyperlink>
+    </w:p>
+    <w:bookmarkStart w:id="36" w:name="工程模块架构"/>
     <w:p>
       <w:pPr>
         <w:pStyle w:val="Heading3"/>
@@ -9554,8 +9630,8 @@
         <w:t xml:space="preserve">GUI，所有操作通过命令行参数控制，符合课程要求</w:t>
       </w:r>
     </w:p>
-    <w:bookmarkEnd w:id="35"/>
-    <w:bookmarkStart w:id="42" w:name="命令行接口"/>
+    <w:bookmarkEnd w:id="36"/>
+    <w:bookmarkStart w:id="43" w:name="命令行接口"/>
     <w:p>
       <w:pPr>
         <w:pStyle w:val="Heading3"/>
@@ -9608,18 +9684,18 @@
           <wp:inline>
             <wp:extent cx="5334000" cy="3065646"/>
             <wp:effectExtent b="0" l="0" r="0" t="0"/>
-            <wp:docPr descr="CLI Help" title="" id="37" name="Picture"/>
+            <wp:docPr descr="CLI Help" title="" id="38" name="Picture"/>
             <a:graphic>
               <a:graphicData uri="http://schemas.openxmlformats.org/drawingml/2006/picture">
                 <pic:pic>
                   <pic:nvPicPr>
-                    <pic:cNvPr descr="output/figures/screenshot_cli_help.png" id="38" name="Picture"/>
+                    <pic:cNvPr descr="output/figures/screenshot_cli_help.png" id="39" name="Picture"/>
                     <pic:cNvPicPr>
                       <a:picLocks noChangeArrowheads="1" noChangeAspect="1"/>
                     </pic:cNvPicPr>
                   </pic:nvPicPr>
                   <pic:blipFill>
-                    <a:blip r:embed="rId36"/>
+                    <a:blip r:embed="rId37"/>
                     <a:stretch>
                       <a:fillRect/>
                     </a:stretch>
@@ -9950,18 +10026,18 @@
           <wp:inline>
             <wp:extent cx="5334000" cy="3930315"/>
             <wp:effectExtent b="0" l="0" r="0" t="0"/>
-            <wp:docPr descr="CLI Run" title="" id="40" name="Picture"/>
+            <wp:docPr descr="CLI Run" title="" id="41" name="Picture"/>
             <a:graphic>
               <a:graphicData uri="http://schemas.openxmlformats.org/drawingml/2006/picture">
                 <pic:pic>
                   <pic:nvPicPr>
-                    <pic:cNvPr descr="output/figures/screenshot_cli_run.png" id="41" name="Picture"/>
+                    <pic:cNvPr descr="output/figures/screenshot_cli_run.png" id="42" name="Picture"/>
                     <pic:cNvPicPr>
                       <a:picLocks noChangeArrowheads="1" noChangeAspect="1"/>
                     </pic:cNvPicPr>
                   </pic:nvPicPr>
                   <pic:blipFill>
-                    <a:blip r:embed="rId39"/>
+                    <a:blip r:embed="rId40"/>
                     <a:stretch>
                       <a:fillRect/>
                     </a:stretch>
@@ -10034,8 +10110,8 @@
         <w:t xml:space="preserve">0.66s）；最后打印精度汇总表。整个流程无需任何人工交互，完全自动化。</w:t>
       </w:r>
     </w:p>
-    <w:bookmarkEnd w:id="42"/>
-    <w:bookmarkStart w:id="43" w:name="模型注册与扩展机制"/>
+    <w:bookmarkEnd w:id="43"/>
+    <w:bookmarkStart w:id="44" w:name="模型注册与扩展机制"/>
     <w:p>
       <w:pPr>
         <w:pStyle w:val="Heading3"/>
@@ -10260,8 +10336,8 @@
         <w:t xml:space="preserve">的任何代码。这一设计体现了开闭原则（对扩展开放，对修改关闭）。</w:t>
       </w:r>
     </w:p>
-    <w:bookmarkEnd w:id="43"/>
-    <w:bookmarkStart w:id="47" w:name="github-展示"/>
+    <w:bookmarkEnd w:id="44"/>
+    <w:bookmarkStart w:id="48" w:name="github-展示"/>
     <w:p>
       <w:pPr>
         <w:pStyle w:val="Heading3"/>
@@ -10304,6 +10380,20 @@
         </w:r>
       </w:hyperlink>
       <w:r>
+        <w:rPr>
+          <w:rFonts w:hint="eastAsia"/>
+        </w:rPr>
+        <w:t xml:space="preserve">，展示页面地址：</w:t>
+      </w:r>
+      <w:hyperlink r:id="rId35">
+        <w:r>
+          <w:rPr>
+            <w:rStyle w:val="Hyperlink"/>
+          </w:rPr>
+          <w:t xml:space="preserve">https://joyboy-type.github.io/machine-learning-final/</w:t>
+        </w:r>
+      </w:hyperlink>
+      <w:r>
         <w:t xml:space="preserve">。</w:t>
       </w:r>
     </w:p>
@@ -10316,18 +10406,18 @@
           <wp:inline>
             <wp:extent cx="5334000" cy="3136766"/>
             <wp:effectExtent b="0" l="0" r="0" t="0"/>
-            <wp:docPr descr="GitHub Repo" title="" id="45" name="Picture"/>
+            <wp:docPr descr="GitHub Repo" title="" id="46" name="Picture"/>
             <a:graphic>
               <a:graphicData uri="http://schemas.openxmlformats.org/drawingml/2006/picture">
                 <pic:pic>
                   <pic:nvPicPr>
-                    <pic:cNvPr descr="output/figures/screenshot_github.png" id="46" name="Picture"/>
+                    <pic:cNvPr descr="output/figures/screenshot_github.png" id="47" name="Picture"/>
                     <pic:cNvPicPr>
                       <a:picLocks noChangeArrowheads="1" noChangeAspect="1"/>
                     </pic:cNvPicPr>
                   </pic:nvPicPr>
                   <pic:blipFill>
-                    <a:blip r:embed="rId44"/>
+                    <a:blip r:embed="rId45"/>
                     <a:stretch>
                       <a:fillRect/>
                     </a:stretch>
@@ -10924,8 +11014,8 @@
         <w:t xml:space="preserve">过拟合分析表、推理速度表、双噪声鲁棒性表</w:t>
       </w:r>
     </w:p>
-    <w:bookmarkEnd w:id="47"/>
-    <w:bookmarkStart w:id="48" w:name="实验结果汇总"/>
+    <w:bookmarkEnd w:id="48"/>
+    <w:bookmarkStart w:id="49" w:name="实验结果汇总"/>
     <w:p>
       <w:pPr>
         <w:pStyle w:val="Heading3"/>
@@ -11356,9 +11446,9 @@
         </w:tc>
       </w:tr>
     </w:tbl>
-    <w:bookmarkEnd w:id="48"/>
     <w:bookmarkEnd w:id="49"/>
-    <w:bookmarkStart w:id="53" w:name="综合讨论"/>
+    <w:bookmarkEnd w:id="50"/>
+    <w:bookmarkStart w:id="54" w:name="综合讨论"/>
     <w:p>
       <w:pPr>
         <w:pStyle w:val="Heading2"/>
@@ -11373,7 +11463,7 @@
         <w:t xml:space="preserve">综合讨论</w:t>
       </w:r>
     </w:p>
-    <w:bookmarkStart w:id="50" w:name="算法选型建议"/>
+    <w:bookmarkStart w:id="51" w:name="算法选型建议"/>
     <w:p>
       <w:pPr>
         <w:pStyle w:val="Heading3"/>
@@ -11646,8 +11736,8 @@
         </w:tc>
       </w:tr>
     </w:tbl>
-    <w:bookmarkEnd w:id="50"/>
-    <w:bookmarkStart w:id="51" w:name="特征工程反思"/>
+    <w:bookmarkEnd w:id="51"/>
+    <w:bookmarkStart w:id="52" w:name="特征工程反思"/>
     <w:p>
       <w:pPr>
         <w:pStyle w:val="Heading3"/>
@@ -11718,8 +11808,8 @@
         <w:t xml:space="preserve">维，这有待进一步实验验证。</w:t>
       </w:r>
     </w:p>
-    <w:bookmarkEnd w:id="51"/>
-    <w:bookmarkStart w:id="52" w:name="数据清洗的价值"/>
+    <w:bookmarkEnd w:id="52"/>
+    <w:bookmarkStart w:id="53" w:name="数据清洗的价值"/>
     <w:p>
       <w:pPr>
         <w:pStyle w:val="Heading3"/>
@@ -11900,9 +11990,9 @@
         <w:t xml:space="preserve">清洗的流程，有效模拟了真实工业场景中的数据预处理全流程。</w:t>
       </w:r>
     </w:p>
-    <w:bookmarkEnd w:id="52"/>
     <w:bookmarkEnd w:id="53"/>
-    <w:bookmarkStart w:id="55" w:name="结论"/>
+    <w:bookmarkEnd w:id="54"/>
+    <w:bookmarkStart w:id="56" w:name="结论"/>
     <w:p>
       <w:pPr>
         <w:pStyle w:val="Heading2"/>
@@ -12286,7 +12376,7 @@
         <w:t xml:space="preserve">完整展示。</w:t>
       </w:r>
     </w:p>
-    <w:bookmarkStart w:id="54" w:name="未来改进方向"/>
+    <w:bookmarkStart w:id="55" w:name="未来改进方向"/>
     <w:p>
       <w:pPr>
         <w:pStyle w:val="Heading3"/>
@@ -12394,9 +12484,9 @@
         <w:t xml:space="preserve">作为形状复杂度指标）</w:t>
       </w:r>
     </w:p>
-    <w:bookmarkEnd w:id="54"/>
     <w:bookmarkEnd w:id="55"/>
-    <w:bookmarkStart w:id="59" w:name="课程总结评分占比-5"/>
+    <w:bookmarkEnd w:id="56"/>
+    <w:bookmarkStart w:id="60" w:name="课程总结评分占比-5"/>
     <w:p>
       <w:pPr>
         <w:pStyle w:val="Heading2"/>
@@ -12420,7 +12510,7 @@
         <w:t xml:space="preserve">5%）</w:t>
       </w:r>
     </w:p>
-    <w:bookmarkStart w:id="56" w:name="课程收获"/>
+    <w:bookmarkStart w:id="57" w:name="课程收获"/>
     <w:p>
       <w:pPr>
         <w:pStyle w:val="Heading3"/>
@@ -12671,8 +12761,8 @@
         <w:t xml:space="preserve">形成了”假设→实验→分析→结论”的科学研究思维</w:t>
       </w:r>
     </w:p>
-    <w:bookmarkEnd w:id="56"/>
-    <w:bookmarkStart w:id="57" w:name="课程评价"/>
+    <w:bookmarkEnd w:id="57"/>
+    <w:bookmarkStart w:id="58" w:name="课程评价"/>
     <w:p>
       <w:pPr>
         <w:pStyle w:val="Heading3"/>
@@ -12939,8 +13029,8 @@
         <w:t xml:space="preserve">竞赛机制，增加课程的趣味性和挑战性</w:t>
       </w:r>
     </w:p>
-    <w:bookmarkEnd w:id="57"/>
-    <w:bookmarkStart w:id="58" w:name="自我反思"/>
+    <w:bookmarkEnd w:id="58"/>
+    <w:bookmarkStart w:id="59" w:name="自我反思"/>
     <w:p>
       <w:pPr>
         <w:pStyle w:val="Heading3"/>
@@ -12998,9 +13088,9 @@
         <w:t xml:space="preserve">本次期末项目中，数据清洗和特征工程阶段占据了大量时间——识别污染类型、设计修复策略、验证清洗效果。这段经历让我深刻理解了工业界”数据和特征决定了机器学习的上限，而模型和算法只是逼近这个上限”这一经典论断。</w:t>
       </w:r>
     </w:p>
-    <w:bookmarkEnd w:id="58"/>
     <w:bookmarkEnd w:id="59"/>
-    <w:bookmarkStart w:id="63" w:name="附录"/>
+    <w:bookmarkEnd w:id="60"/>
+    <w:bookmarkStart w:id="64" w:name="附录"/>
     <w:p>
       <w:pPr>
         <w:pStyle w:val="Heading2"/>
@@ -13012,7 +13102,7 @@
         <w:t xml:space="preserve">附录</w:t>
       </w:r>
     </w:p>
-    <w:bookmarkStart w:id="60" w:name="a.-实验环境"/>
+    <w:bookmarkStart w:id="61" w:name="a.-实验环境"/>
     <w:p>
       <w:pPr>
         <w:pStyle w:val="Heading3"/>
@@ -13275,8 +13365,8 @@
         </w:tc>
       </w:tr>
     </w:tbl>
-    <w:bookmarkEnd w:id="60"/>
-    <w:bookmarkStart w:id="61" w:name="b.-图表索引"/>
+    <w:bookmarkEnd w:id="61"/>
+    <w:bookmarkStart w:id="62" w:name="b.-图表索引"/>
     <w:p>
       <w:pPr>
         <w:pStyle w:val="Heading3"/>
@@ -13832,8 +13922,8 @@
         </w:tc>
       </w:tr>
     </w:tbl>
-    <w:bookmarkEnd w:id="61"/>
-    <w:bookmarkStart w:id="62" w:name="c.-项目代码链接"/>
+    <w:bookmarkEnd w:id="62"/>
+    <w:bookmarkStart w:id="63" w:name="c.-项目链接"/>
     <w:p>
       <w:pPr>
         <w:pStyle w:val="Heading3"/>
@@ -13845,7 +13935,7 @@
         <w:rPr>
           <w:rFonts w:hint="eastAsia"/>
         </w:rPr>
-        <w:t xml:space="preserve">项目代码链接</w:t>
+        <w:t xml:space="preserve">项目链接</w:t>
       </w:r>
     </w:p>
     <w:p>
@@ -13869,23 +13959,19 @@
           <w:b/>
           <w:bCs/>
         </w:rPr>
-        <w:t xml:space="preserve">文件夹：</w:t>
-      </w:r>
-      <w:r>
-        <w:t xml:space="preserve"> </w:t>
-      </w:r>
-      <w:r>
-        <w:rPr>
-          <w:rStyle w:val="VerbatimChar"/>
-        </w:rPr>
-        <w:t xml:space="preserve">GitHub/</w:t>
-      </w:r>
-      <w:r>
-        <w:rPr>
-          <w:rFonts w:hint="eastAsia"/>
-        </w:rPr>
-        <w:t xml:space="preserve">（包含完整源码、README、requirements.txt、.gitignore）</w:t>
-      </w:r>
+        <w:t xml:space="preserve">仓库（源码）：</w:t>
+      </w:r>
+      <w:r>
+        <w:t xml:space="preserve"> </w:t>
+      </w:r>
+      <w:hyperlink r:id="rId34">
+        <w:r>
+          <w:rPr>
+            <w:rStyle w:val="Hyperlink"/>
+          </w:rPr>
+          <w:t xml:space="preserve">https://github.com/joyboy-type/machine-learning-final</w:t>
+        </w:r>
+      </w:hyperlink>
     </w:p>
     <w:p>
       <w:pPr>
@@ -13897,46 +13983,30 @@
       </w:pPr>
       <w:r>
         <w:rPr>
-          <w:rFonts w:hint="eastAsia"/>
           <w:b/>
           <w:bCs/>
         </w:rPr>
-        <w:t xml:space="preserve">作业提交文件夹：</w:t>
-      </w:r>
-      <w:r>
-        <w:t xml:space="preserve"> </w:t>
-      </w:r>
-      <w:r>
-        <w:rPr>
-          <w:rStyle w:val="VerbatimChar"/>
-          <w:rFonts w:hint="eastAsia"/>
-        </w:rPr>
-        <w:t xml:space="preserve">作业提交/</w:t>
-      </w:r>
-      <w:r>
-        <w:rPr>
-          <w:rFonts w:hint="eastAsia"/>
-        </w:rPr>
-        <w:t xml:space="preserve">（包含源码</w:t>
-      </w:r>
-      <w:r>
-        <w:t xml:space="preserve"> + </w:t>
-      </w:r>
-      <w:r>
-        <w:rPr>
-          <w:rFonts w:hint="eastAsia"/>
-        </w:rPr>
-        <w:t xml:space="preserve">数据集</w:t>
-      </w:r>
-      <w:r>
-        <w:t xml:space="preserve"> + </w:t>
-      </w:r>
-      <w:r>
-        <w:rPr>
-          <w:rFonts w:hint="eastAsia"/>
-        </w:rPr>
-        <w:t xml:space="preserve">所有生成结果）</w:t>
-      </w:r>
+        <w:t xml:space="preserve">GitHub Pages </w:t>
+      </w:r>
+      <w:r>
+        <w:rPr>
+          <w:rFonts w:hint="eastAsia"/>
+          <w:b/>
+          <w:bCs/>
+        </w:rPr>
+        <w:t xml:space="preserve">展示页面：</w:t>
+      </w:r>
+      <w:r>
+        <w:t xml:space="preserve"> </w:t>
+      </w:r>
+      <w:hyperlink r:id="rId35">
+        <w:r>
+          <w:rPr>
+            <w:rStyle w:val="Hyperlink"/>
+          </w:rPr>
+          <w:t xml:space="preserve">https://joyboy-type.github.io/machine-learning-final/</w:t>
+        </w:r>
+      </w:hyperlink>
     </w:p>
     <w:p>
       <w:pPr>
@@ -13981,9 +14051,9 @@
         <w:t xml:space="preserve">机器学习与项目实践课程的期末考核作业。</w:t>
       </w:r>
     </w:p>
-    <w:bookmarkEnd w:id="62"/>
     <w:bookmarkEnd w:id="63"/>
     <w:bookmarkEnd w:id="64"/>
+    <w:bookmarkEnd w:id="65"/>
     <w:sectPr>
       <w:footnotePr>
         <w:numRestart w:val="eachSect"/>
